--- a/klagomål/A 367-2024 FSC-klagomål.docx
+++ b/klagomål/A 367-2024 FSC-klagomål.docx
@@ -1370,7 +1370,7 @@
     <w:r>
       <w:tab/>
       <w:tab/>
-      <w:t>2026-06-15</w:t>
+      <w:t>2026-06-16</w:t>
       <w:br/>
       <w:br/>
     </w:r>

--- a/klagomål/A 367-2024 FSC-klagomål.docx
+++ b/klagomål/A 367-2024 FSC-klagomål.docx
@@ -1370,7 +1370,7 @@
     <w:r>
       <w:tab/>
       <w:tab/>
-      <w:t>2026-06-16</w:t>
+      <w:t>2026-06-17</w:t>
       <w:br/>
       <w:br/>
     </w:r>

--- a/klagomål/A 367-2024 FSC-klagomål.docx
+++ b/klagomål/A 367-2024 FSC-klagomål.docx
@@ -1,6 +1,6 @@
 
 <file path=word/document.xml><?xml version="1.0" encoding="utf-8"?>
-<w:document xmlns:wpc="http://schemas.microsoft.com/office/word/2010/wordprocessingCanvas" xmlns:cx="http://schemas.microsoft.com/office/drawing/2014/chartex" xmlns:cx1="http://schemas.microsoft.com/office/drawing/2015/9/8/chartex" xmlns:cx2="http://schemas.microsoft.com/office/drawing/2015/10/21/chartex" xmlns:cx3="http://schemas.microsoft.com/office/drawing/2016/5/9/chartex" xmlns:cx4="http://schemas.microsoft.com/office/drawing/2016/5/10/chartex" xmlns:cx5="http://schemas.microsoft.com/office/drawing/2016/5/11/chartex" xmlns:cx6="http://schemas.microsoft.com/office/drawing/2016/5/12/chartex" xmlns:cx7="http://schemas.microsoft.com/office/drawing/2016/5/13/chartex" xmlns:cx8="http://schemas.microsoft.com/office/drawing/2016/5/14/chartex" xmlns:mc="http://schemas.openxmlformats.org/markup-compatibility/2006" xmlns:aink="http://schemas.microsoft.com/office/drawing/2016/ink" xmlns:am3d="http://schemas.microsoft.com/office/drawing/2017/model3d" xmlns:o="urn:schemas-microsoft-com:office:office" xmlns:oel="http://schemas.microsoft.com/office/2019/extlst" xmlns:r="http://schemas.openxmlformats.org/officeDocument/2006/relationships" xmlns:m="http://schemas.openxmlformats.org/officeDocument/2006/math" xmlns:v="urn:schemas-microsoft-com:vml" xmlns:wp14="http://schemas.microsoft.com/office/word/2010/wordprocessingDrawing" xmlns:wp="http://schemas.openxmlformats.org/drawingml/2006/wordprocessingDrawing" xmlns:w10="urn:schemas-microsoft-com:office:word" xmlns:w="http://schemas.openxmlformats.org/wordprocessingml/2006/main" xmlns:w14="http://schemas.microsoft.com/office/word/2010/wordml" xmlns:w15="http://schemas.microsoft.com/office/word/2012/wordml" xmlns:w16cex="http://schemas.microsoft.com/office/word/2018/wordml/cex" xmlns:w16cid="http://schemas.microsoft.com/office/word/2016/wordml/cid" xmlns:w16="http://schemas.microsoft.com/office/word/2018/wordml" xmlns:w16sdtdh="http://schemas.microsoft.com/office/word/2020/wordml/sdtdatahash" xmlns:w16se="http://schemas.microsoft.com/office/word/2015/wordml/symex" xmlns:wpg="http://schemas.microsoft.com/office/word/2010/wordprocessingGroup" xmlns:wpi="http://schemas.microsoft.com/office/word/2010/wordprocessingInk" xmlns:wne="http://schemas.microsoft.com/office/word/2006/wordml" xmlns:wps="http://schemas.microsoft.com/office/word/2010/wordprocessingShape" mc:Ignorable="w14 w15 w16se w16cid w16 w16cex w16sdtdh wp14">
+<w:document xmlns:wpc="http://schemas.microsoft.com/office/word/2010/wordprocessingCanvas" xmlns:cx="http://schemas.microsoft.com/office/drawing/2014/chartex" xmlns:cx1="http://schemas.microsoft.com/office/drawing/2015/9/8/chartex" xmlns:cx2="http://schemas.microsoft.com/office/drawing/2015/10/21/chartex" xmlns:cx3="http://schemas.microsoft.com/office/drawing/2016/5/9/chartex" xmlns:cx4="http://schemas.microsoft.com/office/drawing/2016/5/10/chartex" xmlns:cx5="http://schemas.microsoft.com/office/drawing/2016/5/11/chartex" xmlns:cx6="http://schemas.microsoft.com/office/drawing/2016/5/12/chartex" xmlns:cx7="http://schemas.microsoft.com/office/drawing/2016/5/13/chartex" xmlns:cx8="http://schemas.microsoft.com/office/drawing/2016/5/14/chartex" xmlns:mc="http://schemas.openxmlformats.org/markup-compatibility/2006" xmlns:aink="http://schemas.microsoft.com/office/drawing/2016/ink" xmlns:am3d="http://schemas.microsoft.com/office/drawing/2017/model3d" xmlns:o="urn:schemas-microsoft-com:office:office" xmlns:oel="http://schemas.microsoft.com/office/2019/extlst" xmlns:r="http://schemas.openxmlformats.org/officeDocument/2006/relationships" xmlns:m="http://schemas.openxmlformats.org/officeDocument/2006/math" xmlns:v="urn:schemas-microsoft-com:vml" xmlns:wp14="http://schemas.microsoft.com/office/word/2010/wordprocessingDrawing" xmlns:wp="http://schemas.openxmlformats.org/drawingml/2006/wordprocessingDrawing" xmlns:w10="urn:schemas-microsoft-com:office:word" xmlns:w="http://schemas.openxmlformats.org/wordprocessingml/2006/main" xmlns:w14="http://schemas.microsoft.com/office/word/2010/wordml" xmlns:w15="http://schemas.microsoft.com/office/word/2012/wordml" xmlns:w16cex="http://schemas.microsoft.com/office/word/2018/wordml/cex" xmlns:w16cid="http://schemas.microsoft.com/office/word/2016/wordml/cid" xmlns:w16="http://schemas.microsoft.com/office/word/2018/wordml" xmlns:w16du="http://schemas.microsoft.com/office/word/2023/wordml/word16du" xmlns:w16sdtdh="http://schemas.microsoft.com/office/word/2020/wordml/sdtdatahash" xmlns:w16sdtfl="http://schemas.microsoft.com/office/word/2024/wordml/sdtformatlock" xmlns:w16se="http://schemas.microsoft.com/office/word/2015/wordml/symex" xmlns:wpg="http://schemas.microsoft.com/office/word/2010/wordprocessingGroup" xmlns:wpi="http://schemas.microsoft.com/office/word/2010/wordprocessingInk" xmlns:wne="http://schemas.microsoft.com/office/word/2006/wordml" xmlns:wps="http://schemas.microsoft.com/office/word/2010/wordprocessingShape" mc:Ignorable="w14 w15 w16se w16cid w16 w16cex w16sdtdh w16sdtfl w16du wp14">
   <w:body>
     <w:p>
       <w:r>
@@ -168,7 +168,7 @@
     </w:p>
     <w:p>
       <w:r>
-        <w:t>Detta dokument behandlar höga naturvärden i avverkningsanmälan A 367-2024 i Vilhelmina kommun. Denna avverkningsanmälan inkom 2024-01-04 00:00:00 och omfattar 5,4 ha.</w:t>
+        <w:t>Detta dokument behandlar höga naturvärden i avverkningsanmälan A 367-2024 i Vilhelmina kommun som inkom 2024-01-04 och omfattar 5,4 ha.</w:t>
       </w:r>
     </w:p>
     <w:p>
@@ -191,12 +191,15 @@
     </w:p>
     <w:p>
       <w:r>
-        <w:t>I avverkningsanmälan har följande 15 naturvårdsarter hittats: liten sotlav (VU), gammelgransskål (NT), garnlav (NT), liten svartspik (NT), rosenticka (NT), rödbrun blekspik (NT), rödvingetrast (NT, §4), spillkråka (NT, §4), talltita (NT, §4), ullticka (NT), videsparv (NT, §4), mörk husmossa (S), järnsparv (§4), lavskrika (§4) och revlummer (§9). Av dessa är 11 rödlistade. För rödlistade arter har rödlistekategorin angivits inom parentes. Arter som är signalarter enligt Skogsstyrelsen har markerats med (S). För fridlysta arter anges även paragrafen i Artskyddsförordningen som arten är fridlyst enligt.</w:t>
+        <w:t>I och inom 25 meter från avverkningsanmälan har följande 17 naturvårdsarter hittats: garnlav (VU, T), gränsticka (VU, T), liten sotlav (VU, T), gammelgransskål (NT, T), järnsparv (NT, §4), lavskrika (NT, T, §4), liten svartspik (NT), rosenticka (NT, T), rödbrun blekspik (NT, T), rödvingetrast (NT, §4), talltita (NT, §4), ullticka (NT, T), mörk husmossa (S, T), nordisk stormhatt (T), spillkråka (T, §4), videsparv (T, §4) och revlummer (§9). Av dessa är 12 rödlistade. För rödlistade arter har rödlistekategorin angivits inom parentes. Arter som är signalarter enligt Skogsstyrelsen har markerats med (S). Typiska arter inom Natura 2000 som är kopplade till skogsekosystem har markerats med (T). För fridlysta arter anges även paragrafen i Artskyddsförordningen som arten är fridlyst enligt.</w:t>
       </w:r>
     </w:p>
     <w:p>
       <w:r>
-        <w:t>De påträffade naturvårdsarterna är ett tydligt kvitto på att detta rör sig om en skog med höga naturvärden. I Figur 1 visas en karta över det avverkningsanmälda området, där samtliga fyndplatser för naturvårdsarter som finns registrerade på Artportalen har markerats.</w:t>
+        <w:t>De påträffade naturvårdsarterna är ett tydligt kvitto på att det rör sig om en skog med höga naturvärden.</w:t>
+      </w:r>
+      <w:r>
+        <w:t xml:space="preserve"> I Figur 1 visas fyndplatser för naturvårdsarter i området, som finns registrerade på Artportalen.</w:t>
       </w:r>
     </w:p>
     <w:p>
@@ -206,7 +209,7 @@
       <w:r>
         <w:drawing>
           <wp:inline xmlns:a="http://schemas.openxmlformats.org/drawingml/2006/main" xmlns:pic="http://schemas.openxmlformats.org/drawingml/2006/picture">
-            <wp:extent cx="5486400" cy="5329884"/>
+            <wp:extent cx="5486400" cy="5140188"/>
             <wp:docPr id="1" name="Picture 1"/>
             <wp:cNvGraphicFramePr>
               <a:graphicFrameLocks noChangeAspect="1"/>
@@ -227,7 +230,7 @@
                   <pic:spPr>
                     <a:xfrm>
                       <a:off x="0" y="0"/>
-                      <a:ext cx="5486400" cy="5329884"/>
+                      <a:ext cx="5486400" cy="5140188"/>
                     </a:xfrm>
                     <a:prstGeom prst="rect"/>
                   </pic:spPr>
@@ -241,9 +244,130 @@
     <w:p>
       <w:pPr>
         <w:pStyle w:val="Caption"/>
+        <w:spacing w:after="240"/>
       </w:pPr>
       <w:r>
-        <w:t>Figur 1. Fyndplatser för naturvårdsarter i det avverkningsanmälda området (röd linje). Markörer utan svart kant är placerade på fyndplatsen. Markörer med svart kant är placerade vid sidan av fyndplatsen och har ett svart streck som visar fyndplatsens exakta position. Kartans mittpunktskoordinat är N 7150509, E 574173 i SWEREF 99 TM.</w:t>
+        <w:t>Figur 1. Fyndplatser för naturvårdsarter i och inom 25 meter från avverkningsanmälan (röd linje). Markörer utan svart kant är placerade på fyndplatsen. Markörer med svart kant är placerade vid sidan av fyndplatsen och har ett svart streck som visar fyndplatsens exakta position. Kartans mittpunktskoordinat är N 7150509, E 574173 i SWEREF 99 TM.</w:t>
+      </w:r>
+    </w:p>
+    <w:p>
+      <w:pPr>
+        <w:pStyle w:val="Heading2"/>
+      </w:pPr>
+      <w:r>
+        <w:t>Fridlysta arter</w:t>
+      </w:r>
+    </w:p>
+    <w:p>
+      <w:r>
+        <w:t>Följande fridlysta arter har sina livsmiljöer och växtplatser i den avverkningsanmälda skogen: järnsparv (NT, §4), lavskrika (NT, T, §4), rödvingetrast (NT, §4), talltita (NT, §4), spillkråka (T, §4), videsparv (T, §4) och revlummer (§9).</w:t>
+      </w:r>
+    </w:p>
+    <w:p>
+      <w:r>
+        <w:t xml:space="preserve">Observera att medlemsländerna är skyldiga att agera i enlighet med EU:s fågeldirektiv där det uttryckligen står att direktivet gäller för fåglar samt för deras ägg, bon och </w:t>
+      </w:r>
+      <w:r>
+        <w:rPr>
+          <w:b/>
+        </w:rPr>
+        <w:t xml:space="preserve">livsmiljöer </w:t>
+      </w:r>
+      <w:r>
+        <w:t>(artikel 1). Vidare att de åtgärder som vidtas inte får leda till en försämring av den nuvarande situationen beträffande bevarandet av de fågelarter som avses i artikel 1 (artikel 13). Fågeldirektivet är styrande för tillsynsansvariga myndigheters ärendehantering, ställningstaganden och beslutsfattande.</w:t>
+      </w:r>
+    </w:p>
+    <w:p>
+      <w:r>
+        <w:rPr>
+          <w:b/>
+        </w:rPr>
+        <w:t>Lavskrika (NT, §4)</w:t>
+      </w:r>
+      <w:r>
+        <w:t xml:space="preserve"> är rödlistad som nära hotad och fridlyst enligt 4§ artskyddsförordningen. Den har minskat med 20 (10–30) % under de senaste 15 åren och minskningstakten bedöms vara nära gränsvärdet för sårbar (VU). Lavskrikan är en mycket stationär fågel, som häckar i äldre, slutna och hänglavsrika barrskogar. Nyckelfaktorer är flerskiktad skog med rik undervegetation samt riklig förekomst av hänglavar. Reviren är livslånga med hemområden som varierar mellan 50 och 150 ha. Inom ett revir av hög kvalitet finns det som regel ett eller flera kärnområden (1–20 ha) med relativt tät flerskiktad granskog. Arten missgynnas när flerskiktad skog omförs till enskiktade bestånd och även röjning och hård gallring är starkt negativt. Lavskrikan har relativt stora hemområden och försvinner när den äldre skogen fragmenteras, särskilt allvarligt är när kärnområdena avverkas. Den försvinner successivt framför allt vid dess utbredningsgränser och populationen har minskat kontinuerligt under 2000-talet. Lavskrika är typisk art för </w:t>
+      </w:r>
+      <w:r>
+        <w:rPr>
+          <w:i/>
+        </w:rPr>
+        <w:t>9010 Taiga</w:t>
+      </w:r>
+      <w:r>
+        <w:t xml:space="preserve"> (SLU Artdatabanken, 2026; Skogsstyrelsen 2016).</w:t>
+      </w:r>
+    </w:p>
+    <w:p>
+      <w:r>
+        <w:rPr>
+          <w:b/>
+        </w:rPr>
+        <w:t>Spillkråka (§4)</w:t>
+      </w:r>
+      <w:r>
+        <w:t xml:space="preserve"> omfattas av bilaga 1 i EU:s fågeldirektiv och är typisk art för </w:t>
+      </w:r>
+      <w:r>
+        <w:rPr>
+          <w:i/>
+        </w:rPr>
+        <w:t xml:space="preserve">9010 Taiga </w:t>
+      </w:r>
+      <w:r>
+        <w:t>och</w:t>
+      </w:r>
+      <w:r>
+        <w:rPr>
+          <w:i/>
+        </w:rPr>
+        <w:t xml:space="preserve"> 9740 Skogsbevuxen myr</w:t>
+      </w:r>
+      <w:r>
+        <w:t>. Den behöver grova träd, främst tall, asp och bok som boträd. Skogsbruk med korta omloppstider och täta, homogena ungskogar utgör det största hotet. Spillkråka är en nyckelart i skogliga miljöer vars övergivna bohål utnyttjas av flera andra hålhäckande fågelarter och fladdermöss, däribland pärluggla (EN, §4), knipa (§4), salskrake (§4) och skogsduva (§4). Hökuggla (VU, §4) och slaguggla (§4) häckar ofta i högstubbar som brutits av i höjd med ett gammalt spillkråkebo (SLU Artdatabanken, 2026; Skogsstyrelsen, 2016).</w:t>
+      </w:r>
+    </w:p>
+    <w:p>
+      <w:r>
+        <w:rPr>
+          <w:b/>
+        </w:rPr>
+        <w:t>Talltita (NT, §4)</w:t>
+      </w:r>
+      <w:r>
+        <w:t>, rödlistad som nära hotad och prioriterad art i Skogsvårdslagen, har häckningsrevir i anmälan. Arten har minskat kraftigt de senaste 30 åren och minskningstakten innevarande 10-årsperiod beräknas till 20 (10–30) %. Talltitan är synnerligen trogen sitt cirka 15 hektar stora revir och är beroende av flerskiktade olikåldriga skogar för att kunna föda upp sina ungar. Talltitan försvinner om dess livsmiljö kalavverkas (Eggers &amp; Low, 2014; Ekman, 1979; Griesser et al, 2007; Klein, 2020; Siffczyk et al, 2003; SLU Artdatabanken, 2021).</w:t>
+      </w:r>
+    </w:p>
+    <w:p>
+      <w:r>
+        <w:rPr>
+          <w:b/>
+        </w:rPr>
+        <w:t>Videsparv (§4)</w:t>
+      </w:r>
+      <w:r>
+        <w:t xml:space="preserve"> är fridlyst enligt 4§ artskyddsförordningen och globalt rödlistad som nära hotad (NT) vilket innebär att Sverige har ett internationellt ansvar för arten. Videsparven är en sumpskogsart och den viktigaste häckningsbiotopen utgörs av lövrik sumpgranskog med ett rikt fältskikt av olika starr- och fräkenarter samt riklig förekomst av olika låga ris. Reviren är små till medelstora, från under en hektar till några hektar. Videsparven missgynnas av avverkning av sumpskog, dikning och dikesrensning samt andra åtgärder som påverkar fuktiga till blöta impediment. Videsparv är typisk art för </w:t>
+      </w:r>
+      <w:r>
+        <w:rPr>
+          <w:i/>
+        </w:rPr>
+        <w:t>9740 Skogsbevuxen myr</w:t>
+      </w:r>
+      <w:r>
+        <w:t xml:space="preserve"> (SLU Artdatabanken, 2026; IUCN, 2025; Skogsstyrelsen, 2016).</w:t>
+      </w:r>
+    </w:p>
+    <w:p>
+      <w:r>
+        <w:t>I BILAGA 1 finns mer detaljerad information om ekologi samt krav på livsmiljö hos fridlysta arter.</w:t>
+      </w:r>
+    </w:p>
+    <w:p>
+      <w:pPr>
+        <w:pStyle w:val="Heading2"/>
+      </w:pPr>
+      <w:r>
+        <w:t>Övriga naturvårdsarter</w:t>
       </w:r>
     </w:p>
     <w:p>
@@ -300,10 +424,10 @@
         <w:rPr>
           <w:b/>
         </w:rPr>
-        <w:t>Liten sotlav (VU)</w:t>
-      </w:r>
-      <w:r>
-        <w:t xml:space="preserve"> förekommer i gamla brandrefugiala boreala granskogar där den oftast påträffas på grovbarkiga, senvuxna, mycket gamla granar. Arten är en av de mest krävande arterna i fuktig grannaturskog och är placerad högst upp i Skogsstyrelsens värdepyramid för bedömning av skog med höga naturvärden. Samtliga förekomster bör skyddas. Liten sotlav är typisk art för </w:t>
+        <w:t>Gränsticka (VU)</w:t>
+      </w:r>
+      <w:r>
+        <w:t xml:space="preserve"> är en mycket bra signalart inom hela sitt utbredningsområde. Den är huvudsakligen knuten till restbestånd av barrnaturskog och förekommer med ett tydligt optimum i orörda eller måttligt påverkade gamla granskogar där det föreligger långvarig kontinuitet av grov död ved. Den totala populationen bedöms ha minskat och fortsätter att minska i takt med att grankontinuitetsskogar (äldre tidigare icke kalavverkade skogar) minskar i areal. Minskningstakten överstiger gränsvärdet för sårbar (VU). Lokaler som hyser arten bör undantas från skogsbruk, speciellt i mellersta och södra Sverige. Gränsticka är typisk art för </w:t>
       </w:r>
       <w:r>
         <w:rPr>
@@ -312,6 +436,26 @@
         <w:t>9010 Taiga</w:t>
       </w:r>
       <w:r>
+        <w:t xml:space="preserve"> (SLU Artdatabanken, 2026; Nitare &amp; Skogsstyrelsen, 2019).</w:t>
+      </w:r>
+    </w:p>
+    <w:p>
+      <w:r>
+        <w:rPr>
+          <w:b/>
+        </w:rPr>
+        <w:t>Liten sotlav (VU)</w:t>
+      </w:r>
+      <w:r>
+        <w:t xml:space="preserve"> förekommer i gamla brandrefugiala boreala granskogar där den oftast påträffas på grovbarkiga, senvuxna, mycket gamla granar. Arten är en av de mest krävande arterna i fuktig grannaturskog och är placerad högst upp i Skogsstyrelsens värdepyramid för bedömning av skog med höga naturvärden. Samtliga förekomster bör skyddas. Liten sotlav är typisk art för </w:t>
+      </w:r>
+      <w:r>
+        <w:rPr>
+          <w:i/>
+        </w:rPr>
+        <w:t>9010 Taiga</w:t>
+      </w:r>
+      <w:r>
         <w:t xml:space="preserve"> (SLU Artdatabanken, 2024; Nitare &amp; Skogsstyrelsen, 2019).</w:t>
       </w:r>
     </w:p>
@@ -353,6 +497,44 @@
       </w:r>
       <w:r>
         <w:t xml:space="preserve"> (SLU Artdatabanken, 2024; Nitare &amp; Skogsstyrelsen, 2019).</w:t>
+      </w:r>
+    </w:p>
+    <w:p>
+      <w:r>
+        <w:rPr>
+          <w:b/>
+        </w:rPr>
+        <w:t>Nordisk stormhatt</w:t>
+      </w:r>
+      <w:r>
+        <w:t xml:space="preserve"> är typisk art för </w:t>
+      </w:r>
+      <w:r>
+        <w:rPr>
+          <w:i/>
+        </w:rPr>
+        <w:t xml:space="preserve">9050 Näringsrik granskog, 9040 Fjällbjörkskog </w:t>
+      </w:r>
+      <w:r>
+        <w:t xml:space="preserve">och </w:t>
+      </w:r>
+      <w:r>
+        <w:rPr>
+          <w:i/>
+        </w:rPr>
+        <w:t>6430 Högörtängar</w:t>
+      </w:r>
+      <w:r>
+        <w:t>. Stormhattsrotvecklare (NT) samt stormhattshumla, som är rödlistad som nära hotad (NT) på den europeiska rödlistan, är knuten till nordisk stormhatt</w:t>
+      </w:r>
+      <w:r>
+        <w:rPr>
+          <w:i/>
+        </w:rPr>
+        <w:t xml:space="preserve"> </w:t>
+      </w:r>
+      <w:r>
+        <w:t>(SLU Artdatabanken, 2026; IUCN, 2025).</w:t>
       </w:r>
     </w:p>
     <w:p>
@@ -474,118 +656,6 @@
         <w:pStyle w:val="Heading1"/>
       </w:pPr>
       <w:r>
-        <w:t>Fridlysta arter</w:t>
-      </w:r>
-    </w:p>
-    <w:p>
-      <w:r>
-        <w:t>Följande fridlysta arter har sina livsmiljöer och växtplatser i den avverkningsanmälda skogen: rödvingetrast (NT, §4), spillkråka (NT, §4), talltita (NT, §4), videsparv (NT, §4), järnsparv (§4), lavskrika (§4) och revlummer (§9).</w:t>
-      </w:r>
-    </w:p>
-    <w:p>
-      <w:r>
-        <w:t xml:space="preserve">Observera att medlemsländerna är skyldiga att agera i enlighet med EU:s fågeldirektiv där det uttryckligen står att direktivet gäller för fåglar samt för deras ägg, bon och </w:t>
-      </w:r>
-      <w:r>
-        <w:rPr>
-          <w:b/>
-        </w:rPr>
-        <w:t xml:space="preserve">livsmiljöer </w:t>
-      </w:r>
-      <w:r>
-        <w:t>(artikel 1). Vidare att de åtgärder som vidtas inte får leda till en försämring av den nuvarande situationen beträffande bevarandet av de fågelarter som avses i artikel 1 (artikel 13). Fågeldirektivet är styrande för tillsynsansvariga myndigheters ärendehantering, ställningstaganden och beslutsfattande.</w:t>
-      </w:r>
-    </w:p>
-    <w:p>
-      <w:r>
-        <w:rPr>
-          <w:b/>
-        </w:rPr>
-        <w:t>Lavskrika (NT, §4)</w:t>
-      </w:r>
-      <w:r>
-        <w:t xml:space="preserve"> är rödlistad som nära hotad och fridlyst enligt 4§ artskyddsförordningen. Den har minskat med 20 (10–30) % under de senaste 15 åren och minskningstakten bedöms vara nära gränsvärdet för sårbar (VU). Lavskrikan är en mycket stationär fågel, som häckar i äldre, slutna och hänglavsrika barrskogar. Nyckelfaktorer är flerskiktad skog med rik undervegetation samt riklig förekomst av hänglavar. Reviren är livslånga med hemområden som varierar mellan 50 och 150 ha. Inom ett revir av hög kvalitet finns det som regel ett eller flera kärnområden (1–20 ha) med relativt tät flerskiktad granskog. Arten missgynnas när flerskiktad skog omförs till enskiktade bestånd och även röjning och hård gallring är starkt negativt. Lavskrikan har relativt stora hemområden och försvinner när den äldre skogen fragmenteras, särskilt allvarligt är när kärnområdena avverkas. Den försvinner successivt framför allt vid dess utbredningsgränser och populationen har minskat kontinuerligt under 2000-talet. Lavskrika är typisk art för </w:t>
-      </w:r>
-      <w:r>
-        <w:rPr>
-          <w:i/>
-        </w:rPr>
-        <w:t>9010 Taiga</w:t>
-      </w:r>
-      <w:r>
-        <w:t xml:space="preserve"> (SLU Artdatabanken, 2026; Skogsstyrelsen 2016).</w:t>
-      </w:r>
-    </w:p>
-    <w:p>
-      <w:r>
-        <w:rPr>
-          <w:b/>
-        </w:rPr>
-        <w:t>Spillkråka (§4)</w:t>
-      </w:r>
-      <w:r>
-        <w:t xml:space="preserve"> omfattas av bilaga 1 i EU:s fågeldirektiv och är typisk art för </w:t>
-      </w:r>
-      <w:r>
-        <w:rPr>
-          <w:i/>
-        </w:rPr>
-        <w:t xml:space="preserve">9010 Taiga </w:t>
-      </w:r>
-      <w:r>
-        <w:t>och</w:t>
-      </w:r>
-      <w:r>
-        <w:rPr>
-          <w:i/>
-        </w:rPr>
-        <w:t xml:space="preserve"> 9740 Skogsbevuxen myr</w:t>
-      </w:r>
-      <w:r>
-        <w:t>. Den behöver grova träd, främst tall, asp och bok som boträd. Skogsbruk med korta omloppstider och täta, homogena ungskogar utgör det största hotet. Spillkråka är en nyckelart i skogliga miljöer vars övergivna bohål utnyttjas av flera andra hålhäckande fågelarter och fladdermöss, däribland pärluggla (EN, §4), knipa (§4), salskrake (§4) och skogsduva (§4). Hökuggla (VU, §4) och slaguggla (§4) häckar ofta i högstubbar som brutits av i höjd med ett gammalt spillkråkebo (SLU Artdatabanken, 2026; Skogsstyrelsen, 2016).</w:t>
-      </w:r>
-    </w:p>
-    <w:p>
-      <w:r>
-        <w:rPr>
-          <w:b/>
-        </w:rPr>
-        <w:t>Talltita (NT, §4)</w:t>
-      </w:r>
-      <w:r>
-        <w:t>, rödlistad som nära hotad och prioriterad art i Skogsvårdslagen, har häckningsrevir i anmälan. Arten har minskat kraftigt de senaste 30 åren och minskningstakten innevarande 10-årsperiod beräknas till 20 (10–30) %. Talltitan är synnerligen trogen sitt cirka 15 hektar stora revir och är beroende av flerskiktade olikåldriga skogar för att kunna föda upp sina ungar. Talltitan försvinner om dess livsmiljö kalavverkas (Eggers &amp; Low, 2014; Ekman, 1979; Griesser et al, 2007; Klein, 2020; Siffczyk et al, 2003; SLU Artdatabanken, 2021).</w:t>
-      </w:r>
-    </w:p>
-    <w:p>
-      <w:r>
-        <w:rPr>
-          <w:b/>
-        </w:rPr>
-        <w:t>Videsparv (§4)</w:t>
-      </w:r>
-      <w:r>
-        <w:t xml:space="preserve"> är fridlyst enligt 4§ artskyddsförordningen och globalt rödlistad som nära hotad (NT) vilket innebär att Sverige har ett internationellt ansvar för arten. Videsparven är en sumpskogsart och den viktigaste häckningsbiotopen utgörs av lövrik sumpgranskog med ett rikt fältskikt av olika starr- och fräkenarter samt riklig förekomst av olika låga ris. Reviren är små till medelstora, från under en hektar till några hektar. Videsparven missgynnas av avverkning av sumpskog, dikning och dikesrensning samt andra åtgärder som påverkar fuktiga till blöta impediment. Videsparv är typisk art för </w:t>
-      </w:r>
-      <w:r>
-        <w:rPr>
-          <w:i/>
-        </w:rPr>
-        <w:t>9740 Skogsbevuxen myr</w:t>
-      </w:r>
-      <w:r>
-        <w:t xml:space="preserve"> (SLU Artdatabanken, 2026; IUCN, 2025; Skogsstyrelsen, 2016).</w:t>
-      </w:r>
-    </w:p>
-    <w:p>
-      <w:r>
-        <w:t>I BILAGA 1 finns mer detaljerad information om ekologi samt krav på livsmiljö hos fridlysta arter.</w:t>
-      </w:r>
-    </w:p>
-    <w:p>
-      <w:pPr>
-        <w:pStyle w:val="Heading1"/>
-      </w:pPr>
-      <w:r>
         <w:t>Certifiering</w:t>
       </w:r>
     </w:p>
@@ -687,7 +757,7 @@
         <w:rPr>
           <w:i/>
         </w:rPr>
-        <w:t>I det avverkningsanmälda skogsområdet har 15 naturvårdsarter varav 11 rödlistade arter sina livsmiljöer och växtplatser.</w:t>
+        <w:t>I det avverkningsanmälda skogsområdet har 17 naturvårdsarter varav 12 rödlistade arter sina livsmiljöer och växtplatser.</w:t>
       </w:r>
     </w:p>
     <w:p>
@@ -1260,7 +1330,7 @@
 </file>
 
 <file path=word/endnotes.xml><?xml version="1.0" encoding="utf-8"?>
-<w:endnotes xmlns:wpc="http://schemas.microsoft.com/office/word/2010/wordprocessingCanvas" xmlns:cx="http://schemas.microsoft.com/office/drawing/2014/chartex" xmlns:cx1="http://schemas.microsoft.com/office/drawing/2015/9/8/chartex" xmlns:cx2="http://schemas.microsoft.com/office/drawing/2015/10/21/chartex" xmlns:cx3="http://schemas.microsoft.com/office/drawing/2016/5/9/chartex" xmlns:cx4="http://schemas.microsoft.com/office/drawing/2016/5/10/chartex" xmlns:cx5="http://schemas.microsoft.com/office/drawing/2016/5/11/chartex" xmlns:cx6="http://schemas.microsoft.com/office/drawing/2016/5/12/chartex" xmlns:cx7="http://schemas.microsoft.com/office/drawing/2016/5/13/chartex" xmlns:cx8="http://schemas.microsoft.com/office/drawing/2016/5/14/chartex" xmlns:mc="http://schemas.openxmlformats.org/markup-compatibility/2006" xmlns:aink="http://schemas.microsoft.com/office/drawing/2016/ink" xmlns:am3d="http://schemas.microsoft.com/office/drawing/2017/model3d" xmlns:o="urn:schemas-microsoft-com:office:office" xmlns:oel="http://schemas.microsoft.com/office/2019/extlst" xmlns:r="http://schemas.openxmlformats.org/officeDocument/2006/relationships" xmlns:m="http://schemas.openxmlformats.org/officeDocument/2006/math" xmlns:v="urn:schemas-microsoft-com:vml" xmlns:wp14="http://schemas.microsoft.com/office/word/2010/wordprocessingDrawing" xmlns:wp="http://schemas.openxmlformats.org/drawingml/2006/wordprocessingDrawing" xmlns:w10="urn:schemas-microsoft-com:office:word" xmlns:w="http://schemas.openxmlformats.org/wordprocessingml/2006/main" xmlns:w14="http://schemas.microsoft.com/office/word/2010/wordml" xmlns:w15="http://schemas.microsoft.com/office/word/2012/wordml" xmlns:w16cex="http://schemas.microsoft.com/office/word/2018/wordml/cex" xmlns:w16cid="http://schemas.microsoft.com/office/word/2016/wordml/cid" xmlns:w16="http://schemas.microsoft.com/office/word/2018/wordml" xmlns:w16sdtdh="http://schemas.microsoft.com/office/word/2020/wordml/sdtdatahash" xmlns:w16se="http://schemas.microsoft.com/office/word/2015/wordml/symex" xmlns:wpg="http://schemas.microsoft.com/office/word/2010/wordprocessingGroup" xmlns:wpi="http://schemas.microsoft.com/office/word/2010/wordprocessingInk" xmlns:wne="http://schemas.microsoft.com/office/word/2006/wordml" xmlns:wps="http://schemas.microsoft.com/office/word/2010/wordprocessingShape" mc:Ignorable="w14 w15 w16se w16cid w16 w16cex w16sdtdh wp14">
+<w:endnotes xmlns:wpc="http://schemas.microsoft.com/office/word/2010/wordprocessingCanvas" xmlns:cx="http://schemas.microsoft.com/office/drawing/2014/chartex" xmlns:cx1="http://schemas.microsoft.com/office/drawing/2015/9/8/chartex" xmlns:cx2="http://schemas.microsoft.com/office/drawing/2015/10/21/chartex" xmlns:cx3="http://schemas.microsoft.com/office/drawing/2016/5/9/chartex" xmlns:cx4="http://schemas.microsoft.com/office/drawing/2016/5/10/chartex" xmlns:cx5="http://schemas.microsoft.com/office/drawing/2016/5/11/chartex" xmlns:cx6="http://schemas.microsoft.com/office/drawing/2016/5/12/chartex" xmlns:cx7="http://schemas.microsoft.com/office/drawing/2016/5/13/chartex" xmlns:cx8="http://schemas.microsoft.com/office/drawing/2016/5/14/chartex" xmlns:mc="http://schemas.openxmlformats.org/markup-compatibility/2006" xmlns:aink="http://schemas.microsoft.com/office/drawing/2016/ink" xmlns:am3d="http://schemas.microsoft.com/office/drawing/2017/model3d" xmlns:o="urn:schemas-microsoft-com:office:office" xmlns:oel="http://schemas.microsoft.com/office/2019/extlst" xmlns:r="http://schemas.openxmlformats.org/officeDocument/2006/relationships" xmlns:m="http://schemas.openxmlformats.org/officeDocument/2006/math" xmlns:v="urn:schemas-microsoft-com:vml" xmlns:wp14="http://schemas.microsoft.com/office/word/2010/wordprocessingDrawing" xmlns:wp="http://schemas.openxmlformats.org/drawingml/2006/wordprocessingDrawing" xmlns:w10="urn:schemas-microsoft-com:office:word" xmlns:w="http://schemas.openxmlformats.org/wordprocessingml/2006/main" xmlns:w14="http://schemas.microsoft.com/office/word/2010/wordml" xmlns:w15="http://schemas.microsoft.com/office/word/2012/wordml" xmlns:w16cex="http://schemas.microsoft.com/office/word/2018/wordml/cex" xmlns:w16cid="http://schemas.microsoft.com/office/word/2016/wordml/cid" xmlns:w16="http://schemas.microsoft.com/office/word/2018/wordml" xmlns:w16du="http://schemas.microsoft.com/office/word/2023/wordml/word16du" xmlns:w16sdtdh="http://schemas.microsoft.com/office/word/2020/wordml/sdtdatahash" xmlns:w16sdtfl="http://schemas.microsoft.com/office/word/2024/wordml/sdtformatlock" xmlns:w16se="http://schemas.microsoft.com/office/word/2015/wordml/symex" xmlns:wpg="http://schemas.microsoft.com/office/word/2010/wordprocessingGroup" xmlns:wpi="http://schemas.microsoft.com/office/word/2010/wordprocessingInk" xmlns:wne="http://schemas.microsoft.com/office/word/2006/wordml" xmlns:wps="http://schemas.microsoft.com/office/word/2010/wordprocessingShape" mc:Ignorable="w14 w15 w16se w16cid w16 w16cex w16sdtdh w16sdtfl w16du wp14">
   <w:endnote w:type="separator" w:id="-1">
     <w:p>
       <w:pPr>
@@ -1285,7 +1355,7 @@
 </file>
 
 <file path=word/footer1.xml><?xml version="1.0" encoding="utf-8"?>
-<w:ftr xmlns:wpc="http://schemas.microsoft.com/office/word/2010/wordprocessingCanvas" xmlns:cx="http://schemas.microsoft.com/office/drawing/2014/chartex" xmlns:cx1="http://schemas.microsoft.com/office/drawing/2015/9/8/chartex" xmlns:cx2="http://schemas.microsoft.com/office/drawing/2015/10/21/chartex" xmlns:cx3="http://schemas.microsoft.com/office/drawing/2016/5/9/chartex" xmlns:cx4="http://schemas.microsoft.com/office/drawing/2016/5/10/chartex" xmlns:cx5="http://schemas.microsoft.com/office/drawing/2016/5/11/chartex" xmlns:cx6="http://schemas.microsoft.com/office/drawing/2016/5/12/chartex" xmlns:cx7="http://schemas.microsoft.com/office/drawing/2016/5/13/chartex" xmlns:cx8="http://schemas.microsoft.com/office/drawing/2016/5/14/chartex" xmlns:mc="http://schemas.openxmlformats.org/markup-compatibility/2006" xmlns:aink="http://schemas.microsoft.com/office/drawing/2016/ink" xmlns:am3d="http://schemas.microsoft.com/office/drawing/2017/model3d" xmlns:o="urn:schemas-microsoft-com:office:office" xmlns:oel="http://schemas.microsoft.com/office/2019/extlst" xmlns:r="http://schemas.openxmlformats.org/officeDocument/2006/relationships" xmlns:m="http://schemas.openxmlformats.org/officeDocument/2006/math" xmlns:v="urn:schemas-microsoft-com:vml" xmlns:wp14="http://schemas.microsoft.com/office/word/2010/wordprocessingDrawing" xmlns:wp="http://schemas.openxmlformats.org/drawingml/2006/wordprocessingDrawing" xmlns:w10="urn:schemas-microsoft-com:office:word" xmlns:w="http://schemas.openxmlformats.org/wordprocessingml/2006/main" xmlns:w14="http://schemas.microsoft.com/office/word/2010/wordml" xmlns:w15="http://schemas.microsoft.com/office/word/2012/wordml" xmlns:w16cex="http://schemas.microsoft.com/office/word/2018/wordml/cex" xmlns:w16cid="http://schemas.microsoft.com/office/word/2016/wordml/cid" xmlns:w16="http://schemas.microsoft.com/office/word/2018/wordml" xmlns:w16sdtdh="http://schemas.microsoft.com/office/word/2020/wordml/sdtdatahash" xmlns:w16se="http://schemas.microsoft.com/office/word/2015/wordml/symex" xmlns:wpg="http://schemas.microsoft.com/office/word/2010/wordprocessingGroup" xmlns:wpi="http://schemas.microsoft.com/office/word/2010/wordprocessingInk" xmlns:wne="http://schemas.microsoft.com/office/word/2006/wordml" xmlns:wps="http://schemas.microsoft.com/office/word/2010/wordprocessingShape" mc:Ignorable="w14 w15 w16se w16cid w16 w16cex w16sdtdh wp14">
+<w:ftr xmlns:wpc="http://schemas.microsoft.com/office/word/2010/wordprocessingCanvas" xmlns:cx="http://schemas.microsoft.com/office/drawing/2014/chartex" xmlns:cx1="http://schemas.microsoft.com/office/drawing/2015/9/8/chartex" xmlns:cx2="http://schemas.microsoft.com/office/drawing/2015/10/21/chartex" xmlns:cx3="http://schemas.microsoft.com/office/drawing/2016/5/9/chartex" xmlns:cx4="http://schemas.microsoft.com/office/drawing/2016/5/10/chartex" xmlns:cx5="http://schemas.microsoft.com/office/drawing/2016/5/11/chartex" xmlns:cx6="http://schemas.microsoft.com/office/drawing/2016/5/12/chartex" xmlns:cx7="http://schemas.microsoft.com/office/drawing/2016/5/13/chartex" xmlns:cx8="http://schemas.microsoft.com/office/drawing/2016/5/14/chartex" xmlns:mc="http://schemas.openxmlformats.org/markup-compatibility/2006" xmlns:aink="http://schemas.microsoft.com/office/drawing/2016/ink" xmlns:am3d="http://schemas.microsoft.com/office/drawing/2017/model3d" xmlns:o="urn:schemas-microsoft-com:office:office" xmlns:oel="http://schemas.microsoft.com/office/2019/extlst" xmlns:r="http://schemas.openxmlformats.org/officeDocument/2006/relationships" xmlns:m="http://schemas.openxmlformats.org/officeDocument/2006/math" xmlns:v="urn:schemas-microsoft-com:vml" xmlns:wp14="http://schemas.microsoft.com/office/word/2010/wordprocessingDrawing" xmlns:wp="http://schemas.openxmlformats.org/drawingml/2006/wordprocessingDrawing" xmlns:w10="urn:schemas-microsoft-com:office:word" xmlns:w="http://schemas.openxmlformats.org/wordprocessingml/2006/main" xmlns:w14="http://schemas.microsoft.com/office/word/2010/wordml" xmlns:w15="http://schemas.microsoft.com/office/word/2012/wordml" xmlns:w16cex="http://schemas.microsoft.com/office/word/2018/wordml/cex" xmlns:w16cid="http://schemas.microsoft.com/office/word/2016/wordml/cid" xmlns:w16="http://schemas.microsoft.com/office/word/2018/wordml" xmlns:w16du="http://schemas.microsoft.com/office/word/2023/wordml/word16du" xmlns:w16sdtdh="http://schemas.microsoft.com/office/word/2020/wordml/sdtdatahash" xmlns:w16sdtfl="http://schemas.microsoft.com/office/word/2024/wordml/sdtformatlock" xmlns:w16se="http://schemas.microsoft.com/office/word/2015/wordml/symex" xmlns:wpg="http://schemas.microsoft.com/office/word/2010/wordprocessingGroup" xmlns:wpi="http://schemas.microsoft.com/office/word/2010/wordprocessingInk" xmlns:wne="http://schemas.microsoft.com/office/word/2006/wordml" xmlns:wps="http://schemas.microsoft.com/office/word/2010/wordprocessingShape" mc:Ignorable="w14 w15 w16se w16cid w16 w16cex w16sdtdh w16sdtfl w16du wp14">
   <w:p>
     <w:pPr>
       <w:pStyle w:val="Footer"/>
@@ -1295,7 +1365,7 @@
 </file>
 
 <file path=word/footer2.xml><?xml version="1.0" encoding="utf-8"?>
-<w:ftr xmlns:wpc="http://schemas.microsoft.com/office/word/2010/wordprocessingCanvas" xmlns:cx="http://schemas.microsoft.com/office/drawing/2014/chartex" xmlns:cx1="http://schemas.microsoft.com/office/drawing/2015/9/8/chartex" xmlns:cx2="http://schemas.microsoft.com/office/drawing/2015/10/21/chartex" xmlns:cx3="http://schemas.microsoft.com/office/drawing/2016/5/9/chartex" xmlns:cx4="http://schemas.microsoft.com/office/drawing/2016/5/10/chartex" xmlns:cx5="http://schemas.microsoft.com/office/drawing/2016/5/11/chartex" xmlns:cx6="http://schemas.microsoft.com/office/drawing/2016/5/12/chartex" xmlns:cx7="http://schemas.microsoft.com/office/drawing/2016/5/13/chartex" xmlns:cx8="http://schemas.microsoft.com/office/drawing/2016/5/14/chartex" xmlns:mc="http://schemas.openxmlformats.org/markup-compatibility/2006" xmlns:aink="http://schemas.microsoft.com/office/drawing/2016/ink" xmlns:am3d="http://schemas.microsoft.com/office/drawing/2017/model3d" xmlns:o="urn:schemas-microsoft-com:office:office" xmlns:oel="http://schemas.microsoft.com/office/2019/extlst" xmlns:r="http://schemas.openxmlformats.org/officeDocument/2006/relationships" xmlns:m="http://schemas.openxmlformats.org/officeDocument/2006/math" xmlns:v="urn:schemas-microsoft-com:vml" xmlns:wp14="http://schemas.microsoft.com/office/word/2010/wordprocessingDrawing" xmlns:wp="http://schemas.openxmlformats.org/drawingml/2006/wordprocessingDrawing" xmlns:w10="urn:schemas-microsoft-com:office:word" xmlns:w="http://schemas.openxmlformats.org/wordprocessingml/2006/main" xmlns:w14="http://schemas.microsoft.com/office/word/2010/wordml" xmlns:w15="http://schemas.microsoft.com/office/word/2012/wordml" xmlns:w16cex="http://schemas.microsoft.com/office/word/2018/wordml/cex" xmlns:w16cid="http://schemas.microsoft.com/office/word/2016/wordml/cid" xmlns:w16="http://schemas.microsoft.com/office/word/2018/wordml" xmlns:w16sdtdh="http://schemas.microsoft.com/office/word/2020/wordml/sdtdatahash" xmlns:w16se="http://schemas.microsoft.com/office/word/2015/wordml/symex" xmlns:wpg="http://schemas.microsoft.com/office/word/2010/wordprocessingGroup" xmlns:wpi="http://schemas.microsoft.com/office/word/2010/wordprocessingInk" xmlns:wne="http://schemas.microsoft.com/office/word/2006/wordml" xmlns:wps="http://schemas.microsoft.com/office/word/2010/wordprocessingShape" mc:Ignorable="w14 w15 w16se w16cid w16 w16cex w16sdtdh wp14">
+<w:ftr xmlns:wpc="http://schemas.microsoft.com/office/word/2010/wordprocessingCanvas" xmlns:cx="http://schemas.microsoft.com/office/drawing/2014/chartex" xmlns:cx1="http://schemas.microsoft.com/office/drawing/2015/9/8/chartex" xmlns:cx2="http://schemas.microsoft.com/office/drawing/2015/10/21/chartex" xmlns:cx3="http://schemas.microsoft.com/office/drawing/2016/5/9/chartex" xmlns:cx4="http://schemas.microsoft.com/office/drawing/2016/5/10/chartex" xmlns:cx5="http://schemas.microsoft.com/office/drawing/2016/5/11/chartex" xmlns:cx6="http://schemas.microsoft.com/office/drawing/2016/5/12/chartex" xmlns:cx7="http://schemas.microsoft.com/office/drawing/2016/5/13/chartex" xmlns:cx8="http://schemas.microsoft.com/office/drawing/2016/5/14/chartex" xmlns:mc="http://schemas.openxmlformats.org/markup-compatibility/2006" xmlns:aink="http://schemas.microsoft.com/office/drawing/2016/ink" xmlns:am3d="http://schemas.microsoft.com/office/drawing/2017/model3d" xmlns:o="urn:schemas-microsoft-com:office:office" xmlns:oel="http://schemas.microsoft.com/office/2019/extlst" xmlns:r="http://schemas.openxmlformats.org/officeDocument/2006/relationships" xmlns:m="http://schemas.openxmlformats.org/officeDocument/2006/math" xmlns:v="urn:schemas-microsoft-com:vml" xmlns:wp14="http://schemas.microsoft.com/office/word/2010/wordprocessingDrawing" xmlns:wp="http://schemas.openxmlformats.org/drawingml/2006/wordprocessingDrawing" xmlns:w10="urn:schemas-microsoft-com:office:word" xmlns:w="http://schemas.openxmlformats.org/wordprocessingml/2006/main" xmlns:w14="http://schemas.microsoft.com/office/word/2010/wordml" xmlns:w15="http://schemas.microsoft.com/office/word/2012/wordml" xmlns:w16cex="http://schemas.microsoft.com/office/word/2018/wordml/cex" xmlns:w16cid="http://schemas.microsoft.com/office/word/2016/wordml/cid" xmlns:w16="http://schemas.microsoft.com/office/word/2018/wordml" xmlns:w16du="http://schemas.microsoft.com/office/word/2023/wordml/word16du" xmlns:w16sdtdh="http://schemas.microsoft.com/office/word/2020/wordml/sdtdatahash" xmlns:w16sdtfl="http://schemas.microsoft.com/office/word/2024/wordml/sdtformatlock" xmlns:w16se="http://schemas.microsoft.com/office/word/2015/wordml/symex" xmlns:wpg="http://schemas.microsoft.com/office/word/2010/wordprocessingGroup" xmlns:wpi="http://schemas.microsoft.com/office/word/2010/wordprocessingInk" xmlns:wne="http://schemas.microsoft.com/office/word/2006/wordml" xmlns:wps="http://schemas.microsoft.com/office/word/2010/wordprocessingShape" mc:Ignorable="w14 w15 w16se w16cid w16 w16cex w16sdtdh w16sdtfl w16du wp14">
   <w:p>
     <w:pPr>
       <w:pStyle w:val="Footer"/>
@@ -1305,7 +1375,7 @@
 </file>
 
 <file path=word/footer3.xml><?xml version="1.0" encoding="utf-8"?>
-<w:ftr xmlns:wpc="http://schemas.microsoft.com/office/word/2010/wordprocessingCanvas" xmlns:cx="http://schemas.microsoft.com/office/drawing/2014/chartex" xmlns:cx1="http://schemas.microsoft.com/office/drawing/2015/9/8/chartex" xmlns:cx2="http://schemas.microsoft.com/office/drawing/2015/10/21/chartex" xmlns:cx3="http://schemas.microsoft.com/office/drawing/2016/5/9/chartex" xmlns:cx4="http://schemas.microsoft.com/office/drawing/2016/5/10/chartex" xmlns:cx5="http://schemas.microsoft.com/office/drawing/2016/5/11/chartex" xmlns:cx6="http://schemas.microsoft.com/office/drawing/2016/5/12/chartex" xmlns:cx7="http://schemas.microsoft.com/office/drawing/2016/5/13/chartex" xmlns:cx8="http://schemas.microsoft.com/office/drawing/2016/5/14/chartex" xmlns:mc="http://schemas.openxmlformats.org/markup-compatibility/2006" xmlns:aink="http://schemas.microsoft.com/office/drawing/2016/ink" xmlns:am3d="http://schemas.microsoft.com/office/drawing/2017/model3d" xmlns:o="urn:schemas-microsoft-com:office:office" xmlns:oel="http://schemas.microsoft.com/office/2019/extlst" xmlns:r="http://schemas.openxmlformats.org/officeDocument/2006/relationships" xmlns:m="http://schemas.openxmlformats.org/officeDocument/2006/math" xmlns:v="urn:schemas-microsoft-com:vml" xmlns:wp14="http://schemas.microsoft.com/office/word/2010/wordprocessingDrawing" xmlns:wp="http://schemas.openxmlformats.org/drawingml/2006/wordprocessingDrawing" xmlns:w10="urn:schemas-microsoft-com:office:word" xmlns:w="http://schemas.openxmlformats.org/wordprocessingml/2006/main" xmlns:w14="http://schemas.microsoft.com/office/word/2010/wordml" xmlns:w15="http://schemas.microsoft.com/office/word/2012/wordml" xmlns:w16cex="http://schemas.microsoft.com/office/word/2018/wordml/cex" xmlns:w16cid="http://schemas.microsoft.com/office/word/2016/wordml/cid" xmlns:w16="http://schemas.microsoft.com/office/word/2018/wordml" xmlns:w16sdtdh="http://schemas.microsoft.com/office/word/2020/wordml/sdtdatahash" xmlns:w16se="http://schemas.microsoft.com/office/word/2015/wordml/symex" xmlns:wpg="http://schemas.microsoft.com/office/word/2010/wordprocessingGroup" xmlns:wpi="http://schemas.microsoft.com/office/word/2010/wordprocessingInk" xmlns:wne="http://schemas.microsoft.com/office/word/2006/wordml" xmlns:wps="http://schemas.microsoft.com/office/word/2010/wordprocessingShape" mc:Ignorable="w14 w15 w16se w16cid w16 w16cex w16sdtdh wp14">
+<w:ftr xmlns:wpc="http://schemas.microsoft.com/office/word/2010/wordprocessingCanvas" xmlns:cx="http://schemas.microsoft.com/office/drawing/2014/chartex" xmlns:cx1="http://schemas.microsoft.com/office/drawing/2015/9/8/chartex" xmlns:cx2="http://schemas.microsoft.com/office/drawing/2015/10/21/chartex" xmlns:cx3="http://schemas.microsoft.com/office/drawing/2016/5/9/chartex" xmlns:cx4="http://schemas.microsoft.com/office/drawing/2016/5/10/chartex" xmlns:cx5="http://schemas.microsoft.com/office/drawing/2016/5/11/chartex" xmlns:cx6="http://schemas.microsoft.com/office/drawing/2016/5/12/chartex" xmlns:cx7="http://schemas.microsoft.com/office/drawing/2016/5/13/chartex" xmlns:cx8="http://schemas.microsoft.com/office/drawing/2016/5/14/chartex" xmlns:mc="http://schemas.openxmlformats.org/markup-compatibility/2006" xmlns:aink="http://schemas.microsoft.com/office/drawing/2016/ink" xmlns:am3d="http://schemas.microsoft.com/office/drawing/2017/model3d" xmlns:o="urn:schemas-microsoft-com:office:office" xmlns:oel="http://schemas.microsoft.com/office/2019/extlst" xmlns:r="http://schemas.openxmlformats.org/officeDocument/2006/relationships" xmlns:m="http://schemas.openxmlformats.org/officeDocument/2006/math" xmlns:v="urn:schemas-microsoft-com:vml" xmlns:wp14="http://schemas.microsoft.com/office/word/2010/wordprocessingDrawing" xmlns:wp="http://schemas.openxmlformats.org/drawingml/2006/wordprocessingDrawing" xmlns:w10="urn:schemas-microsoft-com:office:word" xmlns:w="http://schemas.openxmlformats.org/wordprocessingml/2006/main" xmlns:w14="http://schemas.microsoft.com/office/word/2010/wordml" xmlns:w15="http://schemas.microsoft.com/office/word/2012/wordml" xmlns:w16cex="http://schemas.microsoft.com/office/word/2018/wordml/cex" xmlns:w16cid="http://schemas.microsoft.com/office/word/2016/wordml/cid" xmlns:w16="http://schemas.microsoft.com/office/word/2018/wordml" xmlns:w16du="http://schemas.microsoft.com/office/word/2023/wordml/word16du" xmlns:w16sdtdh="http://schemas.microsoft.com/office/word/2020/wordml/sdtdatahash" xmlns:w16sdtfl="http://schemas.microsoft.com/office/word/2024/wordml/sdtformatlock" xmlns:w16se="http://schemas.microsoft.com/office/word/2015/wordml/symex" xmlns:wpg="http://schemas.microsoft.com/office/word/2010/wordprocessingGroup" xmlns:wpi="http://schemas.microsoft.com/office/word/2010/wordprocessingInk" xmlns:wne="http://schemas.microsoft.com/office/word/2006/wordml" xmlns:wps="http://schemas.microsoft.com/office/word/2010/wordprocessingShape" mc:Ignorable="w14 w15 w16se w16cid w16 w16cex w16sdtdh w16sdtfl w16du wp14">
   <w:p>
     <w:pPr>
       <w:pStyle w:val="Footer"/>
@@ -1315,7 +1385,7 @@
 </file>
 
 <file path=word/footnotes.xml><?xml version="1.0" encoding="utf-8"?>
-<w:footnotes xmlns:wpc="http://schemas.microsoft.com/office/word/2010/wordprocessingCanvas" xmlns:cx="http://schemas.microsoft.com/office/drawing/2014/chartex" xmlns:cx1="http://schemas.microsoft.com/office/drawing/2015/9/8/chartex" xmlns:cx2="http://schemas.microsoft.com/office/drawing/2015/10/21/chartex" xmlns:cx3="http://schemas.microsoft.com/office/drawing/2016/5/9/chartex" xmlns:cx4="http://schemas.microsoft.com/office/drawing/2016/5/10/chartex" xmlns:cx5="http://schemas.microsoft.com/office/drawing/2016/5/11/chartex" xmlns:cx6="http://schemas.microsoft.com/office/drawing/2016/5/12/chartex" xmlns:cx7="http://schemas.microsoft.com/office/drawing/2016/5/13/chartex" xmlns:cx8="http://schemas.microsoft.com/office/drawing/2016/5/14/chartex" xmlns:mc="http://schemas.openxmlformats.org/markup-compatibility/2006" xmlns:aink="http://schemas.microsoft.com/office/drawing/2016/ink" xmlns:am3d="http://schemas.microsoft.com/office/drawing/2017/model3d" xmlns:o="urn:schemas-microsoft-com:office:office" xmlns:oel="http://schemas.microsoft.com/office/2019/extlst" xmlns:r="http://schemas.openxmlformats.org/officeDocument/2006/relationships" xmlns:m="http://schemas.openxmlformats.org/officeDocument/2006/math" xmlns:v="urn:schemas-microsoft-com:vml" xmlns:wp14="http://schemas.microsoft.com/office/word/2010/wordprocessingDrawing" xmlns:wp="http://schemas.openxmlformats.org/drawingml/2006/wordprocessingDrawing" xmlns:w10="urn:schemas-microsoft-com:office:word" xmlns:w="http://schemas.openxmlformats.org/wordprocessingml/2006/main" xmlns:w14="http://schemas.microsoft.com/office/word/2010/wordml" xmlns:w15="http://schemas.microsoft.com/office/word/2012/wordml" xmlns:w16cex="http://schemas.microsoft.com/office/word/2018/wordml/cex" xmlns:w16cid="http://schemas.microsoft.com/office/word/2016/wordml/cid" xmlns:w16="http://schemas.microsoft.com/office/word/2018/wordml" xmlns:w16sdtdh="http://schemas.microsoft.com/office/word/2020/wordml/sdtdatahash" xmlns:w16se="http://schemas.microsoft.com/office/word/2015/wordml/symex" xmlns:wpg="http://schemas.microsoft.com/office/word/2010/wordprocessingGroup" xmlns:wpi="http://schemas.microsoft.com/office/word/2010/wordprocessingInk" xmlns:wne="http://schemas.microsoft.com/office/word/2006/wordml" xmlns:wps="http://schemas.microsoft.com/office/word/2010/wordprocessingShape" mc:Ignorable="w14 w15 w16se w16cid w16 w16cex w16sdtdh wp14">
+<w:footnotes xmlns:wpc="http://schemas.microsoft.com/office/word/2010/wordprocessingCanvas" xmlns:cx="http://schemas.microsoft.com/office/drawing/2014/chartex" xmlns:cx1="http://schemas.microsoft.com/office/drawing/2015/9/8/chartex" xmlns:cx2="http://schemas.microsoft.com/office/drawing/2015/10/21/chartex" xmlns:cx3="http://schemas.microsoft.com/office/drawing/2016/5/9/chartex" xmlns:cx4="http://schemas.microsoft.com/office/drawing/2016/5/10/chartex" xmlns:cx5="http://schemas.microsoft.com/office/drawing/2016/5/11/chartex" xmlns:cx6="http://schemas.microsoft.com/office/drawing/2016/5/12/chartex" xmlns:cx7="http://schemas.microsoft.com/office/drawing/2016/5/13/chartex" xmlns:cx8="http://schemas.microsoft.com/office/drawing/2016/5/14/chartex" xmlns:mc="http://schemas.openxmlformats.org/markup-compatibility/2006" xmlns:aink="http://schemas.microsoft.com/office/drawing/2016/ink" xmlns:am3d="http://schemas.microsoft.com/office/drawing/2017/model3d" xmlns:o="urn:schemas-microsoft-com:office:office" xmlns:oel="http://schemas.microsoft.com/office/2019/extlst" xmlns:r="http://schemas.openxmlformats.org/officeDocument/2006/relationships" xmlns:m="http://schemas.openxmlformats.org/officeDocument/2006/math" xmlns:v="urn:schemas-microsoft-com:vml" xmlns:wp14="http://schemas.microsoft.com/office/word/2010/wordprocessingDrawing" xmlns:wp="http://schemas.openxmlformats.org/drawingml/2006/wordprocessingDrawing" xmlns:w10="urn:schemas-microsoft-com:office:word" xmlns:w="http://schemas.openxmlformats.org/wordprocessingml/2006/main" xmlns:w14="http://schemas.microsoft.com/office/word/2010/wordml" xmlns:w15="http://schemas.microsoft.com/office/word/2012/wordml" xmlns:w16cex="http://schemas.microsoft.com/office/word/2018/wordml/cex" xmlns:w16cid="http://schemas.microsoft.com/office/word/2016/wordml/cid" xmlns:w16="http://schemas.microsoft.com/office/word/2018/wordml" xmlns:w16du="http://schemas.microsoft.com/office/word/2023/wordml/word16du" xmlns:w16sdtdh="http://schemas.microsoft.com/office/word/2020/wordml/sdtdatahash" xmlns:w16sdtfl="http://schemas.microsoft.com/office/word/2024/wordml/sdtformatlock" xmlns:w16se="http://schemas.microsoft.com/office/word/2015/wordml/symex" xmlns:wpg="http://schemas.microsoft.com/office/word/2010/wordprocessingGroup" xmlns:wpi="http://schemas.microsoft.com/office/word/2010/wordprocessingInk" xmlns:wne="http://schemas.microsoft.com/office/word/2006/wordml" xmlns:wps="http://schemas.microsoft.com/office/word/2010/wordprocessingShape" mc:Ignorable="w14 w15 w16se w16cid w16 w16cex w16sdtdh w16sdtfl w16du wp14">
   <w:footnote w:type="separator" w:id="-1">
     <w:p>
       <w:pPr>
@@ -1340,7 +1410,7 @@
 </file>
 
 <file path=word/header1.xml><?xml version="1.0" encoding="utf-8"?>
-<w:hdr xmlns:wpc="http://schemas.microsoft.com/office/word/2010/wordprocessingCanvas" xmlns:cx="http://schemas.microsoft.com/office/drawing/2014/chartex" xmlns:cx1="http://schemas.microsoft.com/office/drawing/2015/9/8/chartex" xmlns:cx2="http://schemas.microsoft.com/office/drawing/2015/10/21/chartex" xmlns:cx3="http://schemas.microsoft.com/office/drawing/2016/5/9/chartex" xmlns:cx4="http://schemas.microsoft.com/office/drawing/2016/5/10/chartex" xmlns:cx5="http://schemas.microsoft.com/office/drawing/2016/5/11/chartex" xmlns:cx6="http://schemas.microsoft.com/office/drawing/2016/5/12/chartex" xmlns:cx7="http://schemas.microsoft.com/office/drawing/2016/5/13/chartex" xmlns:cx8="http://schemas.microsoft.com/office/drawing/2016/5/14/chartex" xmlns:mc="http://schemas.openxmlformats.org/markup-compatibility/2006" xmlns:aink="http://schemas.microsoft.com/office/drawing/2016/ink" xmlns:am3d="http://schemas.microsoft.com/office/drawing/2017/model3d" xmlns:o="urn:schemas-microsoft-com:office:office" xmlns:oel="http://schemas.microsoft.com/office/2019/extlst" xmlns:r="http://schemas.openxmlformats.org/officeDocument/2006/relationships" xmlns:m="http://schemas.openxmlformats.org/officeDocument/2006/math" xmlns:v="urn:schemas-microsoft-com:vml" xmlns:wp14="http://schemas.microsoft.com/office/word/2010/wordprocessingDrawing" xmlns:wp="http://schemas.openxmlformats.org/drawingml/2006/wordprocessingDrawing" xmlns:w10="urn:schemas-microsoft-com:office:word" xmlns:w="http://schemas.openxmlformats.org/wordprocessingml/2006/main" xmlns:w14="http://schemas.microsoft.com/office/word/2010/wordml" xmlns:w15="http://schemas.microsoft.com/office/word/2012/wordml" xmlns:w16cex="http://schemas.microsoft.com/office/word/2018/wordml/cex" xmlns:w16cid="http://schemas.microsoft.com/office/word/2016/wordml/cid" xmlns:w16="http://schemas.microsoft.com/office/word/2018/wordml" xmlns:w16sdtdh="http://schemas.microsoft.com/office/word/2020/wordml/sdtdatahash" xmlns:w16se="http://schemas.microsoft.com/office/word/2015/wordml/symex" xmlns:wpg="http://schemas.microsoft.com/office/word/2010/wordprocessingGroup" xmlns:wpi="http://schemas.microsoft.com/office/word/2010/wordprocessingInk" xmlns:wne="http://schemas.microsoft.com/office/word/2006/wordml" xmlns:wps="http://schemas.microsoft.com/office/word/2010/wordprocessingShape" mc:Ignorable="w14 w15 w16se w16cid w16 w16cex w16sdtdh wp14">
+<w:hdr xmlns:wpc="http://schemas.microsoft.com/office/word/2010/wordprocessingCanvas" xmlns:cx="http://schemas.microsoft.com/office/drawing/2014/chartex" xmlns:cx1="http://schemas.microsoft.com/office/drawing/2015/9/8/chartex" xmlns:cx2="http://schemas.microsoft.com/office/drawing/2015/10/21/chartex" xmlns:cx3="http://schemas.microsoft.com/office/drawing/2016/5/9/chartex" xmlns:cx4="http://schemas.microsoft.com/office/drawing/2016/5/10/chartex" xmlns:cx5="http://schemas.microsoft.com/office/drawing/2016/5/11/chartex" xmlns:cx6="http://schemas.microsoft.com/office/drawing/2016/5/12/chartex" xmlns:cx7="http://schemas.microsoft.com/office/drawing/2016/5/13/chartex" xmlns:cx8="http://schemas.microsoft.com/office/drawing/2016/5/14/chartex" xmlns:mc="http://schemas.openxmlformats.org/markup-compatibility/2006" xmlns:aink="http://schemas.microsoft.com/office/drawing/2016/ink" xmlns:am3d="http://schemas.microsoft.com/office/drawing/2017/model3d" xmlns:o="urn:schemas-microsoft-com:office:office" xmlns:oel="http://schemas.microsoft.com/office/2019/extlst" xmlns:r="http://schemas.openxmlformats.org/officeDocument/2006/relationships" xmlns:m="http://schemas.openxmlformats.org/officeDocument/2006/math" xmlns:v="urn:schemas-microsoft-com:vml" xmlns:wp14="http://schemas.microsoft.com/office/word/2010/wordprocessingDrawing" xmlns:wp="http://schemas.openxmlformats.org/drawingml/2006/wordprocessingDrawing" xmlns:w10="urn:schemas-microsoft-com:office:word" xmlns:w="http://schemas.openxmlformats.org/wordprocessingml/2006/main" xmlns:w14="http://schemas.microsoft.com/office/word/2010/wordml" xmlns:w15="http://schemas.microsoft.com/office/word/2012/wordml" xmlns:w16cex="http://schemas.microsoft.com/office/word/2018/wordml/cex" xmlns:w16cid="http://schemas.microsoft.com/office/word/2016/wordml/cid" xmlns:w16="http://schemas.microsoft.com/office/word/2018/wordml" xmlns:w16du="http://schemas.microsoft.com/office/word/2023/wordml/word16du" xmlns:w16sdtdh="http://schemas.microsoft.com/office/word/2020/wordml/sdtdatahash" xmlns:w16sdtfl="http://schemas.microsoft.com/office/word/2024/wordml/sdtformatlock" xmlns:w16se="http://schemas.microsoft.com/office/word/2015/wordml/symex" xmlns:wpg="http://schemas.microsoft.com/office/word/2010/wordprocessingGroup" xmlns:wpi="http://schemas.microsoft.com/office/word/2010/wordprocessingInk" xmlns:wne="http://schemas.microsoft.com/office/word/2006/wordml" xmlns:wps="http://schemas.microsoft.com/office/word/2010/wordprocessingShape" mc:Ignorable="w14 w15 w16se w16cid w16 w16cex w16sdtdh w16sdtfl w16du wp14">
   <w:p>
     <w:pPr>
       <w:pStyle w:val="Header"/>
@@ -1350,7 +1420,7 @@
 </file>
 
 <file path=word/header2.xml><?xml version="1.0" encoding="utf-8"?>
-<w:hdr xmlns:wpc="http://schemas.microsoft.com/office/word/2010/wordprocessingCanvas" xmlns:cx="http://schemas.microsoft.com/office/drawing/2014/chartex" xmlns:cx1="http://schemas.microsoft.com/office/drawing/2015/9/8/chartex" xmlns:cx2="http://schemas.microsoft.com/office/drawing/2015/10/21/chartex" xmlns:cx3="http://schemas.microsoft.com/office/drawing/2016/5/9/chartex" xmlns:cx4="http://schemas.microsoft.com/office/drawing/2016/5/10/chartex" xmlns:cx5="http://schemas.microsoft.com/office/drawing/2016/5/11/chartex" xmlns:cx6="http://schemas.microsoft.com/office/drawing/2016/5/12/chartex" xmlns:cx7="http://schemas.microsoft.com/office/drawing/2016/5/13/chartex" xmlns:cx8="http://schemas.microsoft.com/office/drawing/2016/5/14/chartex" xmlns:mc="http://schemas.openxmlformats.org/markup-compatibility/2006" xmlns:aink="http://schemas.microsoft.com/office/drawing/2016/ink" xmlns:am3d="http://schemas.microsoft.com/office/drawing/2017/model3d" xmlns:o="urn:schemas-microsoft-com:office:office" xmlns:oel="http://schemas.microsoft.com/office/2019/extlst" xmlns:r="http://schemas.openxmlformats.org/officeDocument/2006/relationships" xmlns:m="http://schemas.openxmlformats.org/officeDocument/2006/math" xmlns:v="urn:schemas-microsoft-com:vml" xmlns:wp14="http://schemas.microsoft.com/office/word/2010/wordprocessingDrawing" xmlns:wp="http://schemas.openxmlformats.org/drawingml/2006/wordprocessingDrawing" xmlns:w10="urn:schemas-microsoft-com:office:word" xmlns:w="http://schemas.openxmlformats.org/wordprocessingml/2006/main" xmlns:w14="http://schemas.microsoft.com/office/word/2010/wordml" xmlns:w15="http://schemas.microsoft.com/office/word/2012/wordml" xmlns:w16cex="http://schemas.microsoft.com/office/word/2018/wordml/cex" xmlns:w16cid="http://schemas.microsoft.com/office/word/2016/wordml/cid" xmlns:w16="http://schemas.microsoft.com/office/word/2018/wordml" xmlns:w16sdtdh="http://schemas.microsoft.com/office/word/2020/wordml/sdtdatahash" xmlns:w16se="http://schemas.microsoft.com/office/word/2015/wordml/symex" xmlns:wpg="http://schemas.microsoft.com/office/word/2010/wordprocessingGroup" xmlns:wpi="http://schemas.microsoft.com/office/word/2010/wordprocessingInk" xmlns:wne="http://schemas.microsoft.com/office/word/2006/wordml" xmlns:wps="http://schemas.microsoft.com/office/word/2010/wordprocessingShape" mc:Ignorable="w14 w15 w16se w16cid w16 w16cex w16sdtdh wp14">
+<w:hdr xmlns:wpc="http://schemas.microsoft.com/office/word/2010/wordprocessingCanvas" xmlns:cx="http://schemas.microsoft.com/office/drawing/2014/chartex" xmlns:cx1="http://schemas.microsoft.com/office/drawing/2015/9/8/chartex" xmlns:cx2="http://schemas.microsoft.com/office/drawing/2015/10/21/chartex" xmlns:cx3="http://schemas.microsoft.com/office/drawing/2016/5/9/chartex" xmlns:cx4="http://schemas.microsoft.com/office/drawing/2016/5/10/chartex" xmlns:cx5="http://schemas.microsoft.com/office/drawing/2016/5/11/chartex" xmlns:cx6="http://schemas.microsoft.com/office/drawing/2016/5/12/chartex" xmlns:cx7="http://schemas.microsoft.com/office/drawing/2016/5/13/chartex" xmlns:cx8="http://schemas.microsoft.com/office/drawing/2016/5/14/chartex" xmlns:mc="http://schemas.openxmlformats.org/markup-compatibility/2006" xmlns:aink="http://schemas.microsoft.com/office/drawing/2016/ink" xmlns:am3d="http://schemas.microsoft.com/office/drawing/2017/model3d" xmlns:o="urn:schemas-microsoft-com:office:office" xmlns:oel="http://schemas.microsoft.com/office/2019/extlst" xmlns:r="http://schemas.openxmlformats.org/officeDocument/2006/relationships" xmlns:m="http://schemas.openxmlformats.org/officeDocument/2006/math" xmlns:v="urn:schemas-microsoft-com:vml" xmlns:wp14="http://schemas.microsoft.com/office/word/2010/wordprocessingDrawing" xmlns:wp="http://schemas.openxmlformats.org/drawingml/2006/wordprocessingDrawing" xmlns:w10="urn:schemas-microsoft-com:office:word" xmlns:w="http://schemas.openxmlformats.org/wordprocessingml/2006/main" xmlns:w14="http://schemas.microsoft.com/office/word/2010/wordml" xmlns:w15="http://schemas.microsoft.com/office/word/2012/wordml" xmlns:w16cex="http://schemas.microsoft.com/office/word/2018/wordml/cex" xmlns:w16cid="http://schemas.microsoft.com/office/word/2016/wordml/cid" xmlns:w16="http://schemas.microsoft.com/office/word/2018/wordml" xmlns:w16du="http://schemas.microsoft.com/office/word/2023/wordml/word16du" xmlns:w16sdtdh="http://schemas.microsoft.com/office/word/2020/wordml/sdtdatahash" xmlns:w16sdtfl="http://schemas.microsoft.com/office/word/2024/wordml/sdtformatlock" xmlns:w16se="http://schemas.microsoft.com/office/word/2015/wordml/symex" xmlns:wpg="http://schemas.microsoft.com/office/word/2010/wordprocessingGroup" xmlns:wpi="http://schemas.microsoft.com/office/word/2010/wordprocessingInk" xmlns:wne="http://schemas.microsoft.com/office/word/2006/wordml" xmlns:wps="http://schemas.microsoft.com/office/word/2010/wordprocessingShape" mc:Ignorable="w14 w15 w16se w16cid w16 w16cex w16sdtdh w16sdtfl w16du wp14">
   <w:p>
     <w:pPr>
       <w:pStyle w:val="Header"/>
@@ -1361,7 +1431,7 @@
 </file>
 
 <file path=word/header3.xml><?xml version="1.0" encoding="utf-8"?>
-<w:hdr xmlns:wpc="http://schemas.microsoft.com/office/word/2010/wordprocessingCanvas" xmlns:cx="http://schemas.microsoft.com/office/drawing/2014/chartex" xmlns:cx1="http://schemas.microsoft.com/office/drawing/2015/9/8/chartex" xmlns:cx2="http://schemas.microsoft.com/office/drawing/2015/10/21/chartex" xmlns:cx3="http://schemas.microsoft.com/office/drawing/2016/5/9/chartex" xmlns:cx4="http://schemas.microsoft.com/office/drawing/2016/5/10/chartex" xmlns:cx5="http://schemas.microsoft.com/office/drawing/2016/5/11/chartex" xmlns:cx6="http://schemas.microsoft.com/office/drawing/2016/5/12/chartex" xmlns:cx7="http://schemas.microsoft.com/office/drawing/2016/5/13/chartex" xmlns:cx8="http://schemas.microsoft.com/office/drawing/2016/5/14/chartex" xmlns:mc="http://schemas.openxmlformats.org/markup-compatibility/2006" xmlns:aink="http://schemas.microsoft.com/office/drawing/2016/ink" xmlns:am3d="http://schemas.microsoft.com/office/drawing/2017/model3d" xmlns:o="urn:schemas-microsoft-com:office:office" xmlns:oel="http://schemas.microsoft.com/office/2019/extlst" xmlns:r="http://schemas.openxmlformats.org/officeDocument/2006/relationships" xmlns:m="http://schemas.openxmlformats.org/officeDocument/2006/math" xmlns:v="urn:schemas-microsoft-com:vml" xmlns:wp14="http://schemas.microsoft.com/office/word/2010/wordprocessingDrawing" xmlns:wp="http://schemas.openxmlformats.org/drawingml/2006/wordprocessingDrawing" xmlns:w10="urn:schemas-microsoft-com:office:word" xmlns:w="http://schemas.openxmlformats.org/wordprocessingml/2006/main" xmlns:w14="http://schemas.microsoft.com/office/word/2010/wordml" xmlns:w15="http://schemas.microsoft.com/office/word/2012/wordml" xmlns:w16cex="http://schemas.microsoft.com/office/word/2018/wordml/cex" xmlns:w16cid="http://schemas.microsoft.com/office/word/2016/wordml/cid" xmlns:w16="http://schemas.microsoft.com/office/word/2018/wordml" xmlns:w16sdtdh="http://schemas.microsoft.com/office/word/2020/wordml/sdtdatahash" xmlns:w16se="http://schemas.microsoft.com/office/word/2015/wordml/symex" xmlns:wpg="http://schemas.microsoft.com/office/word/2010/wordprocessingGroup" xmlns:wpi="http://schemas.microsoft.com/office/word/2010/wordprocessingInk" xmlns:wne="http://schemas.microsoft.com/office/word/2006/wordml" xmlns:wps="http://schemas.microsoft.com/office/word/2010/wordprocessingShape" mc:Ignorable="w14 w15 w16se w16cid w16 w16cex w16sdtdh wp14">
+<w:hdr xmlns:wpc="http://schemas.microsoft.com/office/word/2010/wordprocessingCanvas" xmlns:cx="http://schemas.microsoft.com/office/drawing/2014/chartex" xmlns:cx1="http://schemas.microsoft.com/office/drawing/2015/9/8/chartex" xmlns:cx2="http://schemas.microsoft.com/office/drawing/2015/10/21/chartex" xmlns:cx3="http://schemas.microsoft.com/office/drawing/2016/5/9/chartex" xmlns:cx4="http://schemas.microsoft.com/office/drawing/2016/5/10/chartex" xmlns:cx5="http://schemas.microsoft.com/office/drawing/2016/5/11/chartex" xmlns:cx6="http://schemas.microsoft.com/office/drawing/2016/5/12/chartex" xmlns:cx7="http://schemas.microsoft.com/office/drawing/2016/5/13/chartex" xmlns:cx8="http://schemas.microsoft.com/office/drawing/2016/5/14/chartex" xmlns:mc="http://schemas.openxmlformats.org/markup-compatibility/2006" xmlns:aink="http://schemas.microsoft.com/office/drawing/2016/ink" xmlns:am3d="http://schemas.microsoft.com/office/drawing/2017/model3d" xmlns:o="urn:schemas-microsoft-com:office:office" xmlns:oel="http://schemas.microsoft.com/office/2019/extlst" xmlns:r="http://schemas.openxmlformats.org/officeDocument/2006/relationships" xmlns:m="http://schemas.openxmlformats.org/officeDocument/2006/math" xmlns:v="urn:schemas-microsoft-com:vml" xmlns:wp14="http://schemas.microsoft.com/office/word/2010/wordprocessingDrawing" xmlns:wp="http://schemas.openxmlformats.org/drawingml/2006/wordprocessingDrawing" xmlns:w10="urn:schemas-microsoft-com:office:word" xmlns:w="http://schemas.openxmlformats.org/wordprocessingml/2006/main" xmlns:w14="http://schemas.microsoft.com/office/word/2010/wordml" xmlns:w15="http://schemas.microsoft.com/office/word/2012/wordml" xmlns:w16cex="http://schemas.microsoft.com/office/word/2018/wordml/cex" xmlns:w16cid="http://schemas.microsoft.com/office/word/2016/wordml/cid" xmlns:w16="http://schemas.microsoft.com/office/word/2018/wordml" xmlns:w16du="http://schemas.microsoft.com/office/word/2023/wordml/word16du" xmlns:w16sdtdh="http://schemas.microsoft.com/office/word/2020/wordml/sdtdatahash" xmlns:w16sdtfl="http://schemas.microsoft.com/office/word/2024/wordml/sdtformatlock" xmlns:w16se="http://schemas.microsoft.com/office/word/2015/wordml/symex" xmlns:wpg="http://schemas.microsoft.com/office/word/2010/wordprocessingGroup" xmlns:wpi="http://schemas.microsoft.com/office/word/2010/wordprocessingInk" xmlns:wne="http://schemas.microsoft.com/office/word/2006/wordml" xmlns:wps="http://schemas.microsoft.com/office/word/2010/wordprocessingShape" mc:Ignorable="w14 w15 w16se w16cid w16 w16cex w16sdtdh w16sdtfl w16du wp14">
   <w:p>
     <w:pPr>
       <w:pStyle w:val="Header"/>
@@ -1370,7 +1440,7 @@
     <w:r>
       <w:tab/>
       <w:tab/>
-      <w:t>2026-06-17</w:t>
+      <w:t>2026-06-18</w:t>
       <w:br/>
       <w:br/>
     </w:r>
@@ -1387,7 +1457,7 @@
 </file>
 
 <file path=word/numbering.xml><?xml version="1.0" encoding="utf-8"?>
-<w:numbering xmlns:wpc="http://schemas.microsoft.com/office/word/2010/wordprocessingCanvas" xmlns:cx="http://schemas.microsoft.com/office/drawing/2014/chartex" xmlns:cx1="http://schemas.microsoft.com/office/drawing/2015/9/8/chartex" xmlns:cx2="http://schemas.microsoft.com/office/drawing/2015/10/21/chartex" xmlns:cx3="http://schemas.microsoft.com/office/drawing/2016/5/9/chartex" xmlns:cx4="http://schemas.microsoft.com/office/drawing/2016/5/10/chartex" xmlns:cx5="http://schemas.microsoft.com/office/drawing/2016/5/11/chartex" xmlns:cx6="http://schemas.microsoft.com/office/drawing/2016/5/12/chartex" xmlns:cx7="http://schemas.microsoft.com/office/drawing/2016/5/13/chartex" xmlns:cx8="http://schemas.microsoft.com/office/drawing/2016/5/14/chartex" xmlns:mc="http://schemas.openxmlformats.org/markup-compatibility/2006" xmlns:aink="http://schemas.microsoft.com/office/drawing/2016/ink" xmlns:am3d="http://schemas.microsoft.com/office/drawing/2017/model3d" xmlns:o="urn:schemas-microsoft-com:office:office" xmlns:oel="http://schemas.microsoft.com/office/2019/extlst" xmlns:r="http://schemas.openxmlformats.org/officeDocument/2006/relationships" xmlns:m="http://schemas.openxmlformats.org/officeDocument/2006/math" xmlns:v="urn:schemas-microsoft-com:vml" xmlns:wp14="http://schemas.microsoft.com/office/word/2010/wordprocessingDrawing" xmlns:wp="http://schemas.openxmlformats.org/drawingml/2006/wordprocessingDrawing" xmlns:w10="urn:schemas-microsoft-com:office:word" xmlns:w="http://schemas.openxmlformats.org/wordprocessingml/2006/main" xmlns:w14="http://schemas.microsoft.com/office/word/2010/wordml" xmlns:w15="http://schemas.microsoft.com/office/word/2012/wordml" xmlns:w16cex="http://schemas.microsoft.com/office/word/2018/wordml/cex" xmlns:w16cid="http://schemas.microsoft.com/office/word/2016/wordml/cid" xmlns:w16="http://schemas.microsoft.com/office/word/2018/wordml" xmlns:w16sdtdh="http://schemas.microsoft.com/office/word/2020/wordml/sdtdatahash" xmlns:w16se="http://schemas.microsoft.com/office/word/2015/wordml/symex" xmlns:wpg="http://schemas.microsoft.com/office/word/2010/wordprocessingGroup" xmlns:wpi="http://schemas.microsoft.com/office/word/2010/wordprocessingInk" xmlns:wne="http://schemas.microsoft.com/office/word/2006/wordml" xmlns:wps="http://schemas.microsoft.com/office/word/2010/wordprocessingShape" mc:Ignorable="w14 w15 w16se w16cid w16 w16cex w16sdtdh wp14">
+<w:numbering xmlns:wpc="http://schemas.microsoft.com/office/word/2010/wordprocessingCanvas" xmlns:cx="http://schemas.microsoft.com/office/drawing/2014/chartex" xmlns:cx1="http://schemas.microsoft.com/office/drawing/2015/9/8/chartex" xmlns:cx2="http://schemas.microsoft.com/office/drawing/2015/10/21/chartex" xmlns:cx3="http://schemas.microsoft.com/office/drawing/2016/5/9/chartex" xmlns:cx4="http://schemas.microsoft.com/office/drawing/2016/5/10/chartex" xmlns:cx5="http://schemas.microsoft.com/office/drawing/2016/5/11/chartex" xmlns:cx6="http://schemas.microsoft.com/office/drawing/2016/5/12/chartex" xmlns:cx7="http://schemas.microsoft.com/office/drawing/2016/5/13/chartex" xmlns:cx8="http://schemas.microsoft.com/office/drawing/2016/5/14/chartex" xmlns:mc="http://schemas.openxmlformats.org/markup-compatibility/2006" xmlns:aink="http://schemas.microsoft.com/office/drawing/2016/ink" xmlns:am3d="http://schemas.microsoft.com/office/drawing/2017/model3d" xmlns:o="urn:schemas-microsoft-com:office:office" xmlns:oel="http://schemas.microsoft.com/office/2019/extlst" xmlns:r="http://schemas.openxmlformats.org/officeDocument/2006/relationships" xmlns:m="http://schemas.openxmlformats.org/officeDocument/2006/math" xmlns:v="urn:schemas-microsoft-com:vml" xmlns:wp14="http://schemas.microsoft.com/office/word/2010/wordprocessingDrawing" xmlns:wp="http://schemas.openxmlformats.org/drawingml/2006/wordprocessingDrawing" xmlns:w10="urn:schemas-microsoft-com:office:word" xmlns:w="http://schemas.openxmlformats.org/wordprocessingml/2006/main" xmlns:w14="http://schemas.microsoft.com/office/word/2010/wordml" xmlns:w15="http://schemas.microsoft.com/office/word/2012/wordml" xmlns:w16cex="http://schemas.microsoft.com/office/word/2018/wordml/cex" xmlns:w16cid="http://schemas.microsoft.com/office/word/2016/wordml/cid" xmlns:w16="http://schemas.microsoft.com/office/word/2018/wordml" xmlns:w16du="http://schemas.microsoft.com/office/word/2023/wordml/word16du" xmlns:w16sdtdh="http://schemas.microsoft.com/office/word/2020/wordml/sdtdatahash" xmlns:w16sdtfl="http://schemas.microsoft.com/office/word/2024/wordml/sdtformatlock" xmlns:w16se="http://schemas.microsoft.com/office/word/2015/wordml/symex" xmlns:wpg="http://schemas.microsoft.com/office/word/2010/wordprocessingGroup" xmlns:wpi="http://schemas.microsoft.com/office/word/2010/wordprocessingInk" xmlns:wne="http://schemas.microsoft.com/office/word/2006/wordml" xmlns:wps="http://schemas.microsoft.com/office/word/2010/wordprocessingShape" mc:Ignorable="w14 w15 w16se w16cid w16 w16cex w16sdtdh w16sdtfl w16du wp14">
   <w:abstractNum w:abstractNumId="0" w15:restartNumberingAfterBreak="0">
     <w:nsid w:val="FFFFFF7C"/>
     <w:multiLevelType w:val="singleLevel"/>
@@ -1590,7 +1660,7 @@
 </file>
 
 <file path=word/styles.xml><?xml version="1.0" encoding="utf-8"?>
-<w:styles xmlns:mc="http://schemas.openxmlformats.org/markup-compatibility/2006" xmlns:r="http://schemas.openxmlformats.org/officeDocument/2006/relationships" xmlns:w="http://schemas.openxmlformats.org/wordprocessingml/2006/main" xmlns:w14="http://schemas.microsoft.com/office/word/2010/wordml" xmlns:w15="http://schemas.microsoft.com/office/word/2012/wordml" xmlns:w16cex="http://schemas.microsoft.com/office/word/2018/wordml/cex" xmlns:w16cid="http://schemas.microsoft.com/office/word/2016/wordml/cid" xmlns:w16="http://schemas.microsoft.com/office/word/2018/wordml" xmlns:w16sdtdh="http://schemas.microsoft.com/office/word/2020/wordml/sdtdatahash" xmlns:w16se="http://schemas.microsoft.com/office/word/2015/wordml/symex" mc:Ignorable="w14 w15 w16se w16cid w16 w16cex w16sdtdh">
+<w:styles xmlns:mc="http://schemas.openxmlformats.org/markup-compatibility/2006" xmlns:r="http://schemas.openxmlformats.org/officeDocument/2006/relationships" xmlns:w="http://schemas.openxmlformats.org/wordprocessingml/2006/main" xmlns:w14="http://schemas.microsoft.com/office/word/2010/wordml" xmlns:w15="http://schemas.microsoft.com/office/word/2012/wordml" xmlns:w16cex="http://schemas.microsoft.com/office/word/2018/wordml/cex" xmlns:w16cid="http://schemas.microsoft.com/office/word/2016/wordml/cid" xmlns:w16="http://schemas.microsoft.com/office/word/2018/wordml" xmlns:w16du="http://schemas.microsoft.com/office/word/2023/wordml/word16du" xmlns:w16sdtdh="http://schemas.microsoft.com/office/word/2020/wordml/sdtdatahash" xmlns:w16sdtfl="http://schemas.microsoft.com/office/word/2024/wordml/sdtformatlock" xmlns:w16se="http://schemas.microsoft.com/office/word/2015/wordml/symex" mc:Ignorable="w14 w15 w16se w16cid w16 w16cex w16sdtdh w16sdtfl w16du">
   <w:docDefaults>
     <w:rPrDefault>
       <w:rPr>
@@ -2348,7 +2418,7 @@
     <w:link w:val="TitleChar"/>
     <w:uiPriority w:val="10"/>
     <w:qFormat/>
-    <w:rsid w:val="007106C8"/>
+    <w:rsid w:val="00E854FA"/>
     <w:pPr>
       <w:spacing w:after="300" w:line="240" w:lineRule="auto"/>
       <w:contextualSpacing/>
@@ -2358,7 +2428,7 @@
       <w:rFonts w:eastAsiaTheme="majorEastAsia" w:cstheme="majorBidi"/>
       <w:spacing w:val="5"/>
       <w:kern w:val="28"/>
-      <w:sz w:val="52"/>
+      <w:sz w:val="40"/>
       <w:szCs w:val="52"/>
       <w:lang w:val="sv-SE" w:eastAsia="en-US" w:bidi="ar-SA"/>
     </w:rPr>
@@ -2368,12 +2438,12 @@
     <w:basedOn w:val="DefaultParagraphFont"/>
     <w:link w:val="Title"/>
     <w:uiPriority w:val="10"/>
-    <w:rsid w:val="007106C8"/>
+    <w:rsid w:val="00E854FA"/>
     <w:rPr>
       <w:rFonts w:ascii="Times New Roman" w:eastAsiaTheme="majorEastAsia" w:hAnsi="Times New Roman" w:cstheme="majorBidi"/>
       <w:spacing w:val="5"/>
       <w:kern w:val="28"/>
-      <w:sz w:val="52"/>
+      <w:sz w:val="40"/>
       <w:szCs w:val="52"/>
       <w:lang w:val="sv-SE" w:eastAsia="en-US" w:bidi="ar-SA"/>
     </w:rPr>

--- a/klagomål/A 367-2024 FSC-klagomål.docx
+++ b/klagomål/A 367-2024 FSC-klagomål.docx
@@ -1440,7 +1440,7 @@
     <w:r>
       <w:tab/>
       <w:tab/>
-      <w:t>2026-06-18</w:t>
+      <w:t>2026-06-19</w:t>
       <w:br/>
       <w:br/>
     </w:r>

--- a/klagomål/A 367-2024 FSC-klagomål.docx
+++ b/klagomål/A 367-2024 FSC-klagomål.docx
@@ -1440,7 +1440,7 @@
     <w:r>
       <w:tab/>
       <w:tab/>
-      <w:t>2026-06-19</w:t>
+      <w:t>2026-06-20</w:t>
       <w:br/>
       <w:br/>
     </w:r>

--- a/klagomål/A 367-2024 FSC-klagomål.docx
+++ b/klagomål/A 367-2024 FSC-klagomål.docx
@@ -168,38 +168,7 @@
     </w:p>
     <w:p>
       <w:r>
-        <w:t>Detta dokument behandlar höga naturvärden i avverkningsanmälan A 367-2024 i Vilhelmina kommun som inkom 2024-01-04 och omfattar 5,4 ha.</w:t>
-      </w:r>
-    </w:p>
-    <w:p>
-      <w:r>
-        <w:t>Nedan presenteras fynd av naturvårdsarter och fridlysta arter som gjorts i det avverkningsanmälda området, samt relevanta utdrag ur standarderna för FSC, Chain of Custody, Controlled Wood och PEFC. I BILAGA 1 finns artfakta om fridlysta arter.</w:t>
-      </w:r>
-    </w:p>
-    <w:p>
-      <w:r>
-        <w:t>Vi förväntar oss att ni återkommer med ett skriftligt svar på vårt klagomål och även beskriver vilka korrigerande åtgärder ni satt in för att rätta till identifierade brister i er efterlevnad av den svenska FSC standarden.</w:t>
-      </w:r>
-    </w:p>
-    <w:p>
-      <w:pPr>
-        <w:pStyle w:val="Heading1"/>
-      </w:pPr>
-      <w:r>
-        <w:t>Naturvårdsarter</w:t>
-      </w:r>
-    </w:p>
-    <w:p>
-      <w:r>
-        <w:t>I och inom 25 meter från avverkningsanmälan har följande 17 naturvårdsarter hittats: garnlav (VU, T), gränsticka (VU, T), liten sotlav (VU, T), gammelgransskål (NT, T), järnsparv (NT, §4), lavskrika (NT, T, §4), liten svartspik (NT), rosenticka (NT, T), rödbrun blekspik (NT, T), rödvingetrast (NT, §4), talltita (NT, §4), ullticka (NT, T), mörk husmossa (S, T), nordisk stormhatt (T), spillkråka (T, §4), videsparv (T, §4) och revlummer (§9). Av dessa är 12 rödlistade. För rödlistade arter har rödlistekategorin angivits inom parentes. Arter som är signalarter enligt Skogsstyrelsen har markerats med (S). Typiska arter inom Natura 2000 som är kopplade till skogsekosystem har markerats med (T). För fridlysta arter anges även paragrafen i Artskyddsförordningen som arten är fridlyst enligt.</w:t>
-      </w:r>
-    </w:p>
-    <w:p>
-      <w:r>
-        <w:t>De påträffade naturvårdsarterna är ett tydligt kvitto på att det rör sig om en skog med höga naturvärden.</w:t>
-      </w:r>
-      <w:r>
-        <w:t xml:space="preserve"> I Figur 1 visas fyndplatser för naturvårdsarter i området, som finns registrerade på Artportalen.</w:t>
+        <w:t>Detta klagomål behandlar höga naturvärden i avverkningsanmälan A 367-2024 i Vilhelmina kommun som inkom 2024-01-04 och omfattar 5,4 ha.</w:t>
       </w:r>
     </w:p>
     <w:p>
@@ -247,7 +216,404 @@
         <w:spacing w:after="240"/>
       </w:pPr>
       <w:r>
-        <w:t>Figur 1. Fyndplatser för naturvårdsarter i och inom 25 meter från avverkningsanmälan (röd linje). Markörer utan svart kant är placerade på fyndplatsen. Markörer med svart kant är placerade vid sidan av fyndplatsen och har ett svart streck som visar fyndplatsens exakta position. Kartans mittpunktskoordinat är N 7150509, E 574173 i SWEREF 99 TM.</w:t>
+        <w:t>Figur 1. Fyndplatser för naturvårdsarter i och inom 25 meter från avverkningsanmälan. Markörer utan svart kant är placerade på fyndplatsen. Markörer med svart kant är placerade vid sidan av fyndplatsen har ett svart streck som visar fyndplatsens exakta position. Kartans mittpunktskoordinat är N 7150509, E 574173 i SWEREF 99 TM.</w:t>
+      </w:r>
+    </w:p>
+    <w:p>
+      <w:r>
+        <w:t>I och inom 25 meter från avverkningsanmälan finns fynd av 17 naturvårdsarter, varav 12 är rödlistade, 7 är fridlysta, 12 är typiska (T) och 1 är signalart (S): garnlav (VU, T), gränsticka (VU, T), liten sotlav (VU, T), gammelgransskål (NT, T), järnsparv (NT, §4), lavskrika (NT, T, §4), liten svartspik (NT), rosenticka (NT, T), rödbrun blekspik (NT, T), rödvingetrast (NT, §4), talltita (NT, §4), ullticka (NT, T), mörk husmossa (S, T), nordisk stormhatt (T), spillkråka (T, §4), videsparv (T, §4) och revlummer (§9). Se Figur 1.</w:t>
+      </w:r>
+    </w:p>
+    <w:p>
+      <w:r>
+        <w:t>Nedan presenteras relevanta utdrag ur standarderna för FSC, Chain of Custody, Controlled Wood och PEFC.</w:t>
+      </w:r>
+    </w:p>
+    <w:p>
+      <w:r>
+        <w:t>Vi förväntar oss att ni återkommer med ett skriftligt svar på vårt klagomål och även beskriver vilka korrigerande åtgärder ni satt in för att rätta till identifierade brister i er efterlevnad av den svenska FSC standarden.</w:t>
+      </w:r>
+    </w:p>
+    <w:p>
+      <w:pPr>
+        <w:pStyle w:val="Heading1"/>
+      </w:pPr>
+      <w:r>
+        <w:t>Naturvårdsarter och fridlysta arter</w:t>
+      </w:r>
+    </w:p>
+    <w:p>
+      <w:r>
+        <w:t>Nedan följer beskrivningar av de naturvårdsarter och fridlysta arter som har sina livsmiljöer och växtplatser i den avverkningsanmälda skogen. Se även ytterligare artfakta i BILAGA 1. De påträffade naturvårdsarterna är ett tydligt kvitto på att det rör sig om en skog med höga naturvärden.</w:t>
+      </w:r>
+    </w:p>
+    <w:p>
+      <w:r>
+        <w:rPr>
+          <w:b/>
+        </w:rPr>
+        <w:t>Garnlav (VU)</w:t>
+      </w:r>
+      <w:r>
+        <w:t xml:space="preserve"> är en utpräglad barrskogsart som ibland kan drapera träden i norrländska grannaturskogar med hög luftfuktighet. Den förekommer även i talldominerade bestånd där den, förutom i trädens grenverk, påträffas hängande över ojämnheter i tallbarken. Arten har minskat starkt i södra och mellersta Sverige och den minskar även i sitt nordliga utbredningsområde. Minskningstakten uppgår till 30 (20–50) % inom 50 år och överstiger gränsvärdet för Sårbar (VU). Orsaken till tillbakagången beror främst på slutavverkningar av naturskogsartade skogar. Bestånd med riklig förekomst bör regelmässigt sparas, vilket även gynnar flera andra sällsynta och rödlistade arter. Garnlav är värdväxt för den mycket sällsynta och akut hotade fjärilen barrskogslavfly (CR) som hör hemma i boreala barrskogar med riklig förekomst av värdväxten. Tidigare kunde arten konstateras årligen på flera platser vid Dala-Floda i Dalarna innan lokalerna kalavverkades. Senaste fyndet i landet av barrskogslavfly är från år 2000 då den påträffades vid Högberget i Sollefteå kommun. Garnlav är typisk art för </w:t>
+      </w:r>
+      <w:r>
+        <w:rPr>
+          <w:i/>
+        </w:rPr>
+        <w:t xml:space="preserve">9010 Taiga </w:t>
+      </w:r>
+      <w:r>
+        <w:t>och</w:t>
+      </w:r>
+      <w:r>
+        <w:rPr>
+          <w:i/>
+        </w:rPr>
+        <w:t xml:space="preserve"> 9070 Trädklädd betesmark</w:t>
+      </w:r>
+      <w:r>
+        <w:t xml:space="preserve"> (SLU Artdatabanken, 2026).</w:t>
+      </w:r>
+    </w:p>
+    <w:p>
+      <w:r>
+        <w:rPr>
+          <w:b/>
+        </w:rPr>
+        <w:t>Gränsticka (VU)</w:t>
+      </w:r>
+      <w:r>
+        <w:t xml:space="preserve"> är en mycket bra signalart inom hela sitt utbredningsområde. Den är huvudsakligen knuten till restbestånd av barrnaturskog och förekommer med ett tydligt optimum i orörda eller måttligt påverkade gamla granskogar där det föreligger långvarig kontinuitet av grov död ved. Den totala populationen bedöms ha minskat och fortsätter att minska i takt med att grankontinuitetsskogar (äldre tidigare icke kalavverkade skogar) minskar i areal. Minskningstakten överstiger gränsvärdet för sårbar (VU). Lokaler som hyser arten bör undantas från skogsbruk, speciellt i mellersta och södra Sverige. Gränsticka är typisk art för </w:t>
+      </w:r>
+      <w:r>
+        <w:rPr>
+          <w:i/>
+        </w:rPr>
+        <w:t>9010 Taiga</w:t>
+      </w:r>
+      <w:r>
+        <w:t xml:space="preserve"> (SLU Artdatabanken, 2026; Nitare &amp; Skogsstyrelsen, 2019).</w:t>
+      </w:r>
+    </w:p>
+    <w:p>
+      <w:r>
+        <w:rPr>
+          <w:b/>
+        </w:rPr>
+        <w:t>Liten sotlav (VU)</w:t>
+      </w:r>
+      <w:r>
+        <w:t xml:space="preserve"> förekommer i gamla brandrefugiala boreala granskogar där den oftast påträffas på grovbarkiga, senvuxna, mycket gamla granar. Arten är en av de mest krävande arterna i fuktig grannaturskog och är placerad högst upp i Skogsstyrelsens värdepyramid för bedömning av skog med höga naturvärden. Samtliga förekomster bör skyddas. Liten sotlav är typisk art för </w:t>
+      </w:r>
+      <w:r>
+        <w:rPr>
+          <w:i/>
+        </w:rPr>
+        <w:t>9010 Taiga</w:t>
+      </w:r>
+      <w:r>
+        <w:t xml:space="preserve"> (SLU Artdatabanken, 2024; Nitare &amp; Skogsstyrelsen, 2019).</w:t>
+      </w:r>
+    </w:p>
+    <w:p>
+      <w:r>
+        <w:rPr>
+          <w:b/>
+        </w:rPr>
+        <w:t>Gammelgransskål (NT)</w:t>
+      </w:r>
+      <w:r>
+        <w:t xml:space="preserve"> är en liten skålsvamp som växer på gamla granar med skrovlig bark. Typiska växtplatser är gransumpskog i myrkanter, bäckdråg, bäckraviner och skuggiga bergssluttningar, men också skog på torrare mark kan hysa arten om beståndet har stark naturskogskaraktär. Bestånd med arten bör behandlas som nyckelbiotoper och sparas vid en slutavverkning. Även gallring bör undvikas. Gammelgransskål är typisk art för </w:t>
+      </w:r>
+      <w:r>
+        <w:rPr>
+          <w:i/>
+        </w:rPr>
+        <w:t>9010 Taiga</w:t>
+      </w:r>
+      <w:r>
+        <w:t xml:space="preserve"> (SLU Artdatabanken, 2024; Nitare &amp; Skogsstyrelsen, 2019).</w:t>
+      </w:r>
+    </w:p>
+    <w:p>
+      <w:r>
+        <w:rPr>
+          <w:b/>
+        </w:rPr>
+        <w:t>Lavskrika (NT, §4)</w:t>
+      </w:r>
+      <w:r>
+        <w:t xml:space="preserve"> är rödlistad som nära hotad och fridlyst enligt 4§ artskyddsförordningen. Den har minskat med 20 (10–30) % under de senaste 15 åren och minskningstakten bedöms vara nära gränsvärdet för sårbar (VU). Lavskrikan är en mycket stationär fågel, som häckar i äldre, slutna och hänglavsrika barrskogar. Nyckelfaktorer är flerskiktad skog med rik undervegetation samt riklig förekomst av hänglavar. Reviren är livslånga med hemområden som varierar mellan 50 och 150 ha. Inom ett revir av hög kvalitet finns det som regel ett eller flera kärnområden (1–20 ha) med relativt tät flerskiktad granskog. Arten missgynnas när flerskiktad skog omförs till enskiktade bestånd och även röjning och hård gallring är starkt negativt. Lavskrikan har relativt stora hemområden och försvinner när den äldre skogen fragmenteras, särskilt allvarligt är när kärnområdena avverkas. Den försvinner successivt framför allt vid dess utbredningsgränser och populationen har minskat kontinuerligt under 2000-talet. Lavskrika är typisk art för </w:t>
+      </w:r>
+      <w:r>
+        <w:rPr>
+          <w:i/>
+        </w:rPr>
+        <w:t>9010 Taiga</w:t>
+      </w:r>
+      <w:r>
+        <w:t xml:space="preserve"> (SLU Artdatabanken, 2026; Skogsstyrelsen 2016).</w:t>
+      </w:r>
+    </w:p>
+    <w:p>
+      <w:r>
+        <w:rPr>
+          <w:b/>
+        </w:rPr>
+        <w:t>Liten svartspik (NT)</w:t>
+      </w:r>
+      <w:r>
+        <w:t xml:space="preserve"> växer på granbark i boreala barrskogar med lång trädkontinuitet och hög luftfuktighet. Orsaken till tillbakagången beror på främst på slutavverkningar av naturskogsartade granskogar. Bestånd med riklig förekomst av liten svartspik bör regelmässigt sparas. Naturhänsyn i samband med slutavverkning måste ske så att man undviker uttorkningseffekter (SLU Artdatabanken, 2024).</w:t>
+      </w:r>
+    </w:p>
+    <w:p>
+      <w:r>
+        <w:rPr>
+          <w:b/>
+        </w:rPr>
+        <w:t>Rosenticka (NT)</w:t>
+      </w:r>
+      <w:r>
+        <w:t xml:space="preserve">, rödlistad som nära hotad, ingår i en karaktäristisk association av vedsvampar som växer på gamla, grova granlågor i urskogsartade barrskogar. Den är placerad i toppen av Skogsstyrelsens värdepyramid för bedömning av skog med höga naturvärden och indikerar ett granskogsekosystem med långvarig kontinuitet av grova lågor. Artens beroende av grova granlågor innebär att alla skogsskötselåtgärder på eller i omedelbar närhet av lokalerna utgör ett hot på lång sikt. Det är angeläget att populationerna inte ytterligare glesas ut och ett tillräckligt antal områden där arten nu finns måste sparas för framtiden. Rosenticka är typisk art för </w:t>
+      </w:r>
+      <w:r>
+        <w:rPr>
+          <w:i/>
+        </w:rPr>
+        <w:t xml:space="preserve">9010 Taiga </w:t>
+      </w:r>
+      <w:r>
+        <w:t xml:space="preserve">och </w:t>
+      </w:r>
+      <w:r>
+        <w:rPr>
+          <w:i/>
+        </w:rPr>
+        <w:t>9050 Näringsrik granskog</w:t>
+      </w:r>
+      <w:r>
+        <w:t xml:space="preserve"> (Nitare &amp; Skogsstyrelsen, 2019; SLU Artdatabanken, 2024).</w:t>
+      </w:r>
+    </w:p>
+    <w:p>
+      <w:r>
+        <w:rPr>
+          <w:b/>
+        </w:rPr>
+        <w:t>Rödbrun blekspik (NT)</w:t>
+      </w:r>
+      <w:r>
+        <w:t xml:space="preserve"> växer i norra Sverige på bark och ved av björk och gran i skogar med hög och jämn luftfuktighet. I södra Sverige växer den främst på ek i öppna åldriga lövskogar. I norra delen av sitt utbredningsområde hotas arten av slutavverkningar av gamla granskogar. I den södra delen av landet hotas den genom de åldriga lövskogarnas tillbakagång och särskilt ekhagarnas igenväxning och genom plantering av sådan mark med barrskog. Rödbrun blekspik är typisk art för </w:t>
+      </w:r>
+      <w:r>
+        <w:rPr>
+          <w:i/>
+        </w:rPr>
+        <w:t xml:space="preserve">9010 Taiga, 9020 Nordlig ädellövskog, 9070 Trädklädd betesmark, 9160 Näringsrik ekskog </w:t>
+      </w:r>
+      <w:r>
+        <w:t xml:space="preserve">och </w:t>
+      </w:r>
+      <w:r>
+        <w:rPr>
+          <w:i/>
+        </w:rPr>
+        <w:t>9180 Ädellövskog i branter</w:t>
+      </w:r>
+      <w:r>
+        <w:t xml:space="preserve"> och signalerar alltid höga naturvärden (SLU Artdatabanken, 2024; Nitare &amp; Skogsstyrelsen, 2019).</w:t>
+      </w:r>
+    </w:p>
+    <w:p>
+      <w:r>
+        <w:rPr>
+          <w:b/>
+        </w:rPr>
+        <w:t>Talltita (NT, §4)</w:t>
+      </w:r>
+      <w:r>
+        <w:t>, rödlistad som nära hotad och prioriterad art i Skogsvårdslagen, har häckningsrevir i anmälan. Arten har minskat kraftigt de senaste 30 åren och minskningstakten innevarande 10-årsperiod beräknas till 20 (10–30) %. Talltitan är synnerligen trogen sitt cirka 15 hektar stora revir och är beroende av flerskiktade olikåldriga skogar för att kunna föda upp sina ungar. Talltitan försvinner om dess livsmiljö kalavverkas (Eggers &amp; Low, 2014; Ekman, 1979; Griesser et al, 2007; Klein, 2020; Siffczyk et al, 2003; SLU Artdatabanken, 2021).</w:t>
+      </w:r>
+    </w:p>
+    <w:p>
+      <w:r>
+        <w:rPr>
+          <w:b/>
+        </w:rPr>
+        <w:t>Ullticka (NT)</w:t>
+      </w:r>
+      <w:r>
+        <w:t xml:space="preserve"> är knuten till restbestånd av barrnaturskog och förekommer med ett tydligt optimum i orörda eller måttligt påverkade gamla granskogar där det föreligger viss kontinuitet av grov död ved. Ullticka är en bra signalart inom hela sitt utbredningsområde och i södra Sverige är den sällsynt och en god signalart för skyddsvärda granskogsmiljöer. Den hotas av avverkning och fragmentering av naturskog och äldre granskog med lång trädkontinuitet. På ullticka kan ibland ulltickeporing (VU) påträffas - det är en sällsynt ticka som nyligen delats upp i de tre olika arterna ulltickeporing </w:t>
+      </w:r>
+      <w:r>
+        <w:rPr>
+          <w:i/>
+        </w:rPr>
+        <w:t xml:space="preserve">Skeletocutis brevispora </w:t>
+      </w:r>
+      <w:r>
+        <w:t>(VU)</w:t>
+      </w:r>
+      <w:r>
+        <w:rPr>
+          <w:i/>
+        </w:rPr>
+        <w:t>, Skeletocutis delicata</w:t>
+      </w:r>
+      <w:r>
+        <w:t xml:space="preserve"> (VU)</w:t>
+      </w:r>
+      <w:r>
+        <w:rPr>
+          <w:i/>
+        </w:rPr>
+        <w:t xml:space="preserve"> och Skeletocutis exilis</w:t>
+      </w:r>
+      <w:r>
+        <w:t xml:space="preserve"> (NT). Ullticka är typisk art för </w:t>
+      </w:r>
+      <w:r>
+        <w:rPr>
+          <w:i/>
+        </w:rPr>
+        <w:t xml:space="preserve">9010 Taiga, 9050 Näringsrik granskog </w:t>
+      </w:r>
+      <w:r>
+        <w:t xml:space="preserve">och </w:t>
+      </w:r>
+      <w:r>
+        <w:rPr>
+          <w:i/>
+        </w:rPr>
+        <w:t>9030 Landhöjningsskog</w:t>
+      </w:r>
+      <w:r>
+        <w:t xml:space="preserve"> (SLU Artdatabanken, 2026; Nitare &amp; Skogsstyrelsen, 2019; Miettinen &amp; Niemelä, 2018).</w:t>
+      </w:r>
+    </w:p>
+    <w:p>
+      <w:r>
+        <w:rPr>
+          <w:b/>
+        </w:rPr>
+        <w:t xml:space="preserve">Mörk husmossa </w:t>
+      </w:r>
+      <w:r>
+        <w:t xml:space="preserve">är en mycket bra signalart i södra och mellersta Sverige. Den är sannolikt svårspridd och växer huvudsakligen i skog med lång skoglig kontinuitet i områden med konstant hög luftfuktighet. Den är känslig för större avverkningar, men tål plockhuggning som lämnar ett tätare trädskikt och ett obrutet, fukthållande mosstäcke på marken. Ett par studier har klart visat att artens tillväxt försämras när skogen huggs ner intill växtplatsen, och att ett kalhygges påverkan på mörk husmossa avtar både med avståndet från kalhygget och ju fuktigare växtplatsen är. Mörk husmossa är typisk art för </w:t>
+      </w:r>
+      <w:r>
+        <w:rPr>
+          <w:i/>
+        </w:rPr>
+        <w:t xml:space="preserve">9010 Taiga, 9050 Näringsrik granskog, 9080 Lövsumpskog, 9750 Svämlövskog, 9020 Nordlig ädellövskog, 9160 Näringsrik ekskog </w:t>
+      </w:r>
+      <w:r>
+        <w:t>och</w:t>
+      </w:r>
+      <w:r>
+        <w:rPr>
+          <w:i/>
+        </w:rPr>
+        <w:t xml:space="preserve"> 9180 Ädellövskog i branter</w:t>
+      </w:r>
+      <w:r>
+        <w:t xml:space="preserve"> (SLU Artdatabanken, 2024; Nitare &amp; Skogsstyrelsen, 2019).</w:t>
+      </w:r>
+    </w:p>
+    <w:p>
+      <w:r>
+        <w:rPr>
+          <w:b/>
+        </w:rPr>
+        <w:t>Nordisk stormhatt</w:t>
+      </w:r>
+      <w:r>
+        <w:t xml:space="preserve"> är typisk art för </w:t>
+      </w:r>
+      <w:r>
+        <w:rPr>
+          <w:i/>
+        </w:rPr>
+        <w:t xml:space="preserve">9050 Näringsrik granskog, 9040 Fjällbjörkskog </w:t>
+      </w:r>
+      <w:r>
+        <w:t xml:space="preserve">och </w:t>
+      </w:r>
+      <w:r>
+        <w:rPr>
+          <w:i/>
+        </w:rPr>
+        <w:t>6430 Högörtängar</w:t>
+      </w:r>
+      <w:r>
+        <w:t>. Stormhattsrotvecklare (NT) samt stormhattshumla, som är rödlistad som nära hotad (NT) på den europeiska rödlistan, är knuten till nordisk stormhatt</w:t>
+      </w:r>
+      <w:r>
+        <w:rPr>
+          <w:i/>
+        </w:rPr>
+        <w:t xml:space="preserve"> </w:t>
+      </w:r>
+      <w:r>
+        <w:t>(SLU Artdatabanken, 2026; IUCN, 2025).</w:t>
+      </w:r>
+    </w:p>
+    <w:p>
+      <w:r>
+        <w:rPr>
+          <w:b/>
+        </w:rPr>
+        <w:t>Spillkråka (§4)</w:t>
+      </w:r>
+      <w:r>
+        <w:t xml:space="preserve"> omfattas av bilaga 1 i EU:s fågeldirektiv och är typisk art för </w:t>
+      </w:r>
+      <w:r>
+        <w:rPr>
+          <w:i/>
+        </w:rPr>
+        <w:t xml:space="preserve">9010 Taiga </w:t>
+      </w:r>
+      <w:r>
+        <w:t>och</w:t>
+      </w:r>
+      <w:r>
+        <w:rPr>
+          <w:i/>
+        </w:rPr>
+        <w:t xml:space="preserve"> 9740 Skogsbevuxen myr</w:t>
+      </w:r>
+      <w:r>
+        <w:t>. Den behöver grova träd, främst tall, asp och bok som boträd. Skogsbruk med korta omloppstider och täta, homogena ungskogar utgör det största hotet. Spillkråka är en nyckelart i skogliga miljöer vars övergivna bohål utnyttjas av flera andra hålhäckande fågelarter och fladdermöss, däribland pärluggla (EN, §4), knipa (§4), salskrake (§4) och skogsduva (§4). Hökuggla (VU, §4) och slaguggla (§4) häckar ofta i högstubbar som brutits av i höjd med ett gammalt spillkråkebo (SLU Artdatabanken, 2026; Skogsstyrelsen, 2016).</w:t>
+      </w:r>
+    </w:p>
+    <w:p>
+      <w:r>
+        <w:rPr>
+          <w:b/>
+        </w:rPr>
+        <w:t>Videsparv (§4)</w:t>
+      </w:r>
+      <w:r>
+        <w:t xml:space="preserve"> är fridlyst enligt 4§ artskyddsförordningen och globalt rödlistad som nära hotad (NT) vilket innebär att Sverige har ett internationellt ansvar för arten. Videsparven är en sumpskogsart och den viktigaste häckningsbiotopen utgörs av lövrik sumpgranskog med ett rikt fältskikt av olika starr- och fräkenarter samt riklig förekomst av olika låga ris. Reviren är små till medelstora, från under en hektar till några hektar. Videsparven missgynnas av avverkning av sumpskog, dikning och dikesrensning samt andra åtgärder som påverkar fuktiga till blöta impediment. Videsparv är typisk art för </w:t>
+      </w:r>
+      <w:r>
+        <w:rPr>
+          <w:i/>
+        </w:rPr>
+        <w:t>9740 Skogsbevuxen myr</w:t>
+      </w:r>
+      <w:r>
+        <w:t xml:space="preserve"> (SLU Artdatabanken, 2026; IUCN, 2025; Skogsstyrelsen, 2016).</w:t>
+      </w:r>
+    </w:p>
+    <w:p>
+      <w:pPr>
+        <w:pStyle w:val="Heading1"/>
+      </w:pPr>
+      <w:r>
+        <w:t>Certifiering</w:t>
       </w:r>
     </w:p>
     <w:p>
@@ -255,26 +621,18 @@
         <w:pStyle w:val="Heading2"/>
       </w:pPr>
       <w:r>
-        <w:t>Fridlysta arter</w:t>
+        <w:t>Ur FSC-standarden</w:t>
       </w:r>
     </w:p>
     <w:p>
-      <w:r>
-        <w:t>Följande fridlysta arter har sina livsmiljöer och växtplatser i den avverkningsanmälda skogen: järnsparv (NT, §4), lavskrika (NT, T, §4), rödvingetrast (NT, §4), talltita (NT, §4), spillkråka (T, §4), videsparv (T, §4) och revlummer (§9).</w:t>
-      </w:r>
-    </w:p>
-    <w:p>
-      <w:r>
-        <w:t xml:space="preserve">Observera att medlemsländerna är skyldiga att agera i enlighet med EU:s fågeldirektiv där det uttryckligen står att direktivet gäller för fåglar samt för deras ägg, bon och </w:t>
-      </w:r>
       <w:r>
         <w:rPr>
           <w:b/>
         </w:rPr>
-        <w:t xml:space="preserve">livsmiljöer </w:t>
-      </w:r>
-      <w:r>
-        <w:t>(artikel 1). Vidare att de åtgärder som vidtas inte får leda till en försämring av den nuvarande situationen beträffande bevarandet av de fågelarter som avses i artikel 1 (artikel 13). Fågeldirektivet är styrande för tillsynsansvariga myndigheters ärendehantering, ställningstaganden och beslutsfattande.</w:t>
+        <w:t xml:space="preserve">PRINCIP 1: LAGEFTERLEVNAD: </w:t>
+      </w:r>
+      <w:r>
+        <w:t>Certifikatsinnehavaren ska följa alla tillämpliga lagar, förordningar och nationellt ratificerade internationella avtal, konventioner och överenskommelser.</w:t>
       </w:r>
     </w:p>
     <w:p>
@@ -282,19 +640,41 @@
         <w:rPr>
           <w:b/>
         </w:rPr>
-        <w:t>Lavskrika (NT, §4)</w:t>
-      </w:r>
-      <w:r>
-        <w:t xml:space="preserve"> är rödlistad som nära hotad och fridlyst enligt 4§ artskyddsförordningen. Den har minskat med 20 (10–30) % under de senaste 15 åren och minskningstakten bedöms vara nära gränsvärdet för sårbar (VU). Lavskrikan är en mycket stationär fågel, som häckar i äldre, slutna och hänglavsrika barrskogar. Nyckelfaktorer är flerskiktad skog med rik undervegetation samt riklig förekomst av hänglavar. Reviren är livslånga med hemområden som varierar mellan 50 och 150 ha. Inom ett revir av hög kvalitet finns det som regel ett eller flera kärnområden (1–20 ha) med relativt tät flerskiktad granskog. Arten missgynnas när flerskiktad skog omförs till enskiktade bestånd och även röjning och hård gallring är starkt negativt. Lavskrikan har relativt stora hemområden och försvinner när den äldre skogen fragmenteras, särskilt allvarligt är när kärnområdena avverkas. Den försvinner successivt framför allt vid dess utbredningsgränser och populationen har minskat kontinuerligt under 2000-talet. Lavskrika är typisk art för </w:t>
+        <w:t xml:space="preserve">1.3.1 </w:t>
+      </w:r>
+      <w:r>
+        <w:t>Tillämpliga lagar och föreskrifter för brukandet av skogen följs.</w:t>
+      </w:r>
+    </w:p>
+    <w:p>
+      <w:pPr>
+        <w:pStyle w:val="ListBullet"/>
+      </w:pPr>
+      <w:r>
+        <w:rPr>
+          <w:b/>
+          <w:i/>
+        </w:rPr>
+        <w:t xml:space="preserve">Kommentar: </w:t>
+      </w:r>
+      <w:r>
+        <w:t>I den avverkningsanmälda skogen har fridlysta arter sina livsmiljöer och växtplatser. Att skada de fridlysta arternas livsmiljöer, växtplatser eller ekologiska funktion är inte tillåtet enligt artskyddsförordningen.</w:t>
       </w:r>
       <w:r>
         <w:rPr>
           <w:i/>
         </w:rPr>
-        <w:t>9010 Taiga</w:t>
-      </w:r>
-      <w:r>
-        <w:t xml:space="preserve"> (SLU Artdatabanken, 2026; Skogsstyrelsen 2016).</w:t>
+        <w:t xml:space="preserve"> EU:s medlemsländer och skogsbolag är skyldiga att agera i enlighet med EU:s fågeldirektiv där det uttryckligen står att direktivet gäller för fåglar samt för deras ägg, bon och </w:t>
+      </w:r>
+      <w:r>
+        <w:rPr>
+          <w:b/>
+          <w:i/>
+        </w:rPr>
+        <w:t xml:space="preserve">livsmiljöer </w:t>
+      </w:r>
+      <w:r>
+        <w:t>(artikel 1). Vidare att de åtgärder som vidtas inte får leda till en försämring av den nuvarande situationen beträffande bevarandet av de fågelarter som avses i artikel 1 (artikel 13).</w:t>
       </w:r>
     </w:p>
     <w:p>
@@ -302,64 +682,39 @@
         <w:rPr>
           <w:b/>
         </w:rPr>
-        <w:t>Spillkråka (§4)</w:t>
-      </w:r>
-      <w:r>
-        <w:t xml:space="preserve"> omfattas av bilaga 1 i EU:s fågeldirektiv och är typisk art för </w:t>
+        <w:t xml:space="preserve">6.4 </w:t>
+      </w:r>
+      <w:r>
+        <w:t>Certifikatsinnehavaren ska skydda sällsynta arter och hotade arter samt deras livsmiljöer inom skogsbruksenheten. Det ska ske genom avsättningar, andra skyddade områden och genom att skapa konnektivitet och/eller genom andra direkta åtgärder som gynnar dessa arters överlevnad och livskraft. Åtgärderna ska stå i förhållande till brukandets skala, intensitet och risk, samt till sällsynta och hotade arters bevarandestatus och ekologiska krav. Certifikatsinnehavaren ska beakta den geografiska spridningen och ekologiska krav hos sällsynta och hotade arter utanför skogsbruksenhetens gränser när beslut om åtgärder inom skogsbruksenheten ska fattas.</w:t>
+      </w:r>
+    </w:p>
+    <w:p>
+      <w:r>
+        <w:rPr>
+          <w:b/>
+        </w:rPr>
+        <w:t xml:space="preserve">6.4.3 </w:t>
+      </w:r>
+      <w:r>
+        <w:t>Bevarandeåtgärder genomförs för de kända förekomster av rödlistade arter som påverkas av skogsbruk.</w:t>
+      </w:r>
+    </w:p>
+    <w:p>
+      <w:pPr>
+        <w:pStyle w:val="ListBullet"/>
+      </w:pPr>
+      <w:r>
+        <w:rPr>
+          <w:b/>
+          <w:i/>
+        </w:rPr>
+        <w:t xml:space="preserve">Kommentar: </w:t>
       </w:r>
       <w:r>
         <w:rPr>
           <w:i/>
         </w:rPr>
-        <w:t xml:space="preserve">9010 Taiga </w:t>
-      </w:r>
-      <w:r>
-        <w:t>och</w:t>
-      </w:r>
-      <w:r>
-        <w:rPr>
-          <w:i/>
-        </w:rPr>
-        <w:t xml:space="preserve"> 9740 Skogsbevuxen myr</w:t>
-      </w:r>
-      <w:r>
-        <w:t>. Den behöver grova träd, främst tall, asp och bok som boträd. Skogsbruk med korta omloppstider och täta, homogena ungskogar utgör det största hotet. Spillkråka är en nyckelart i skogliga miljöer vars övergivna bohål utnyttjas av flera andra hålhäckande fågelarter och fladdermöss, däribland pärluggla (EN, §4), knipa (§4), salskrake (§4) och skogsduva (§4). Hökuggla (VU, §4) och slaguggla (§4) häckar ofta i högstubbar som brutits av i höjd med ett gammalt spillkråkebo (SLU Artdatabanken, 2026; Skogsstyrelsen, 2016).</w:t>
-      </w:r>
-    </w:p>
-    <w:p>
-      <w:r>
-        <w:rPr>
-          <w:b/>
-        </w:rPr>
-        <w:t>Talltita (NT, §4)</w:t>
-      </w:r>
-      <w:r>
-        <w:t>, rödlistad som nära hotad och prioriterad art i Skogsvårdslagen, har häckningsrevir i anmälan. Arten har minskat kraftigt de senaste 30 åren och minskningstakten innevarande 10-årsperiod beräknas till 20 (10–30) %. Talltitan är synnerligen trogen sitt cirka 15 hektar stora revir och är beroende av flerskiktade olikåldriga skogar för att kunna föda upp sina ungar. Talltitan försvinner om dess livsmiljö kalavverkas (Eggers &amp; Low, 2014; Ekman, 1979; Griesser et al, 2007; Klein, 2020; Siffczyk et al, 2003; SLU Artdatabanken, 2021).</w:t>
-      </w:r>
-    </w:p>
-    <w:p>
-      <w:r>
-        <w:rPr>
-          <w:b/>
-        </w:rPr>
-        <w:t>Videsparv (§4)</w:t>
-      </w:r>
-      <w:r>
-        <w:t xml:space="preserve"> är fridlyst enligt 4§ artskyddsförordningen och globalt rödlistad som nära hotad (NT) vilket innebär att Sverige har ett internationellt ansvar för arten. Videsparven är en sumpskogsart och den viktigaste häckningsbiotopen utgörs av lövrik sumpgranskog med ett rikt fältskikt av olika starr- och fräkenarter samt riklig förekomst av olika låga ris. Reviren är små till medelstora, från under en hektar till några hektar. Videsparven missgynnas av avverkning av sumpskog, dikning och dikesrensning samt andra åtgärder som påverkar fuktiga till blöta impediment. Videsparv är typisk art för </w:t>
-      </w:r>
-      <w:r>
-        <w:rPr>
-          <w:i/>
-        </w:rPr>
-        <w:t>9740 Skogsbevuxen myr</w:t>
-      </w:r>
-      <w:r>
-        <w:t xml:space="preserve"> (SLU Artdatabanken, 2026; IUCN, 2025; Skogsstyrelsen, 2016).</w:t>
-      </w:r>
-    </w:p>
-    <w:p>
-      <w:r>
-        <w:t>I BILAGA 1 finns mer detaljerad information om ekologi samt krav på livsmiljö hos fridlysta arter.</w:t>
+        <w:t>I det avverkningsanmälda skogsområdet har 17 naturvårdsarter varav 12 rödlistade arter sina livsmiljöer och växtplatser.</w:t>
       </w:r>
     </w:p>
     <w:p>
@@ -367,7 +722,7 @@
         <w:pStyle w:val="Heading2"/>
       </w:pPr>
       <w:r>
-        <w:t>Övriga naturvårdsarter</w:t>
+        <w:t>Ur Chain of Custody Certification (FSC-STD-40-004 ver 3.0)</w:t>
       </w:r>
     </w:p>
     <w:p>
@@ -375,280 +730,144 @@
         <w:rPr>
           <w:b/>
         </w:rPr>
-        <w:t>Gammelgransskål (NT)</w:t>
-      </w:r>
-      <w:r>
-        <w:t xml:space="preserve"> är en liten skålsvamp som växer på gamla granar med skrovlig bark. Typiska växtplatser är gransumpskog i myrkanter, bäckdråg, bäckraviner och skuggiga bergssluttningar, men också skog på torrare mark kan hysa arten om beståndet har stark naturskogskaraktär. Bestånd med arten bör behandlas som nyckelbiotoper och sparas vid en slutavverkning. Även gallring bör undvikas. Gammelgransskål är typisk art för </w:t>
+        <w:t xml:space="preserve">1.3 </w:t>
+      </w:r>
+      <w:r>
+        <w:t xml:space="preserve">The organization shall commit to the FSC values as defined in FSC-POL-01-004 Policy for the Association of Organizations with FSC. </w:t>
+      </w:r>
+    </w:p>
+    <w:p>
+      <w:pPr>
+        <w:pStyle w:val="Heading2"/>
+      </w:pPr>
+      <w:r>
+        <w:t>Ur FSC:s policy för associerade organisationer (FSC-POL-01-004)</w:t>
+      </w:r>
+    </w:p>
+    <w:p>
+      <w:r>
+        <w:t xml:space="preserve">Som “Chain of Custody”-certifierad organisation är skogsbolaget bunden av de fastställda reglerna i Del 1 Punkt 1 c) i Policy för organisationer associerade med FSC (FSC-POL-01-004 V2-0 EN + SVE version 2012-03-02): </w:t>
+      </w:r>
+    </w:p>
+    <w:p>
+      <w:pPr>
+        <w:pStyle w:val="ListNumber"/>
+      </w:pPr>
+      <w:r>
+        <w:t>De organisationer FSC kan acceptera association med får inte direkt eller indirekt ha några kopplingar till nedanstående, oacceptabla aktiviteter:</w:t>
+      </w:r>
+    </w:p>
+    <w:p>
+      <w:pPr>
+        <w:ind w:left="357"/>
+      </w:pPr>
+      <w:r>
+        <w:t>a) Olaglig skogsavverkning och handel med olagligt avverkat virke eller skogsprodukter</w:t>
+      </w:r>
+    </w:p>
+    <w:p>
+      <w:pPr>
+        <w:ind w:left="357"/>
+      </w:pPr>
+      <w:r>
+        <w:t>...</w:t>
+      </w:r>
+    </w:p>
+    <w:p>
+      <w:pPr>
+        <w:ind w:left="357"/>
+      </w:pPr>
+      <w:r>
+        <w:t>c) Skogsbruk som förstör höga naturvärden</w:t>
+      </w:r>
+    </w:p>
+    <w:p>
+      <w:pPr>
+        <w:ind w:left="357"/>
+      </w:pPr>
+      <w:r>
+        <w:t>d) Betydande omvandling av skog till plantager eller annan, icke skoglig, markanvändning</w:t>
+      </w:r>
+    </w:p>
+    <w:p>
+      <w:pPr>
+        <w:pStyle w:val="ListBullet"/>
+      </w:pPr>
+      <w:r>
+        <w:rPr>
+          <w:b/>
+          <w:i/>
+        </w:rPr>
+        <w:t xml:space="preserve">Kommentar: </w:t>
       </w:r>
       <w:r>
         <w:rPr>
           <w:i/>
         </w:rPr>
-        <w:t>9010 Taiga</w:t>
-      </w:r>
-      <w:r>
-        <w:t xml:space="preserve"> (SLU Artdatabanken, 2024; Nitare &amp; Skogsstyrelsen, 2019).</w:t>
+        <w:t>Avverkning av skog med höga naturvärden samt skada på fridlysta arter strider både mot FSC Controlled Wood-standarden och FSC:s policy for associerade organisationer.</w:t>
       </w:r>
     </w:p>
     <w:p>
+      <w:pPr>
+        <w:pStyle w:val="Heading2"/>
+      </w:pPr>
+      <w:r>
+        <w:t>Ur FSC Controlled Wood (FSC-STD-40-005)</w:t>
+      </w:r>
+    </w:p>
+    <w:p>
+      <w:r>
+        <w:t>Virke som inte accepteras i FSC-märkta produkter (oacceptabelt ursprung) enligt FSC Controlled Wood (FSC-STD-40-005):</w:t>
+      </w:r>
+    </w:p>
+    <w:p>
+      <w:pPr>
+        <w:pStyle w:val="ListNumber"/>
+      </w:pPr>
+      <w:r>
+        <w:t>Illegalt avverkat virke.</w:t>
+      </w:r>
+    </w:p>
+    <w:p>
+      <w:pPr>
+        <w:pStyle w:val="ListNumber"/>
+      </w:pPr>
+      <w:r>
+        <w:t>...</w:t>
+      </w:r>
+    </w:p>
+    <w:p>
+      <w:pPr>
+        <w:pStyle w:val="ListNumber"/>
+      </w:pPr>
+      <w:r>
+        <w:t>Virke från avverkningar som hotar höga naturvärden.</w:t>
+      </w:r>
+    </w:p>
+    <w:p>
+      <w:pPr>
+        <w:pStyle w:val="ListNumber"/>
+      </w:pPr>
+      <w:r>
+        <w:t>Virke från skog som konverteras till plantager eller icke-skogligt bruk.</w:t>
+      </w:r>
+    </w:p>
+    <w:p>
+      <w:pPr>
+        <w:pStyle w:val="ListBullet"/>
+      </w:pPr>
       <w:r>
         <w:rPr>
           <w:b/>
+          <w:i/>
         </w:rPr>
-        <w:t>Garnlav (VU)</w:t>
-      </w:r>
-      <w:r>
-        <w:t xml:space="preserve"> är en utpräglad barrskogsart som ibland kan drapera träden i norrländska grannaturskogar med hög luftfuktighet. Den förekommer även i talldominerade bestånd där den, förutom i trädens grenverk, påträffas hängande över ojämnheter i tallbarken. Arten har minskat starkt i södra och mellersta Sverige och den minskar även i sitt nordliga utbredningsområde. Minskningstakten uppgår till 30 (20–50) % inom 50 år och överstiger gränsvärdet för Sårbar (VU). Orsaken till tillbakagången beror främst på slutavverkningar av naturskogsartade skogar. Bestånd med riklig förekomst bör regelmässigt sparas, vilket även gynnar flera andra sällsynta och rödlistade arter. Garnlav är värdväxt för den mycket sällsynta och akut hotade fjärilen barrskogslavfly (CR) som hör hemma i boreala barrskogar med riklig förekomst av värdväxten. Tidigare kunde arten konstateras årligen på flera platser vid Dala-Floda i Dalarna innan lokalerna kalavverkades. Senaste fyndet i landet av barrskogslavfly är från år 2000 då den påträffades vid Högberget i Sollefteå kommun. Garnlav är typisk art för </w:t>
+        <w:t xml:space="preserve">Kommentar: </w:t>
       </w:r>
       <w:r>
         <w:rPr>
           <w:i/>
         </w:rPr>
-        <w:t xml:space="preserve">9010 Taiga </w:t>
-      </w:r>
-      <w:r>
-        <w:t>och</w:t>
-      </w:r>
-      <w:r>
-        <w:rPr>
-          <w:i/>
-        </w:rPr>
-        <w:t xml:space="preserve"> 9070 Trädklädd betesmark</w:t>
-      </w:r>
-      <w:r>
-        <w:t xml:space="preserve"> (SLU Artdatabanken, 2026).</w:t>
-      </w:r>
-    </w:p>
-    <w:p>
-      <w:r>
-        <w:rPr>
-          <w:b/>
-        </w:rPr>
-        <w:t>Gränsticka (VU)</w:t>
-      </w:r>
-      <w:r>
-        <w:t xml:space="preserve"> är en mycket bra signalart inom hela sitt utbredningsområde. Den är huvudsakligen knuten till restbestånd av barrnaturskog och förekommer med ett tydligt optimum i orörda eller måttligt påverkade gamla granskogar där det föreligger långvarig kontinuitet av grov död ved. Den totala populationen bedöms ha minskat och fortsätter att minska i takt med att grankontinuitetsskogar (äldre tidigare icke kalavverkade skogar) minskar i areal. Minskningstakten överstiger gränsvärdet för sårbar (VU). Lokaler som hyser arten bör undantas från skogsbruk, speciellt i mellersta och södra Sverige. Gränsticka är typisk art för </w:t>
-      </w:r>
-      <w:r>
-        <w:rPr>
-          <w:i/>
-        </w:rPr>
-        <w:t>9010 Taiga</w:t>
-      </w:r>
-      <w:r>
-        <w:t xml:space="preserve"> (SLU Artdatabanken, 2026; Nitare &amp; Skogsstyrelsen, 2019).</w:t>
-      </w:r>
-    </w:p>
-    <w:p>
-      <w:r>
-        <w:rPr>
-          <w:b/>
-        </w:rPr>
-        <w:t>Liten sotlav (VU)</w:t>
-      </w:r>
-      <w:r>
-        <w:t xml:space="preserve"> förekommer i gamla brandrefugiala boreala granskogar där den oftast påträffas på grovbarkiga, senvuxna, mycket gamla granar. Arten är en av de mest krävande arterna i fuktig grannaturskog och är placerad högst upp i Skogsstyrelsens värdepyramid för bedömning av skog med höga naturvärden. Samtliga förekomster bör skyddas. Liten sotlav är typisk art för </w:t>
-      </w:r>
-      <w:r>
-        <w:rPr>
-          <w:i/>
-        </w:rPr>
-        <w:t>9010 Taiga</w:t>
-      </w:r>
-      <w:r>
-        <w:t xml:space="preserve"> (SLU Artdatabanken, 2024; Nitare &amp; Skogsstyrelsen, 2019).</w:t>
-      </w:r>
-    </w:p>
-    <w:p>
-      <w:r>
-        <w:rPr>
-          <w:b/>
-        </w:rPr>
-        <w:t>Liten svartspik (NT)</w:t>
-      </w:r>
-      <w:r>
-        <w:t xml:space="preserve"> växer på granbark i boreala barrskogar med lång trädkontinuitet och hög luftfuktighet. Orsaken till tillbakagången beror på främst på slutavverkningar av naturskogsartade granskogar. Bestånd med riklig förekomst av liten svartspik bör regelmässigt sparas. Naturhänsyn i samband med slutavverkning måste ske så att man undviker uttorkningseffekter (SLU Artdatabanken, 2024).</w:t>
-      </w:r>
-    </w:p>
-    <w:p>
-      <w:r>
-        <w:rPr>
-          <w:b/>
-        </w:rPr>
-        <w:t xml:space="preserve">Mörk husmossa </w:t>
-      </w:r>
-      <w:r>
-        <w:t xml:space="preserve">är en mycket bra signalart i södra och mellersta Sverige. Den är sannolikt svårspridd och växer huvudsakligen i skog med lång skoglig kontinuitet i områden med konstant hög luftfuktighet. Den är känslig för större avverkningar, men tål plockhuggning som lämnar ett tätare trädskikt och ett obrutet, fukthållande mosstäcke på marken. Ett par studier har klart visat att artens tillväxt försämras när skogen huggs ner intill växtplatsen, och att ett kalhygges påverkan på mörk husmossa avtar både med avståndet från kalhygget och ju fuktigare växtplatsen är. Mörk husmossa är typisk art för </w:t>
-      </w:r>
-      <w:r>
-        <w:rPr>
-          <w:i/>
-        </w:rPr>
-        <w:t xml:space="preserve">9010 Taiga, 9050 Näringsrik granskog, 9080 Lövsumpskog, 9750 Svämlövskog, 9020 Nordlig ädellövskog, 9160 Näringsrik ekskog </w:t>
-      </w:r>
-      <w:r>
-        <w:t>och</w:t>
-      </w:r>
-      <w:r>
-        <w:rPr>
-          <w:i/>
-        </w:rPr>
-        <w:t xml:space="preserve"> 9180 Ädellövskog i branter</w:t>
-      </w:r>
-      <w:r>
-        <w:t xml:space="preserve"> (SLU Artdatabanken, 2024; Nitare &amp; Skogsstyrelsen, 2019).</w:t>
-      </w:r>
-    </w:p>
-    <w:p>
-      <w:r>
-        <w:rPr>
-          <w:b/>
-        </w:rPr>
-        <w:t>Nordisk stormhatt</w:t>
-      </w:r>
-      <w:r>
-        <w:t xml:space="preserve"> är typisk art för </w:t>
-      </w:r>
-      <w:r>
-        <w:rPr>
-          <w:i/>
-        </w:rPr>
-        <w:t xml:space="preserve">9050 Näringsrik granskog, 9040 Fjällbjörkskog </w:t>
-      </w:r>
-      <w:r>
-        <w:t xml:space="preserve">och </w:t>
-      </w:r>
-      <w:r>
-        <w:rPr>
-          <w:i/>
-        </w:rPr>
-        <w:t>6430 Högörtängar</w:t>
-      </w:r>
-      <w:r>
-        <w:t>. Stormhattsrotvecklare (NT) samt stormhattshumla, som är rödlistad som nära hotad (NT) på den europeiska rödlistan, är knuten till nordisk stormhatt</w:t>
-      </w:r>
-      <w:r>
-        <w:rPr>
-          <w:i/>
-        </w:rPr>
-        <w:t xml:space="preserve"> </w:t>
-      </w:r>
-      <w:r>
-        <w:t>(SLU Artdatabanken, 2026; IUCN, 2025).</w:t>
-      </w:r>
-    </w:p>
-    <w:p>
-      <w:r>
-        <w:rPr>
-          <w:b/>
-        </w:rPr>
-        <w:t>Rosenticka (NT)</w:t>
-      </w:r>
-      <w:r>
-        <w:t xml:space="preserve">, rödlistad som nära hotad, ingår i en karaktäristisk association av vedsvampar som växer på gamla, grova granlågor i urskogsartade barrskogar. Den är placerad i toppen av Skogsstyrelsens värdepyramid för bedömning av skog med höga naturvärden och indikerar ett granskogsekosystem med långvarig kontinuitet av grova lågor. Artens beroende av grova granlågor innebär att alla skogsskötselåtgärder på eller i omedelbar närhet av lokalerna utgör ett hot på lång sikt. Det är angeläget att populationerna inte ytterligare glesas ut och ett tillräckligt antal områden där arten nu finns måste sparas för framtiden. Rosenticka är typisk art för </w:t>
-      </w:r>
-      <w:r>
-        <w:rPr>
-          <w:i/>
-        </w:rPr>
-        <w:t xml:space="preserve">9010 Taiga </w:t>
-      </w:r>
-      <w:r>
-        <w:t xml:space="preserve">och </w:t>
-      </w:r>
-      <w:r>
-        <w:rPr>
-          <w:i/>
-        </w:rPr>
-        <w:t>9050 Näringsrik granskog</w:t>
-      </w:r>
-      <w:r>
-        <w:t xml:space="preserve"> (Nitare &amp; Skogsstyrelsen, 2019; SLU Artdatabanken, 2024).</w:t>
-      </w:r>
-    </w:p>
-    <w:p>
-      <w:r>
-        <w:rPr>
-          <w:b/>
-        </w:rPr>
-        <w:t>Rödbrun blekspik (NT)</w:t>
-      </w:r>
-      <w:r>
-        <w:t xml:space="preserve"> växer i norra Sverige på bark och ved av björk och gran i skogar med hög och jämn luftfuktighet. I södra Sverige växer den främst på ek i öppna åldriga lövskogar. I norra delen av sitt utbredningsområde hotas arten av slutavverkningar av gamla granskogar. I den södra delen av landet hotas den genom de åldriga lövskogarnas tillbakagång och särskilt ekhagarnas igenväxning och genom plantering av sådan mark med barrskog. Rödbrun blekspik är typisk art för </w:t>
-      </w:r>
-      <w:r>
-        <w:rPr>
-          <w:i/>
-        </w:rPr>
-        <w:t xml:space="preserve">9010 Taiga, 9020 Nordlig ädellövskog, 9070 Trädklädd betesmark, 9160 Näringsrik ekskog </w:t>
-      </w:r>
-      <w:r>
-        <w:t xml:space="preserve">och </w:t>
-      </w:r>
-      <w:r>
-        <w:rPr>
-          <w:i/>
-        </w:rPr>
-        <w:t>9180 Ädellövskog i branter</w:t>
-      </w:r>
-      <w:r>
-        <w:t xml:space="preserve"> och signalerar alltid höga naturvärden (SLU Artdatabanken, 2024; Nitare &amp; Skogsstyrelsen, 2019).</w:t>
-      </w:r>
-    </w:p>
-    <w:p>
-      <w:r>
-        <w:rPr>
-          <w:b/>
-        </w:rPr>
-        <w:t>Ullticka (NT)</w:t>
-      </w:r>
-      <w:r>
-        <w:t xml:space="preserve"> är knuten till restbestånd av barrnaturskog och förekommer med ett tydligt optimum i orörda eller måttligt påverkade gamla granskogar där det föreligger viss kontinuitet av grov död ved. Ullticka är en bra signalart inom hela sitt utbredningsområde och i södra Sverige är den sällsynt och en god signalart för skyddsvärda granskogsmiljöer. Den hotas av avverkning och fragmentering av naturskog och äldre granskog med lång trädkontinuitet. På ullticka kan ibland ulltickeporing (VU) påträffas - det är en sällsynt ticka som nyligen delats upp i de tre olika arterna ulltickeporing </w:t>
-      </w:r>
-      <w:r>
-        <w:rPr>
-          <w:i/>
-        </w:rPr>
-        <w:t xml:space="preserve">Skeletocutis brevispora </w:t>
-      </w:r>
-      <w:r>
-        <w:t>(VU)</w:t>
-      </w:r>
-      <w:r>
-        <w:rPr>
-          <w:i/>
-        </w:rPr>
-        <w:t>, Skeletocutis delicata</w:t>
-      </w:r>
-      <w:r>
-        <w:t xml:space="preserve"> (VU)</w:t>
-      </w:r>
-      <w:r>
-        <w:rPr>
-          <w:i/>
-        </w:rPr>
-        <w:t xml:space="preserve"> och Skeletocutis exilis</w:t>
-      </w:r>
-      <w:r>
-        <w:t xml:space="preserve"> (NT). Ullticka är typisk art för </w:t>
-      </w:r>
-      <w:r>
-        <w:rPr>
-          <w:i/>
-        </w:rPr>
-        <w:t xml:space="preserve">9010 Taiga, 9050 Näringsrik granskog </w:t>
-      </w:r>
-      <w:r>
-        <w:t xml:space="preserve">och </w:t>
-      </w:r>
-      <w:r>
-        <w:rPr>
-          <w:i/>
-        </w:rPr>
-        <w:t>9030 Landhöjningsskog</w:t>
-      </w:r>
-      <w:r>
-        <w:t xml:space="preserve"> (SLU Artdatabanken, 2026; Nitare &amp; Skogsstyrelsen, 2019; Miettinen &amp; Niemelä, 2018).</w:t>
+        <w:t>Avverkning av skog med höga naturvärden samt skada på fridlysta arter strider både mot FSC Controlled Wood-standarden och FSC:s policy for associerade organisationer.</w:t>
       </w:r>
     </w:p>
     <w:p>
@@ -656,7 +875,93 @@
         <w:pStyle w:val="Heading1"/>
       </w:pPr>
       <w:r>
-        <w:t>Certifiering</w:t>
+        <w:t>Ur PEFC-standarden gällande lagefterlevnad</w:t>
+      </w:r>
+    </w:p>
+    <w:p>
+      <w:r>
+        <w:t>PEFC-standarden förutsätter att tillämplig svensk lagstiftning följs. Det är utsedd tillsynsmyndighet som ansvarar för tillsyn av lagens efterlevnad. PEFC-standarden återger innehållet i vissa certifieringskritiska lag- och föreskriftskrav vilka ska ingå i granskning av PEFC-systemets efterlevnad.</w:t>
+      </w:r>
+    </w:p>
+    <w:p>
+      <w:pPr>
+        <w:pStyle w:val="ListBullet"/>
+      </w:pPr>
+      <w:r>
+        <w:rPr>
+          <w:b/>
+          <w:i/>
+        </w:rPr>
+        <w:t xml:space="preserve">Kommentar: </w:t>
+      </w:r>
+      <w:r>
+        <w:rPr>
+          <w:i/>
+        </w:rPr>
+        <w:t>I den avverkningsanmälda skogen har fridlysta arter sina livsmiljöer och växtplatser. Att skada de fridlysta arternas livsmiljöer, växtplatser eller ekologiska funktion är inte tillåtet enligt artskyddsförordningen</w:t>
+      </w:r>
+    </w:p>
+    <w:p>
+      <w:r>
+        <w:br w:type="page"/>
+      </w:r>
+    </w:p>
+    <w:p>
+      <w:pPr>
+        <w:pStyle w:val="Title"/>
+      </w:pPr>
+      <w:r>
+        <w:t>BILAGA 1 – Fridlysta arter</w:t>
+      </w:r>
+    </w:p>
+    <w:p>
+      <w:pPr>
+        <w:pStyle w:val="Heading1"/>
+      </w:pPr>
+      <w:r>
+        <w:t>Lavskrika – ekologi samt krav på livsmiljön</w:t>
+      </w:r>
+    </w:p>
+    <w:p>
+      <w:r>
+        <w:t>Lavskrika är rödlistad som nära hotad (NT), fridlyst enligt 4 § artskyddsförordningen (2007:845) och ingår i förteckningen över prioriterade arter i Skogsstyrelsens föreskrifter och allmänna råd (SKSFS 2011:7) bilaga 4. Lavskrikan är en mycket stationär fågel, som häckar i äldre, slutna och hänglavsrika barrskogar. Nyckelfaktorer är flerskiktad skog med rik undervegetation samt riklig förekomst av hänglavar (SLU Artdatabanken, 2026).</w:t>
+      </w:r>
+    </w:p>
+    <w:p>
+      <w:r>
+        <w:t xml:space="preserve">I Skogsstyrelsens vägledning för hänsyn till fåglar står bland annat att: </w:t>
+      </w:r>
+      <w:r>
+        <w:rPr>
+          <w:i/>
+        </w:rPr>
+        <w:t>“Reviren är livslånga med hemområden som varierar mellan 50 och 150 ha. Hemområdena har inga fasta gränser utan det handlar mera om de yttre gränserna för familjegruppernas rörelser. Lavskrikan undviker att förflytta sig över stora öppna områden och hemområdesstorleken är därför större i områden fragmenterade av hyggen och yngre skog än i områden med i sammanhängande äldre skog. Det finns studier som antyder att det inom ett revir bör finnas maximalt 15 % öppna ytor och ungskog. Inom ett revir av hög kvalitet finns det som regel ett eller flera kärnområden (1–20 ha) med relativt tät flerskiktad granskog.”</w:t>
+      </w:r>
+      <w:r>
+        <w:t xml:space="preserve"> Vidare att: </w:t>
+      </w:r>
+      <w:r>
+        <w:rPr>
+          <w:i/>
+        </w:rPr>
+        <w:t>“Arten missgynnas när flerskiktad skog omförs till enskiktade bestånd. Även skogsskötsel med återkommande röjning och hård gallring är starkt negativt. Lavskrikan har relativt stora hemområden och försvinner när den äldre skogen fragmenteras, särskilt allvarligt är när kärnområdena avverkas.”</w:t>
+      </w:r>
+      <w:r>
+        <w:t xml:space="preserve"> (Skogsstyrelsen 2016).</w:t>
+      </w:r>
+    </w:p>
+    <w:p>
+      <w:r>
+        <w:t xml:space="preserve">Populationen har minskat med 20 (10–30) % under de senaste 15 åren och minskningstakten bedöms vara nära gränsvärdet för sårbar (VU). Arten försvinner successivt framför allt vid dess utbredningsgränser och populationen har minskat kontinuerligt under 2000-talet. Lavskrika är typisk art för </w:t>
+      </w:r>
+      <w:r>
+        <w:rPr>
+          <w:i/>
+        </w:rPr>
+        <w:t>9010 Taiga</w:t>
+      </w:r>
+      <w:r>
+        <w:t xml:space="preserve"> (SLU Artdatabanken, 2026).</w:t>
       </w:r>
     </w:p>
     <w:p>
@@ -664,100 +969,63 @@
         <w:pStyle w:val="Heading2"/>
       </w:pPr>
       <w:r>
-        <w:t>Ur FSC-standarden</w:t>
+        <w:t>Referenser – lavskrika</w:t>
       </w:r>
     </w:p>
     <w:p>
       <w:r>
+        <w:t xml:space="preserve">Skogsstyrelsen, 2016. </w:t>
+      </w:r>
+      <w:r>
         <w:rPr>
-          <w:b/>
+          <w:i/>
         </w:rPr>
-        <w:t xml:space="preserve">PRINCIP 1: LAGEFTERLEVNAD: </w:t>
-      </w:r>
-      <w:r>
-        <w:t>Certifikatsinnehavaren ska följa alla tillämpliga lagar, förordningar och nationellt ratificerade internationella avtal, konventioner och överenskommelser.</w:t>
+        <w:t xml:space="preserve">Vägledning för hänsyn till fåglar – lavskrika. </w:t>
+      </w:r>
+      <w:r>
+        <w:t>https://www.skogsstyrelsen.se/globalassets/lag-och-tillsyn/artskydd/vagledningar-for-hansyn-till-faglar/lavskrika-vagledning-hansyn.pdf</w:t>
       </w:r>
     </w:p>
     <w:p>
       <w:r>
+        <w:t xml:space="preserve">SLU Artdatabanken, 2026. </w:t>
+      </w:r>
+      <w:r>
         <w:rPr>
-          <w:b/>
+          <w:i/>
         </w:rPr>
-        <w:t xml:space="preserve">1.3.1 </w:t>
-      </w:r>
-      <w:r>
-        <w:t>Tillämpliga lagar och föreskrifter för brukandet av skogen följs.</w:t>
+        <w:t xml:space="preserve">Artfaktablad. Naturvård – artfakta. </w:t>
+      </w:r>
+      <w:r>
+        <w:t>SLU Artdatabanken, Uppsala</w:t>
       </w:r>
     </w:p>
     <w:p>
       <w:pPr>
-        <w:pStyle w:val="ListBullet"/>
+        <w:pStyle w:val="Heading1"/>
       </w:pPr>
       <w:r>
-        <w:rPr>
-          <w:b/>
-          <w:i/>
-        </w:rPr>
-        <w:t xml:space="preserve">Kommentar: </w:t>
-      </w:r>
-      <w:r>
-        <w:t>I den avverkningsanmälda skogen har fridlysta arter sina livsmiljöer och växtplatser. Att skada de fridlysta arternas livsmiljöer, växtplatser eller ekologiska funktion är inte tillåtet enligt artskyddsförordningen.</w:t>
-      </w:r>
-      <w:r>
-        <w:rPr>
-          <w:i/>
-        </w:rPr>
-        <w:t xml:space="preserve"> EU:s medlemsländer och skogsbolag är skyldiga att agera i enlighet med EU:s fågeldirektiv där det uttryckligen står att direktivet gäller för fåglar samt för deras ägg, bon och </w:t>
-      </w:r>
-      <w:r>
-        <w:rPr>
-          <w:b/>
-          <w:i/>
-        </w:rPr>
-        <w:t xml:space="preserve">livsmiljöer </w:t>
-      </w:r>
-      <w:r>
-        <w:t>(artikel 1). Vidare att de åtgärder som vidtas inte får leda till en försämring av den nuvarande situationen beträffande bevarandet av de fågelarter som avses i artikel 1 (artikel 13).</w:t>
+        <w:t>Talltita – ekologi samt krav på livsmiljön</w:t>
       </w:r>
     </w:p>
     <w:p>
       <w:r>
-        <w:rPr>
-          <w:b/>
-        </w:rPr>
-        <w:t xml:space="preserve">6.4 </w:t>
-      </w:r>
-      <w:r>
-        <w:t>Certifikatsinnehavaren ska skydda sällsynta arter och hotade arter samt deras livsmiljöer inom skogsbruksenheten. Det ska ske genom avsättningar, andra skyddade områden och genom att skapa konnektivitet och/eller genom andra direkta åtgärder som gynnar dessa arters överlevnad och livskraft. Åtgärderna ska stå i förhållande till brukandets skala, intensitet och risk, samt till sällsynta och hotade arters bevarandestatus och ekologiska krav. Certifikatsinnehavaren ska beakta den geografiska spridningen och ekologiska krav hos sällsynta och hotade arter utanför skogsbruksenhetens gränser när beslut om åtgärder inom skogsbruksenheten ska fattas.</w:t>
+        <w:t>Talltita är rödlistad som NT, fridlyst och prioriterad art i Skogsvårdslagen. Den omfattas av EU:s fågeldirektiv. Arten har minskat kraftigt de senaste 30 åren och minskningstakten innevarande 10-årsperiod beräknas till 20 (10–30) % (SLU Artdatabanken, 2022).</w:t>
       </w:r>
     </w:p>
     <w:p>
       <w:r>
-        <w:rPr>
-          <w:b/>
-        </w:rPr>
-        <w:t xml:space="preserve">6.4.3 </w:t>
-      </w:r>
-      <w:r>
-        <w:t>Bevarandeåtgärder genomförs för de kända förekomster av rödlistade arter som påverkas av skogsbruk.</w:t>
+        <w:t>Talltita föredrar större sammanhängande barrskogar, och finns såväl i tallskog som granskog och i lövblandad barrskog. Skogens struktur är viktig och ska helst vara flerskiktad med riklig underväxt av mindre granar, björk och andra lövträd och buskar. Tillgång på murknande högstubbar är särskilt viktig, eftersom talltitan helst själv hackar ut sitt bohål (SLU Artdatabanken, 2022).</w:t>
       </w:r>
     </w:p>
     <w:p>
-      <w:pPr>
-        <w:pStyle w:val="ListBullet"/>
-      </w:pPr>
-      <w:r>
-        <w:rPr>
-          <w:b/>
-          <w:i/>
-        </w:rPr>
-        <w:t xml:space="preserve">Kommentar: </w:t>
-      </w:r>
-      <w:r>
-        <w:rPr>
-          <w:i/>
-        </w:rPr>
-        <w:t>I det avverkningsanmälda skogsområdet har 17 naturvårdsarter varav 12 rödlistade arter sina livsmiljöer och växtplatser.</w:t>
+      <w:r>
+        <w:t>Det finns flera studier som visar att talltita är känslig för gallring och inte överlever när dess livsmiljö kalavverkas (Eggers and Low, 2014; Griesser et al., 2007; Klein, 2020). Talltitans revir är förhållandevis stora, 10–20 hektar och arten missgynnas när skogen fragmenteras. Kalavverkning av större delar av reviret innebär att det överges (Artdatabanken, 2021).</w:t>
+      </w:r>
+    </w:p>
+    <w:p>
+      <w:r>
+        <w:t>Talltitan är synnerligen trogen sitt revir så länge paret lever och biotopen förblir intakt. Paret stannar i sitt revir året om. En förlust av ett revir har därför en stor inverkan på den lokala populationen och trakthyggesbruket anses vara orsak till den svenska populationens kraftiga minskning. Talltiteparets revirtrohet innebär att närhelst under året man observerar en adult talltita så ingår denna plats i reviret (Siffczyk et al., 2003; Ekman, 1979).</w:t>
       </w:r>
     </w:p>
     <w:p>
@@ -765,18 +1033,127 @@
         <w:pStyle w:val="Heading2"/>
       </w:pPr>
       <w:r>
-        <w:t>Ur Chain of Custody Certification (FSC-STD-40-004 ver 3.0)</w:t>
+        <w:t>Referenser – talltita</w:t>
       </w:r>
     </w:p>
     <w:p>
       <w:r>
+        <w:t xml:space="preserve">Eggers, S., Low, M., 2014. </w:t>
+      </w:r>
+      <w:r>
         <w:rPr>
-          <w:b/>
+          <w:i/>
         </w:rPr>
-        <w:t xml:space="preserve">1.3 </w:t>
-      </w:r>
-      <w:r>
-        <w:t xml:space="preserve">The organization shall commit to the FSC values as defined in FSC-POL-01-004 Policy for the Association of Organizations with FSC. </w:t>
+        <w:t xml:space="preserve">Differential demographic responses of sympatric Parids to vegetation management in boreal forest. </w:t>
+      </w:r>
+      <w:r>
+        <w:t>For. Ecol. Manage. 319, 169–175.</w:t>
+      </w:r>
+    </w:p>
+    <w:p>
+      <w:r>
+        <w:t xml:space="preserve">Ekman, J., 1979. </w:t>
+      </w:r>
+      <w:r>
+        <w:rPr>
+          <w:i/>
+        </w:rPr>
+        <w:t xml:space="preserve">Coherence, composition and territories of winter social groups of the Willow Tit Parus montanus and the Crested Tit P. cristatus. </w:t>
+      </w:r>
+      <w:r>
+        <w:t>Ornis Scandinavica, 10, pp 56–68</w:t>
+      </w:r>
+    </w:p>
+    <w:p>
+      <w:r>
+        <w:t xml:space="preserve">Griesser, M., Nystrand, M., Eggers, S., Ekman, J., 2007. </w:t>
+      </w:r>
+      <w:r>
+        <w:rPr>
+          <w:i/>
+        </w:rPr>
+        <w:t xml:space="preserve">Impact of forestry practices on fitness correlates and population productivity in an open-nesting bird species. </w:t>
+      </w:r>
+      <w:r>
+        <w:t>Conserv. Biol. 21, 767–774. https://doi.org/10.1111/j.1523- 1739.2007.00675.x</w:t>
+      </w:r>
+    </w:p>
+    <w:p>
+      <w:r>
+        <w:t xml:space="preserve">Klein, J., 2020. </w:t>
+      </w:r>
+      <w:r>
+        <w:rPr>
+          <w:i/>
+        </w:rPr>
+        <w:t xml:space="preserve">The forgotten forest – On thinning, retention, and biodiversity in the boreal forest. </w:t>
+      </w:r>
+      <w:r>
+        <w:t>Doctoral Thesis No. 2020:50</w:t>
+      </w:r>
+    </w:p>
+    <w:p>
+      <w:r>
+        <w:t xml:space="preserve">Siffczyk, C., Brotons, L., Kangas, K., Orell, M., 2003. </w:t>
+      </w:r>
+      <w:r>
+        <w:rPr>
+          <w:i/>
+        </w:rPr>
+        <w:t xml:space="preserve">Home range size of willow tits. </w:t>
+      </w:r>
+      <w:r>
+        <w:t>Oecologica, 136, 635–642 (2003)</w:t>
+      </w:r>
+    </w:p>
+    <w:p>
+      <w:r>
+        <w:t xml:space="preserve">SLU Artdatabanken, 2021. </w:t>
+      </w:r>
+      <w:r>
+        <w:rPr>
+          <w:i/>
+        </w:rPr>
+        <w:t xml:space="preserve">Artfaktablad. Naturvård – artfakta. </w:t>
+      </w:r>
+      <w:r>
+        <w:t>SLU Artdatabanken, Uppsala</w:t>
+      </w:r>
+    </w:p>
+    <w:p>
+      <w:pPr>
+        <w:pStyle w:val="Heading1"/>
+      </w:pPr>
+      <w:r>
+        <w:t>Spillkråka – ekologi samt krav på livsmiljön</w:t>
+      </w:r>
+    </w:p>
+    <w:p>
+      <w:r>
+        <w:t xml:space="preserve">Spillkråka (§4) ingår i bilaga 1 EU:s fågeldirektiv och är typisk art för </w:t>
+      </w:r>
+      <w:r>
+        <w:rPr>
+          <w:i/>
+        </w:rPr>
+        <w:t xml:space="preserve">9010 Taiga </w:t>
+      </w:r>
+      <w:r>
+        <w:t>och</w:t>
+      </w:r>
+      <w:r>
+        <w:rPr>
+          <w:i/>
+        </w:rPr>
+        <w:t xml:space="preserve"> 9740 Skogsbevuxen myr</w:t>
+      </w:r>
+      <w:r>
+        <w:t>. Den lever i både barr- och blandskog liksom i ren lövskog. De tätaste populationerna tenderar att finnas i äldre, variationsrik blandskog med gott om död ved och gamla träd. Varje par utnyttjar 400–1000 hektar skog beroende på skogens kvalitet. Skogsbruk med korta omloppstider och täta, homogena ungskogar utgör det största hotet (SLU Artdatabanken, 2026).</w:t>
+      </w:r>
+    </w:p>
+    <w:p>
+      <w:r>
+        <w:t>Spillkråka är en nyckelart i skogliga miljöer vars övergivna bohål utnyttjas av flera andra hålhäckande fågelarter och fladdermöss, däribland pärluggla (EN, §4), knipa (§4), salskrake (§4) och skogsduva (§4). Hökuggla (VU, §4) och slaguggla (§4) häckar ofta i högstubbar som brutits av i höjd med ett gammalt spillkråkebo (Skogsstyrelsen, 2016).</w:t>
       </w:r>
     </w:p>
     <w:p>
@@ -784,249 +1161,21 @@
         <w:pStyle w:val="Heading2"/>
       </w:pPr>
       <w:r>
-        <w:t>Ur FSC:s policy för associerade organisationer (FSC-POL-01-004)</w:t>
+        <w:t>Referenser – spillkråka</w:t>
       </w:r>
     </w:p>
     <w:p>
       <w:r>
-        <w:t xml:space="preserve">Som “Chain of Custody”-certifierad organisation är skogsbolaget bunden av de fastställda reglerna i Del 1 Punkt 1 c) i Policy för organisationer associerade med FSC (FSC-POL-01-004 V2-0 EN + SVE version 2012-03-02): </w:t>
-      </w:r>
-    </w:p>
-    <w:p>
-      <w:pPr>
-        <w:pStyle w:val="ListNumber"/>
-      </w:pPr>
-      <w:r>
-        <w:t>De organisationer FSC kan acceptera association med får inte direkt eller indirekt ha några kopplingar till nedanstående, oacceptabla aktiviteter:</w:t>
-      </w:r>
-    </w:p>
-    <w:p>
-      <w:pPr>
-        <w:ind w:left="357"/>
-      </w:pPr>
-      <w:r>
-        <w:t>a) Olaglig skogsavverkning och handel med olagligt avverkat virke eller skogsprodukter</w:t>
-      </w:r>
-    </w:p>
-    <w:p>
-      <w:pPr>
-        <w:ind w:left="357"/>
-      </w:pPr>
-      <w:r>
-        <w:t>...</w:t>
-      </w:r>
-    </w:p>
-    <w:p>
-      <w:pPr>
-        <w:ind w:left="357"/>
-      </w:pPr>
-      <w:r>
-        <w:t>c) Skogsbruk som förstör höga naturvärden</w:t>
-      </w:r>
-    </w:p>
-    <w:p>
-      <w:pPr>
-        <w:ind w:left="357"/>
-      </w:pPr>
-      <w:r>
-        <w:t>d) Betydande omvandling av skog till plantager eller annan, icke skoglig, markanvändning</w:t>
-      </w:r>
-    </w:p>
-    <w:p>
-      <w:pPr>
-        <w:pStyle w:val="ListBullet"/>
-      </w:pPr>
-      <w:r>
-        <w:rPr>
-          <w:b/>
-          <w:i/>
-        </w:rPr>
-        <w:t xml:space="preserve">Kommentar: </w:t>
+        <w:t xml:space="preserve">Skogsstyrelsen, 2016. </w:t>
       </w:r>
       <w:r>
         <w:rPr>
           <w:i/>
         </w:rPr>
-        <w:t>Avverkning av skog med höga naturvärden samt skada på fridlysta arter strider både mot FSC Controlled Wood-standarden och FSC:s policy for associerade organisationer.</w:t>
-      </w:r>
-    </w:p>
-    <w:p>
-      <w:pPr>
-        <w:pStyle w:val="Heading2"/>
-      </w:pPr>
-      <w:r>
-        <w:t>Ur FSC Controlled Wood (FSC-STD-40-005)</w:t>
-      </w:r>
-    </w:p>
-    <w:p>
-      <w:r>
-        <w:t>Virke som inte accepteras i FSC-märkta produkter (oacceptabelt ursprung) enligt FSC Controlled Wood (FSC-STD-40-005):</w:t>
-      </w:r>
-    </w:p>
-    <w:p>
-      <w:pPr>
-        <w:pStyle w:val="ListNumber"/>
-      </w:pPr>
-      <w:r>
-        <w:t>Illegalt avverkat virke.</w:t>
-      </w:r>
-    </w:p>
-    <w:p>
-      <w:pPr>
-        <w:pStyle w:val="ListNumber"/>
-      </w:pPr>
-      <w:r>
-        <w:t>...</w:t>
-      </w:r>
-    </w:p>
-    <w:p>
-      <w:pPr>
-        <w:pStyle w:val="ListNumber"/>
-      </w:pPr>
-      <w:r>
-        <w:t>Virke från avverkningar som hotar höga naturvärden.</w:t>
-      </w:r>
-    </w:p>
-    <w:p>
-      <w:pPr>
-        <w:pStyle w:val="ListNumber"/>
-      </w:pPr>
-      <w:r>
-        <w:t>Virke från skog som konverteras till plantager eller icke-skogligt bruk.</w:t>
-      </w:r>
-    </w:p>
-    <w:p>
-      <w:pPr>
-        <w:pStyle w:val="ListBullet"/>
-      </w:pPr>
-      <w:r>
-        <w:rPr>
-          <w:b/>
-          <w:i/>
-        </w:rPr>
-        <w:t xml:space="preserve">Kommentar: </w:t>
-      </w:r>
-      <w:r>
-        <w:rPr>
-          <w:i/>
-        </w:rPr>
-        <w:t>Avverkning av skog med höga naturvärden samt skada på fridlysta arter strider både mot FSC Controlled Wood-standarden och FSC:s policy for associerade organisationer.</w:t>
-      </w:r>
-    </w:p>
-    <w:p>
-      <w:pPr>
-        <w:pStyle w:val="Heading1"/>
-      </w:pPr>
-      <w:r>
-        <w:t>Ur PEFC-standarden gällande lagefterlevnad</w:t>
-      </w:r>
-    </w:p>
-    <w:p>
-      <w:r>
-        <w:t>PEFC-standarden förutsätter att tillämplig svensk lagstiftning följs. Det är utsedd tillsynsmyndighet som ansvarar för tillsyn av lagens efterlevnad. PEFC-standarden återger innehållet i vissa certifieringskritiska lag- och föreskriftskrav vilka ska ingå i granskning av PEFC-systemets efterlevnad.</w:t>
-      </w:r>
-    </w:p>
-    <w:p>
-      <w:pPr>
-        <w:pStyle w:val="ListBullet"/>
-      </w:pPr>
-      <w:r>
-        <w:rPr>
-          <w:b/>
-          <w:i/>
-        </w:rPr>
-        <w:t xml:space="preserve">Kommentar: </w:t>
-      </w:r>
-      <w:r>
-        <w:rPr>
-          <w:i/>
-        </w:rPr>
-        <w:t>I den avverkningsanmälda skogen har fridlysta arter sina livsmiljöer och växtplatser. Att skada de fridlysta arternas livsmiljöer, växtplatser eller ekologiska funktion är inte tillåtet enligt artskyddsförordningen</w:t>
-      </w:r>
-    </w:p>
-    <w:p>
-      <w:r>
-        <w:br w:type="page"/>
-      </w:r>
-    </w:p>
-    <w:p>
-      <w:pPr>
-        <w:pStyle w:val="Title"/>
-      </w:pPr>
-      <w:r>
-        <w:t>BILAGA 1 – Fridlysta arter</w:t>
-      </w:r>
-    </w:p>
-    <w:p>
-      <w:pPr>
-        <w:pStyle w:val="Heading1"/>
-      </w:pPr>
-      <w:r>
-        <w:t>Lavskrika – ekologi samt krav på livsmiljön</w:t>
-      </w:r>
-    </w:p>
-    <w:p>
-      <w:r>
-        <w:t>Lavskrika är rödlistad som nära hotad (NT), fridlyst enligt 4 § artskyddsförordningen (2007:845) och ingår i förteckningen över prioriterade arter i Skogsstyrelsens föreskrifter och allmänna råd (SKSFS 2011:7) bilaga 4. Lavskrikan är en mycket stationär fågel, som häckar i äldre, slutna och hänglavsrika barrskogar. Nyckelfaktorer är flerskiktad skog med rik undervegetation samt riklig förekomst av hänglavar (SLU Artdatabanken, 2026).</w:t>
-      </w:r>
-    </w:p>
-    <w:p>
-      <w:r>
-        <w:t xml:space="preserve">I Skogsstyrelsens vägledning för hänsyn till fåglar står bland annat att: </w:t>
-      </w:r>
-      <w:r>
-        <w:rPr>
-          <w:i/>
-        </w:rPr>
-        <w:t>“Reviren är livslånga med hemområden som varierar mellan 50 och 150 ha. Hemområdena har inga fasta gränser utan det handlar mera om de yttre gränserna för familjegruppernas rörelser. Lavskrikan undviker att förflytta sig över stora öppna områden och hemområdesstorleken är därför större i områden fragmenterade av hyggen och yngre skog än i områden med i sammanhängande äldre skog. Det finns studier som antyder att det inom ett revir bör finnas maximalt 15 % öppna ytor och ungskog. Inom ett revir av hög kvalitet finns det som regel ett eller flera kärnområden (1–20 ha) med relativt tät flerskiktad granskog.”</w:t>
-      </w:r>
-      <w:r>
-        <w:t xml:space="preserve"> Vidare att: </w:t>
-      </w:r>
-      <w:r>
-        <w:rPr>
-          <w:i/>
-        </w:rPr>
-        <w:t>“Arten missgynnas när flerskiktad skog omförs till enskiktade bestånd. Även skogsskötsel med återkommande röjning och hård gallring är starkt negativt. Lavskrikan har relativt stora hemområden och försvinner när den äldre skogen fragmenteras, särskilt allvarligt är när kärnområdena avverkas.”</w:t>
-      </w:r>
-      <w:r>
-        <w:t xml:space="preserve"> (Skogsstyrelsen 2016).</w:t>
-      </w:r>
-    </w:p>
-    <w:p>
-      <w:r>
-        <w:t xml:space="preserve">Populationen har minskat med 20 (10–30) % under de senaste 15 åren och minskningstakten bedöms vara nära gränsvärdet för sårbar (VU). Arten försvinner successivt framför allt vid dess utbredningsgränser och populationen har minskat kontinuerligt under 2000-talet. Lavskrika är typisk art för </w:t>
-      </w:r>
-      <w:r>
-        <w:rPr>
-          <w:i/>
-        </w:rPr>
-        <w:t>9010 Taiga</w:t>
-      </w:r>
-      <w:r>
-        <w:t xml:space="preserve"> (SLU Artdatabanken, 2026).</w:t>
-      </w:r>
-    </w:p>
-    <w:p>
-      <w:pPr>
-        <w:pStyle w:val="Heading2"/>
-      </w:pPr>
-      <w:r>
-        <w:t>Referenser – lavskrika</w:t>
-      </w:r>
-    </w:p>
-    <w:p>
-      <w:r>
-        <w:t xml:space="preserve">Skogsstyrelsen, 2016. </w:t>
-      </w:r>
-      <w:r>
-        <w:rPr>
-          <w:i/>
-        </w:rPr>
-        <w:t xml:space="preserve">Vägledning för hänsyn till fåglar – lavskrika. </w:t>
-      </w:r>
-      <w:r>
-        <w:t>https://www.skogsstyrelsen.se/globalassets/lag-och-tillsyn/artskydd/vagledningar-for-hansyn-till-faglar/lavskrika-vagledning-hansyn.pdf</w:t>
+        <w:t xml:space="preserve">Vägledning för hänsyn till spillkråka. </w:t>
+      </w:r>
+      <w:r>
+        <w:t>Vägledningar och kunskapsstöd artskydd – Skogsstyrelsen.</w:t>
       </w:r>
     </w:p>
     <w:p>
@@ -1040,199 +1189,7 @@
         <w:t xml:space="preserve">Artfaktablad. Naturvård – artfakta. </w:t>
       </w:r>
       <w:r>
-        <w:t>SLU Artdatabanken, Uppsala</w:t>
-      </w:r>
-    </w:p>
-    <w:p>
-      <w:pPr>
-        <w:pStyle w:val="Heading1"/>
-      </w:pPr>
-      <w:r>
-        <w:t>Spillkråka – ekologi samt krav på livsmiljön</w:t>
-      </w:r>
-    </w:p>
-    <w:p>
-      <w:r>
-        <w:t xml:space="preserve">Spillkråka (§4) ingår i bilaga 1 EU:s fågeldirektiv och är typisk art för </w:t>
-      </w:r>
-      <w:r>
-        <w:rPr>
-          <w:i/>
-        </w:rPr>
-        <w:t xml:space="preserve">9010 Taiga </w:t>
-      </w:r>
-      <w:r>
-        <w:t>och</w:t>
-      </w:r>
-      <w:r>
-        <w:rPr>
-          <w:i/>
-        </w:rPr>
-        <w:t xml:space="preserve"> 9740 Skogsbevuxen myr</w:t>
-      </w:r>
-      <w:r>
-        <w:t>. Den lever i både barr- och blandskog liksom i ren lövskog. De tätaste populationerna tenderar att finnas i äldre, variationsrik blandskog med gott om död ved och gamla träd. Varje par utnyttjar 400–1000 hektar skog beroende på skogens kvalitet. Skogsbruk med korta omloppstider och täta, homogena ungskogar utgör det största hotet (SLU Artdatabanken, 2026).</w:t>
-      </w:r>
-    </w:p>
-    <w:p>
-      <w:r>
-        <w:t>Spillkråka är en nyckelart i skogliga miljöer vars övergivna bohål utnyttjas av flera andra hålhäckande fågelarter och fladdermöss, däribland pärluggla (EN, §4), knipa (§4), salskrake (§4) och skogsduva (§4). Hökuggla (VU, §4) och slaguggla (§4) häckar ofta i högstubbar som brutits av i höjd med ett gammalt spillkråkebo (Skogsstyrelsen, 2016).</w:t>
-      </w:r>
-    </w:p>
-    <w:p>
-      <w:pPr>
-        <w:pStyle w:val="Heading2"/>
-      </w:pPr>
-      <w:r>
-        <w:t>Referenser – spillkråka</w:t>
-      </w:r>
-    </w:p>
-    <w:p>
-      <w:r>
-        <w:t xml:space="preserve">Skogsstyrelsen, 2016. </w:t>
-      </w:r>
-      <w:r>
-        <w:rPr>
-          <w:i/>
-        </w:rPr>
-        <w:t xml:space="preserve">Vägledning för hänsyn till spillkråka. </w:t>
-      </w:r>
-      <w:r>
-        <w:t>Vägledningar och kunskapsstöd artskydd – Skogsstyrelsen.</w:t>
-      </w:r>
-    </w:p>
-    <w:p>
-      <w:r>
-        <w:t xml:space="preserve">SLU Artdatabanken, 2026. </w:t>
-      </w:r>
-      <w:r>
-        <w:rPr>
-          <w:i/>
-        </w:rPr>
-        <w:t xml:space="preserve">Artfaktablad. Naturvård – artfakta. </w:t>
-      </w:r>
-      <w:r>
         <w:t>SLU Artdatabanken, Uppsala.</w:t>
-      </w:r>
-    </w:p>
-    <w:p>
-      <w:pPr>
-        <w:pStyle w:val="Heading1"/>
-      </w:pPr>
-      <w:r>
-        <w:t>Talltita – ekologi samt krav på livsmiljön</w:t>
-      </w:r>
-    </w:p>
-    <w:p>
-      <w:r>
-        <w:t>Talltita är rödlistad som NT, fridlyst och prioriterad art i Skogsvårdslagen. Den omfattas av EU:s fågeldirektiv. Arten har minskat kraftigt de senaste 30 åren och minskningstakten innevarande 10-årsperiod beräknas till 20 (10–30) % (SLU Artdatabanken, 2022).</w:t>
-      </w:r>
-    </w:p>
-    <w:p>
-      <w:r>
-        <w:t>Talltita föredrar större sammanhängande barrskogar, och finns såväl i tallskog som granskog och i lövblandad barrskog. Skogens struktur är viktig och ska helst vara flerskiktad med riklig underväxt av mindre granar, björk och andra lövträd och buskar. Tillgång på murknande högstubbar är särskilt viktig, eftersom talltitan helst själv hackar ut sitt bohål (SLU Artdatabanken, 2022).</w:t>
-      </w:r>
-    </w:p>
-    <w:p>
-      <w:r>
-        <w:t>Det finns flera studier som visar att talltita är känslig för gallring och inte överlever när dess livsmiljö kalavverkas (Eggers and Low, 2014; Griesser et al., 2007; Klein, 2020). Talltitans revir är förhållandevis stora, 10–20 hektar och arten missgynnas när skogen fragmenteras. Kalavverkning av större delar av reviret innebär att det överges (Artdatabanken, 2021).</w:t>
-      </w:r>
-    </w:p>
-    <w:p>
-      <w:r>
-        <w:t>Talltitan är synnerligen trogen sitt revir så länge paret lever och biotopen förblir intakt. Paret stannar i sitt revir året om. En förlust av ett revir har därför en stor inverkan på den lokala populationen och trakthyggesbruket anses vara orsak till den svenska populationens kraftiga minskning. Talltiteparets revirtrohet innebär att närhelst under året man observerar en adult talltita så ingår denna plats i reviret (Siffczyk et al., 2003; Ekman, 1979).</w:t>
-      </w:r>
-    </w:p>
-    <w:p>
-      <w:pPr>
-        <w:pStyle w:val="Heading2"/>
-      </w:pPr>
-      <w:r>
-        <w:t>Referenser – talltita</w:t>
-      </w:r>
-    </w:p>
-    <w:p>
-      <w:r>
-        <w:t xml:space="preserve">Eggers, S., Low, M., 2014. </w:t>
-      </w:r>
-      <w:r>
-        <w:rPr>
-          <w:i/>
-        </w:rPr>
-        <w:t xml:space="preserve">Differential demographic responses of sympatric Parids to vegetation management in boreal forest. </w:t>
-      </w:r>
-      <w:r>
-        <w:t>For. Ecol. Manage. 319, 169–175.</w:t>
-      </w:r>
-    </w:p>
-    <w:p>
-      <w:r>
-        <w:t xml:space="preserve">Ekman, J., 1979. </w:t>
-      </w:r>
-      <w:r>
-        <w:rPr>
-          <w:i/>
-        </w:rPr>
-        <w:t xml:space="preserve">Coherence, composition and territories of winter social groups of the Willow Tit Parus montanus and the Crested Tit P. cristatus. </w:t>
-      </w:r>
-      <w:r>
-        <w:t>Ornis Scandinavica, 10, pp 56–68</w:t>
-      </w:r>
-    </w:p>
-    <w:p>
-      <w:r>
-        <w:t xml:space="preserve">Griesser, M., Nystrand, M., Eggers, S., Ekman, J., 2007. </w:t>
-      </w:r>
-      <w:r>
-        <w:rPr>
-          <w:i/>
-        </w:rPr>
-        <w:t xml:space="preserve">Impact of forestry practices on fitness correlates and population productivity in an open-nesting bird species. </w:t>
-      </w:r>
-      <w:r>
-        <w:t>Conserv. Biol. 21, 767–774. https://doi.org/10.1111/j.1523- 1739.2007.00675.x</w:t>
-      </w:r>
-    </w:p>
-    <w:p>
-      <w:r>
-        <w:t xml:space="preserve">Klein, J., 2020. </w:t>
-      </w:r>
-      <w:r>
-        <w:rPr>
-          <w:i/>
-        </w:rPr>
-        <w:t xml:space="preserve">The forgotten forest – On thinning, retention, and biodiversity in the boreal forest. </w:t>
-      </w:r>
-      <w:r>
-        <w:t>Doctoral Thesis No. 2020:50</w:t>
-      </w:r>
-    </w:p>
-    <w:p>
-      <w:r>
-        <w:t xml:space="preserve">Siffczyk, C., Brotons, L., Kangas, K., Orell, M., 2003. </w:t>
-      </w:r>
-      <w:r>
-        <w:rPr>
-          <w:i/>
-        </w:rPr>
-        <w:t xml:space="preserve">Home range size of willow tits. </w:t>
-      </w:r>
-      <w:r>
-        <w:t>Oecologica, 136, 635–642 (2003)</w:t>
-      </w:r>
-    </w:p>
-    <w:p>
-      <w:r>
-        <w:t xml:space="preserve">SLU Artdatabanken, 2021. </w:t>
-      </w:r>
-      <w:r>
-        <w:rPr>
-          <w:i/>
-        </w:rPr>
-        <w:t xml:space="preserve">Artfaktablad. Naturvård – artfakta. </w:t>
-      </w:r>
-      <w:r>
-        <w:t>SLU Artdatabanken, Uppsala</w:t>
       </w:r>
     </w:p>
     <w:p>
@@ -1440,7 +1397,7 @@
     <w:r>
       <w:tab/>
       <w:tab/>
-      <w:t>2026-06-20</w:t>
+      <w:t>2026-06-21</w:t>
       <w:br/>
       <w:br/>
     </w:r>

--- a/klagomål/A 367-2024 FSC-klagomål.docx
+++ b/klagomål/A 367-2024 FSC-klagomål.docx
@@ -1397,7 +1397,7 @@
     <w:r>
       <w:tab/>
       <w:tab/>
-      <w:t>2026-06-21</w:t>
+      <w:t>2026-06-22</w:t>
       <w:br/>
       <w:br/>
     </w:r>

--- a/klagomål/A 367-2024 FSC-klagomål.docx
+++ b/klagomål/A 367-2024 FSC-klagomål.docx
@@ -1397,7 +1397,7 @@
     <w:r>
       <w:tab/>
       <w:tab/>
-      <w:t>2026-06-22</w:t>
+      <w:t>2026-06-23</w:t>
       <w:br/>
       <w:br/>
     </w:r>

--- a/klagomål/A 367-2024 FSC-klagomål.docx
+++ b/klagomål/A 367-2024 FSC-klagomål.docx
@@ -1397,7 +1397,7 @@
     <w:r>
       <w:tab/>
       <w:tab/>
-      <w:t>2026-06-23</w:t>
+      <w:t>2026-06-24</w:t>
       <w:br/>
       <w:br/>
     </w:r>

--- a/klagomål/A 367-2024 FSC-klagomål.docx
+++ b/klagomål/A 367-2024 FSC-klagomål.docx
@@ -1397,7 +1397,7 @@
     <w:r>
       <w:tab/>
       <w:tab/>
-      <w:t>2026-06-24</w:t>
+      <w:t>2026-06-25</w:t>
       <w:br/>
       <w:br/>
     </w:r>

--- a/klagomål/A 367-2024 FSC-klagomål.docx
+++ b/klagomål/A 367-2024 FSC-klagomål.docx
@@ -1397,7 +1397,7 @@
     <w:r>
       <w:tab/>
       <w:tab/>
-      <w:t>2026-06-25</w:t>
+      <w:t>2026-06-26</w:t>
       <w:br/>
       <w:br/>
     </w:r>

--- a/klagomål/A 367-2024 FSC-klagomål.docx
+++ b/klagomål/A 367-2024 FSC-klagomål.docx
@@ -1397,7 +1397,7 @@
     <w:r>
       <w:tab/>
       <w:tab/>
-      <w:t>2026-06-26</w:t>
+      <w:t>2026-06-27</w:t>
       <w:br/>
       <w:br/>
     </w:r>

--- a/klagomål/A 367-2024 FSC-klagomål.docx
+++ b/klagomål/A 367-2024 FSC-klagomål.docx
@@ -1397,7 +1397,7 @@
     <w:r>
       <w:tab/>
       <w:tab/>
-      <w:t>2026-06-27</w:t>
+      <w:t>2026-06-28</w:t>
       <w:br/>
       <w:br/>
     </w:r>

--- a/klagomål/A 367-2024 FSC-klagomål.docx
+++ b/klagomål/A 367-2024 FSC-klagomål.docx
@@ -1397,7 +1397,7 @@
     <w:r>
       <w:tab/>
       <w:tab/>
-      <w:t>2026-06-28</w:t>
+      <w:t>2026-06-29</w:t>
       <w:br/>
       <w:br/>
     </w:r>

--- a/klagomål/A 367-2024 FSC-klagomål.docx
+++ b/klagomål/A 367-2024 FSC-klagomål.docx
@@ -1397,7 +1397,7 @@
     <w:r>
       <w:tab/>
       <w:tab/>
-      <w:t>2026-06-29</w:t>
+      <w:t>2026-06-30</w:t>
       <w:br/>
       <w:br/>
     </w:r>

--- a/klagomål/A 367-2024 FSC-klagomål.docx
+++ b/klagomål/A 367-2024 FSC-klagomål.docx
@@ -1397,7 +1397,7 @@
     <w:r>
       <w:tab/>
       <w:tab/>
-      <w:t>2026-06-30</w:t>
+      <w:t>2026-07-01</w:t>
       <w:br/>
       <w:br/>
     </w:r>

--- a/klagomål/A 367-2024 FSC-klagomål.docx
+++ b/klagomål/A 367-2024 FSC-klagomål.docx
@@ -1397,7 +1397,7 @@
     <w:r>
       <w:tab/>
       <w:tab/>
-      <w:t>2026-07-13</w:t>
+      <w:t>2026-07-14</w:t>
       <w:br/>
       <w:br/>
     </w:r>

--- a/klagomål/A 367-2024 FSC-klagomål.docx
+++ b/klagomål/A 367-2024 FSC-klagomål.docx
@@ -1397,7 +1397,7 @@
     <w:r>
       <w:tab/>
       <w:tab/>
-      <w:t>2026-07-14</w:t>
+      <w:t>2026-07-15</w:t>
       <w:br/>
       <w:br/>
     </w:r>

--- a/klagomål/A 367-2024 FSC-klagomål.docx
+++ b/klagomål/A 367-2024 FSC-klagomål.docx
@@ -1397,7 +1397,7 @@
     <w:r>
       <w:tab/>
       <w:tab/>
-      <w:t>2026-07-15</w:t>
+      <w:t>2026-07-16</w:t>
       <w:br/>
       <w:br/>
     </w:r>

--- a/klagomål/A 367-2024 FSC-klagomål.docx
+++ b/klagomål/A 367-2024 FSC-klagomål.docx
@@ -1397,7 +1397,7 @@
     <w:r>
       <w:tab/>
       <w:tab/>
-      <w:t>2026-07-16</w:t>
+      <w:t>2026-07-17</w:t>
       <w:br/>
       <w:br/>
     </w:r>

--- a/klagomål/A 367-2024 FSC-klagomål.docx
+++ b/klagomål/A 367-2024 FSC-klagomål.docx
@@ -1397,7 +1397,7 @@
     <w:r>
       <w:tab/>
       <w:tab/>
-      <w:t>2026-07-17</w:t>
+      <w:t>2026-07-18</w:t>
       <w:br/>
       <w:br/>
     </w:r>

--- a/klagomål/A 367-2024 FSC-klagomål.docx
+++ b/klagomål/A 367-2024 FSC-klagomål.docx
@@ -1397,7 +1397,7 @@
     <w:r>
       <w:tab/>
       <w:tab/>
-      <w:t>2026-07-18</w:t>
+      <w:t>2026-07-19</w:t>
       <w:br/>
       <w:br/>
     </w:r>

--- a/klagomål/A 367-2024 FSC-klagomål.docx
+++ b/klagomål/A 367-2024 FSC-klagomål.docx
@@ -1397,7 +1397,7 @@
     <w:r>
       <w:tab/>
       <w:tab/>
-      <w:t>2026-07-19</w:t>
+      <w:t>2026-07-20</w:t>
       <w:br/>
       <w:br/>
     </w:r>

--- a/klagomål/A 367-2024 FSC-klagomål.docx
+++ b/klagomål/A 367-2024 FSC-klagomål.docx
@@ -1397,7 +1397,7 @@
     <w:r>
       <w:tab/>
       <w:tab/>
-      <w:t>2026-07-20</w:t>
+      <w:t>2026-07-21</w:t>
       <w:br/>
       <w:br/>
     </w:r>

--- a/klagomål/A 367-2024 FSC-klagomål.docx
+++ b/klagomål/A 367-2024 FSC-klagomål.docx
@@ -1397,7 +1397,7 @@
     <w:r>
       <w:tab/>
       <w:tab/>
-      <w:t>2026-07-21</w:t>
+      <w:t>2026-07-22</w:t>
       <w:br/>
       <w:br/>
     </w:r>

--- a/klagomål/A 367-2024 FSC-klagomål.docx
+++ b/klagomål/A 367-2024 FSC-klagomål.docx
@@ -1397,7 +1397,7 @@
     <w:r>
       <w:tab/>
       <w:tab/>
-      <w:t>2026-07-22</w:t>
+      <w:t>2026-07-23</w:t>
       <w:br/>
       <w:br/>
     </w:r>

--- a/klagomål/A 367-2024 FSC-klagomål.docx
+++ b/klagomål/A 367-2024 FSC-klagomål.docx
@@ -1397,7 +1397,7 @@
     <w:r>
       <w:tab/>
       <w:tab/>
-      <w:t>2026-07-23</w:t>
+      <w:t>2026-07-24</w:t>
       <w:br/>
       <w:br/>
     </w:r>

--- a/klagomål/A 367-2024 FSC-klagomål.docx
+++ b/klagomål/A 367-2024 FSC-klagomål.docx
@@ -216,7 +216,7 @@
         <w:spacing w:after="240"/>
       </w:pPr>
       <w:r>
-        <w:t>Figur 1. Fyndplatser för naturvårdsarter i och inom 25 meter från avverkningsanmälan. Markörer utan svart kant är placerade på fyndplatsen. Markörer med svart kant är placerade vid sidan av fyndplatsen har ett svart streck som visar fyndplatsens exakta position. Kartans mittpunktskoordinat är N 7150509, E 574173 i SWEREF 99 TM.</w:t>
+        <w:t>Figur 1. Fyndplatser för naturvårdsarter i och inom 25 meter från avverkningsanmälan. Markörer utan svart kant är placerade på fyndplatsen. Markörer med svart kant är placerade vid sidan av fyndplatsen och har ett svart streck som visar fyndplatsens exakta position. Kartans mittpunktskoordinat är N 7150509, E 574173 i SWEREF 99 TM.</w:t>
       </w:r>
     </w:p>
     <w:p>
@@ -1397,7 +1397,7 @@
     <w:r>
       <w:tab/>
       <w:tab/>
-      <w:t>2026-08-14</w:t>
+      <w:t>2026-08-15</w:t>
       <w:br/>
       <w:br/>
     </w:r>

--- a/klagomål/A 367-2024 FSC-klagomål.docx
+++ b/klagomål/A 367-2024 FSC-klagomål.docx
@@ -1397,7 +1397,7 @@
     <w:r>
       <w:tab/>
       <w:tab/>
-      <w:t>2026-08-15</w:t>
+      <w:t>2026-08-16</w:t>
       <w:br/>
       <w:br/>
     </w:r>

--- a/klagomål/A 367-2024 FSC-klagomål.docx
+++ b/klagomål/A 367-2024 FSC-klagomål.docx
@@ -1397,7 +1397,7 @@
     <w:r>
       <w:tab/>
       <w:tab/>
-      <w:t>2026-08-16</w:t>
+      <w:t>2026-08-17</w:t>
       <w:br/>
       <w:br/>
     </w:r>

--- a/klagomål/A 367-2024 FSC-klagomål.docx
+++ b/klagomål/A 367-2024 FSC-klagomål.docx
@@ -1397,7 +1397,7 @@
     <w:r>
       <w:tab/>
       <w:tab/>
-      <w:t>2026-08-17</w:t>
+      <w:t>2026-08-18</w:t>
       <w:br/>
       <w:br/>
     </w:r>

--- a/klagomål/A 367-2024 FSC-klagomål.docx
+++ b/klagomål/A 367-2024 FSC-klagomål.docx
@@ -1397,7 +1397,7 @@
     <w:r>
       <w:tab/>
       <w:tab/>
-      <w:t>2026-08-18</w:t>
+      <w:t>2026-08-19</w:t>
       <w:br/>
       <w:br/>
     </w:r>

--- a/klagomål/A 367-2024 FSC-klagomål.docx
+++ b/klagomål/A 367-2024 FSC-klagomål.docx
@@ -1397,7 +1397,7 @@
     <w:r>
       <w:tab/>
       <w:tab/>
-      <w:t>2026-08-19</w:t>
+      <w:t>2026-08-20</w:t>
       <w:br/>
       <w:br/>
     </w:r>

--- a/klagomål/A 367-2024 FSC-klagomål.docx
+++ b/klagomål/A 367-2024 FSC-klagomål.docx
@@ -1397,7 +1397,7 @@
     <w:r>
       <w:tab/>
       <w:tab/>
-      <w:t>2026-08-20</w:t>
+      <w:t>2026-08-21</w:t>
       <w:br/>
       <w:br/>
     </w:r>

--- a/klagomål/A 367-2024 FSC-klagomål.docx
+++ b/klagomål/A 367-2024 FSC-klagomål.docx
@@ -1397,7 +1397,7 @@
     <w:r>
       <w:tab/>
       <w:tab/>
-      <w:t>2026-08-21</w:t>
+      <w:t>2026-08-22</w:t>
       <w:br/>
       <w:br/>
     </w:r>

--- a/klagomål/A 367-2024 FSC-klagomål.docx
+++ b/klagomål/A 367-2024 FSC-klagomål.docx
@@ -1397,7 +1397,7 @@
     <w:r>
       <w:tab/>
       <w:tab/>
-      <w:t>2026-08-22</w:t>
+      <w:t>2026-08-23</w:t>
       <w:br/>
       <w:br/>
     </w:r>

--- a/klagomål/A 367-2024 FSC-klagomål.docx
+++ b/klagomål/A 367-2024 FSC-klagomål.docx
@@ -1397,7 +1397,7 @@
     <w:r>
       <w:tab/>
       <w:tab/>
-      <w:t>2026-08-23</w:t>
+      <w:t>2026-08-24</w:t>
       <w:br/>
       <w:br/>
     </w:r>

--- a/klagomål/A 367-2024 FSC-klagomål.docx
+++ b/klagomål/A 367-2024 FSC-klagomål.docx
@@ -1397,7 +1397,7 @@
     <w:r>
       <w:tab/>
       <w:tab/>
-      <w:t>2026-08-24</w:t>
+      <w:t>2026-08-25</w:t>
       <w:br/>
       <w:br/>
     </w:r>

--- a/klagomål/A 367-2024 FSC-klagomål.docx
+++ b/klagomål/A 367-2024 FSC-klagomål.docx
@@ -1397,7 +1397,7 @@
     <w:r>
       <w:tab/>
       <w:tab/>
-      <w:t>2026-08-25</w:t>
+      <w:t>2026-08-26</w:t>
       <w:br/>
       <w:br/>
     </w:r>

--- a/klagomål/A 367-2024 FSC-klagomål.docx
+++ b/klagomål/A 367-2024 FSC-klagomål.docx
@@ -1397,7 +1397,7 @@
     <w:r>
       <w:tab/>
       <w:tab/>
-      <w:t>2026-08-26</w:t>
+      <w:t>2026-08-27</w:t>
       <w:br/>
       <w:br/>
     </w:r>

--- a/klagomål/A 367-2024 FSC-klagomål.docx
+++ b/klagomål/A 367-2024 FSC-klagomål.docx
@@ -1397,7 +1397,7 @@
     <w:r>
       <w:tab/>
       <w:tab/>
-      <w:t>2026-08-27</w:t>
+      <w:t>2026-08-28</w:t>
       <w:br/>
       <w:br/>
     </w:r>

--- a/klagomål/A 367-2024 FSC-klagomål.docx
+++ b/klagomål/A 367-2024 FSC-klagomål.docx
@@ -1397,7 +1397,7 @@
     <w:r>
       <w:tab/>
       <w:tab/>
-      <w:t>2026-08-28</w:t>
+      <w:t>2026-08-29</w:t>
       <w:br/>
       <w:br/>
     </w:r>

--- a/klagomål/A 367-2024 FSC-klagomål.docx
+++ b/klagomål/A 367-2024 FSC-klagomål.docx
@@ -1397,7 +1397,7 @@
     <w:r>
       <w:tab/>
       <w:tab/>
-      <w:t>2026-08-29</w:t>
+      <w:t>2026-08-31</w:t>
       <w:br/>
       <w:br/>
     </w:r>

--- a/klagomål/A 367-2024 FSC-klagomål.docx
+++ b/klagomål/A 367-2024 FSC-klagomål.docx
@@ -1397,7 +1397,7 @@
     <w:r>
       <w:tab/>
       <w:tab/>
-      <w:t>2026-08-31</w:t>
+      <w:t>2026-09-01</w:t>
       <w:br/>
       <w:br/>
     </w:r>

--- a/klagomål/A 367-2024 FSC-klagomål.docx
+++ b/klagomål/A 367-2024 FSC-klagomål.docx
@@ -1397,7 +1397,7 @@
     <w:r>
       <w:tab/>
       <w:tab/>
-      <w:t>2026-09-01</w:t>
+      <w:t>2026-09-02</w:t>
       <w:br/>
       <w:br/>
     </w:r>

--- a/klagomål/A 367-2024 FSC-klagomål.docx
+++ b/klagomål/A 367-2024 FSC-klagomål.docx
@@ -1397,7 +1397,7 @@
     <w:r>
       <w:tab/>
       <w:tab/>
-      <w:t>2026-09-02</w:t>
+      <w:t>2026-09-03</w:t>
       <w:br/>
       <w:br/>
     </w:r>

--- a/klagomål/A 367-2024 FSC-klagomål.docx
+++ b/klagomål/A 367-2024 FSC-klagomål.docx
@@ -1397,7 +1397,7 @@
     <w:r>
       <w:tab/>
       <w:tab/>
-      <w:t>2026-09-03</w:t>
+      <w:t>2026-09-04</w:t>
       <w:br/>
       <w:br/>
     </w:r>

--- a/klagomål/A 367-2024 FSC-klagomål.docx
+++ b/klagomål/A 367-2024 FSC-klagomål.docx
@@ -1397,7 +1397,7 @@
     <w:r>
       <w:tab/>
       <w:tab/>
-      <w:t>2026-09-04</w:t>
+      <w:t>2026-09-05</w:t>
       <w:br/>
       <w:br/>
     </w:r>
